--- a/files/Booster_Impact_Simulation_Documentation.docx
+++ b/files/Booster_Impact_Simulation_Documentation.docx
@@ -36,7 +36,7 @@
           <w:color w:val="828282"/>
           <w:sz w:val="22"/>
         </w:rPr>
-        <w:t>Version 2.0 — April 02, 2026</w:t>
+        <w:t>Version 2.1 — April 04, 2026</w:t>
       </w:r>
     </w:p>
     <w:p/>
@@ -244,6 +244,80 @@
       </w:r>
     </w:p>
     <w:p>
+      <w:pPr/>
+      <w:r>
+        <w:t xml:space="preserve">   6.6  Impact Angle Constraints (IACPN — New in v2.1)</w:t>
+      </w:r>
+    </w:p>
+    <w:p>
+      <w:pPr/>
+      <w:r>
+        <w:t>where K = 2.0 is the angle gain and tgo = max(range / Vc, 1.0 s). Both corrections are summed with the PN command; the resultant is saturated to a_lat_max.</w:t>
+      </w:r>
+    </w:p>
+    <w:p>
+      <w:pPr/>
+      <w:r>
+        <w:t xml:space="preserve">    a_nH_angle = K · v · cos(γV) · sin(hit_γH − γH_LOS) / tgo</w:t>
+      </w:r>
+    </w:p>
+    <w:p>
+      <w:pPr/>
+      <w:r>
+        <w:t xml:space="preserve">    a_nV_angle = K · v · sin(hit_γV − γV_LOS) / tgo</w:t>
+      </w:r>
+    </w:p>
+    <w:p>
+      <w:pPr/>
+      <w:r>
+        <w:t>Mechanism: under pure PN the booster arrives approximately along the instantaneous LOS direction. The IACPN correction drives the difference between the desired angle and the LOS angle to zero with a tgo-weighted command:</w:t>
+      </w:r>
+    </w:p>
+    <w:p>
+      <w:pPr>
+        <w:pStyle w:val="ListBullet"/>
+      </w:pPr>
+      <w:r>
+        <w:t>hit_angle_range (km | None) — Range from the target at which the angle correction is activated. Outside this radius the law reduces to standard PN (minimising miss distance). Inside it the IACPN term is added, trading some accuracy for angle compliance. Set to None to keep the angle law active throughout the entire post-burnout flight.</w:t>
+      </w:r>
+    </w:p>
+    <w:p>
+      <w:pPr>
+        <w:pStyle w:val="ListBullet"/>
+      </w:pPr>
+      <w:r>
+        <w:t>hit_gamma_h (deg | None) — Desired impact azimuth γH at the target (0 = North, 90 = East, same convention as launch_azimuth). Set to None to leave the horizontal angle unconstrained.</w:t>
+      </w:r>
+    </w:p>
+    <w:p>
+      <w:pPr>
+        <w:pStyle w:val="ListBullet"/>
+      </w:pPr>
+      <w:r>
+        <w:t>hit_gamma_v (deg | None) — Desired impact flight-path angle γV at the target. Negative = descending (e.g. −60° = 60° below horizontal; −90° = vertical dive). Set to None to leave the vertical angle unconstrained.</w:t>
+      </w:r>
+    </w:p>
+    <w:p>
+      <w:pPr/>
+      <w:r>
+        <w:t>New input parameters:</w:t>
+      </w:r>
+    </w:p>
+    <w:p>
+      <w:pPr/>
+      <w:r>
+        <w:t>The IACPN (Impact Angle Constrained Proportional Navigation) law adds two optional terminal angle constraints on top of standard PN. When enabled, the guidance biases the lateral acceleration commands so that the booster arrives at the target along a prescribed approach direction in both the vertical (pitch) and horizontal (yaw) planes.</w:t>
+      </w:r>
+    </w:p>
+    <w:p>
+      <w:pPr>
+        <w:pStyle w:val="Heading2"/>
+      </w:pPr>
+      <w:r>
+        <w:t>6.6 Impact Angle Constraints (IACPN — New in v2.1)</w:t>
+      </w:r>
+    </w:p>
+    <w:p>
       <w:pPr>
         <w:spacing w:after="40"/>
         <w:ind w:left="0"/>
@@ -304,6 +378,12 @@
       </w:pPr>
       <w:r>
         <w:t>13. Version History</w:t>
+      </w:r>
+    </w:p>
+    <w:p>
+      <w:pPr/>
+      <w:r>
+        <w:t>v2.1 (April 2026) — Added IACPN impact angle constraints: hit_gamma_v and hit_gamma_h specify desired terminal flight-path and azimuth angles; hit_angle_range (km) is a range gate that activates the angle law only within a specified distance of the target. Pure PN is used outside the gate; IACPN correction is applied inside. Both angle axes are independently optional (None = unconstrained).</w:t>
       </w:r>
     </w:p>
     <w:p>
@@ -4662,6 +4742,14 @@
     <w:p>
       <w:pPr>
         <w:pStyle w:val="ListBullet"/>
+      </w:pPr>
+      <w:r>
+        <w:t>7. If post-burnout and angle constraints are set: compute 3-D range to target. If range ≤ hit_angle_range (or hit_angle_range is None), activate the IACPN correction and add it to the PN lateral command. Otherwise use pure PN.</w:t>
+      </w:r>
+    </w:p>
+    <w:p>
+      <w:pPr>
+        <w:pStyle w:val="ListBullet"/>
         <w:spacing w:after="40"/>
       </w:pPr>
       <w:r>
@@ -6538,7 +6626,7 @@
           <w:color w:val="969696"/>
           <w:sz w:val="18"/>
         </w:rPr>
-        <w:t>Satellite Launcher — Booster Impact Tracker  |  Technical Documentation v2.0  |  April 2026</w:t>
+        <w:t>Satellite Launcher — Booster Impact Tracker  |  Technical Documentation v2.1  |  April 2026</w:t>
       </w:r>
     </w:p>
     <w:sectPr>

--- a/files/Booster_Impact_Simulation_Documentation.docx
+++ b/files/Booster_Impact_Simulation_Documentation.docx
@@ -306,7 +306,7 @@
     <w:p>
       <w:pPr/>
       <w:r>
-        <w:t>The IACPN (Impact Angle Constrained Proportional Navigation) law adds two optional terminal angle constraints on top of standard PN. When enabled, the guidance biases the lateral acceleration commands so that the booster arrives at the target along a prescribed approach direction in both the vertical (pitch) and horizontal (yaw) planes.</w:t>
+        <w:t>The IACPN (Impact Angle Constrained Proportional Navigation) law adds two optional terminal angle constraints on top of standard PN. When enabled, guidance is active from launch (yaw-only during burn, full PN+IACPN after burnout). The IACPN correction biases the post-burnout lateral acceleration commands so that the booster arrives at the target along a prescribed approach direction in both the vertical (pitch) and horizontal (yaw) planes.</w:t>
       </w:r>
     </w:p>
     <w:p>
@@ -383,7 +383,7 @@
     <w:p>
       <w:pPr/>
       <w:r>
-        <w:t>v2.1 (April 2026) — Added IACPN impact angle constraints: hit_gamma_v and hit_gamma_h specify desired terminal flight-path and azimuth angles; hit_angle_range (km) is a range gate that activates the angle law only within a specified distance of the target. Pure PN is used outside the gate; IACPN correction is applied inside. Both angle axes are independently optional (None = unconstrained).</w:t>
+        <w:t>v2.1 (April 2026) — Added IACPN impact angle constraints: hit_gamma_v and hit_gamma_h specify desired terminal flight-path and azimuth angles; hit_angle_range (km) gates the angle correction near the target. Guidance now active from launch: yaw channel (a_nH) only during burn to correct heading without fighting the gravity turn; full PN+IACPN on both channels after burnout.</w:t>
       </w:r>
     </w:p>
     <w:p>
@@ -4744,7 +4744,7 @@
         <w:pStyle w:val="ListBullet"/>
       </w:pPr>
       <w:r>
-        <w:t>7. If post-burnout and angle constraints are set: compute 3-D range to target. If range ≤ hit_angle_range (or hit_angle_range is None), activate the IACPN correction and add it to the PN lateral command. Otherwise use pure PN.</w:t>
+        <w:t>7. Guidance is active from launch. During burn: yaw channel only (a_nH) corrects heading toward target; pitch (a_nV) is left to the gravity turn. After burnout: full PN on both channels. If angle constraints are set: compute 3-D range to target. If range ≤ hit_angle_range (or hit_angle_range is None), add IACPN correction to the PN command.</w:t>
       </w:r>
     </w:p>
     <w:p>

--- a/files/Booster_Impact_Simulation_Documentation.docx
+++ b/files/Booster_Impact_Simulation_Documentation.docx
@@ -6629,6 +6629,560 @@
         <w:t>Satellite Launcher — Booster Impact Tracker  |  Technical Documentation v2.1  |  April 2026</w:t>
       </w:r>
     </w:p>
+    <w:p>
+      <w:pPr>
+        <w:pStyle w:val="Heading1"/>
+      </w:pPr>
+      <w:r>
+        <w:t>16  Open-Loop Trajectory Optimiser</w:t>
+      </w:r>
+    </w:p>
+    <w:p>
+      <w:pPr>
+        <w:pStyle w:val="Heading2"/>
+      </w:pPr>
+      <w:r>
+        <w:t>Overview</w:t>
+      </w:r>
+    </w:p>
+    <w:p>
+      <w:r>
+        <w:t>The module sim/opt_trajectory.py provides an open-loop trajectory optimiser that finds the lateral acceleration schedule (a_nV(t), a_nH(t)) minimising a merit function over the full flight — without using any guidance law. Commands are represented as N piecewise-linear knot points in time and injected directly into the equations of motion.</w:t>
+      </w:r>
+    </w:p>
+    <w:p>
+      <w:pPr>
+        <w:pStyle w:val="Heading2"/>
+      </w:pPr>
+      <w:r>
+        <w:t>Merit Function</w:t>
+      </w:r>
+    </w:p>
+    <w:p>
+      <w:r>
+        <w:t>J = w_miss · miss_m²  +  w_angle_v · γV_err_deg²  (only when hit_gamma_v is set)  +  w_angle_h · γH_err_deg²  (only when hit_gamma_h is set)  +  w_time · t_flight_s</w:t>
+      </w:r>
+    </w:p>
+    <w:p>
+      <w:pPr>
+        <w:pStyle w:val="NoSpacing"/>
+      </w:pPr>
+      <w:r>
+        <w:t>Priority ordering via default weights:</w:t>
+        <w:br/>
+        <w:t xml:space="preserve">  w_miss    = 1.0        — primary: drives miss toward zero</w:t>
+        <w:br/>
+        <w:t xml:space="preserve">  w_angle_v = 0.01       — secondary: significant once miss &lt; 1 m</w:t>
+        <w:br/>
+        <w:t xml:space="preserve">  w_angle_h = 0.01       — secondary: significant once miss &lt; 1 m</w:t>
+        <w:br/>
+        <w:t xml:space="preserve">  w_time    = 1e-5       — tertiary: gentle nudge to shorter flights</w:t>
+      </w:r>
+    </w:p>
+    <w:p>
+      <w:pPr>
+        <w:pStyle w:val="Heading2"/>
+      </w:pPr>
+      <w:r>
+        <w:t>Constraint</w:t>
+      </w:r>
+    </w:p>
+    <w:p>
+      <w:r>
+        <w:t>sqrt(a_nV² + a_nH²) ≤ a_max_g · G0  at every knot point.</w:t>
+        <w:br/>
+        <w:t>The physical actuator limit (params.a_lat_max) is additionally enforced at every integration step inside sim_open_loop().</w:t>
+      </w:r>
+    </w:p>
+    <w:p>
+      <w:pPr>
+        <w:pStyle w:val="Heading2"/>
+      </w:pPr>
+      <w:r>
+        <w:t>Public API</w:t>
+      </w:r>
+    </w:p>
+    <w:p>
+      <w:pPr>
+        <w:pStyle w:val="Heading3"/>
+      </w:pPr>
+      <w:r>
+        <w:t>sim_open_loop(params, t_knots, anV_knots, anH_knots, dt=0.2)</w:t>
+      </w:r>
+    </w:p>
+    <w:p>
+      <w:r>
+        <w:t>Forward simulation using a scheduled command sequence instead of a guidance law. Returns a dict with keys: miss_m, flight_time_s, final_state, series.</w:t>
+      </w:r>
+    </w:p>
+    <w:p>
+      <w:pPr>
+        <w:pStyle w:val="Heading3"/>
+      </w:pPr>
+      <w:r>
+        <w:t>optimize_trajectory(params, ...)</w:t>
+      </w:r>
+    </w:p>
+    <w:tbl>
+      <w:tblPr>
+        <w:tblStyle w:val="TableGrid"/>
+        <w:tblW w:type="auto" w:w="0"/>
+        <w:tblLook w:firstColumn="1" w:firstRow="1" w:lastColumn="0" w:lastRow="0" w:noHBand="0" w:noVBand="1" w:val="04A0"/>
+      </w:tblPr>
+      <w:tblGrid>
+        <w:gridCol w:w="3041"/>
+        <w:gridCol w:w="3041"/>
+        <w:gridCol w:w="3041"/>
+      </w:tblGrid>
+      <w:tr>
+        <w:tc>
+          <w:tcPr>
+            <w:tcW w:type="dxa" w:w="3041"/>
+          </w:tcPr>
+          <w:p>
+            <w:r>
+              <w:t>Parameter</w:t>
+            </w:r>
+          </w:p>
+        </w:tc>
+        <w:tc>
+          <w:tcPr>
+            <w:tcW w:type="dxa" w:w="3041"/>
+          </w:tcPr>
+          <w:p>
+            <w:r>
+              <w:t>Default</w:t>
+            </w:r>
+          </w:p>
+        </w:tc>
+        <w:tc>
+          <w:tcPr>
+            <w:tcW w:type="dxa" w:w="3041"/>
+          </w:tcPr>
+          <w:p>
+            <w:r>
+              <w:t>Description</w:t>
+            </w:r>
+          </w:p>
+        </w:tc>
+      </w:tr>
+      <w:tr>
+        <w:tc>
+          <w:tcPr>
+            <w:tcW w:type="dxa" w:w="3041"/>
+          </w:tcPr>
+          <w:p>
+            <w:r>
+              <w:t>n_knots</w:t>
+            </w:r>
+          </w:p>
+        </w:tc>
+        <w:tc>
+          <w:tcPr>
+            <w:tcW w:type="dxa" w:w="3041"/>
+          </w:tcPr>
+          <w:p>
+            <w:r>
+              <w:t>20</w:t>
+            </w:r>
+          </w:p>
+        </w:tc>
+        <w:tc>
+          <w:tcPr>
+            <w:tcW w:type="dxa" w:w="3041"/>
+          </w:tcPr>
+          <w:p>
+            <w:r>
+              <w:t>Number of piecewise-linear control knot points</w:t>
+            </w:r>
+          </w:p>
+        </w:tc>
+      </w:tr>
+      <w:tr>
+        <w:tc>
+          <w:tcPr>
+            <w:tcW w:type="dxa" w:w="3041"/>
+          </w:tcPr>
+          <w:p>
+            <w:r>
+              <w:t>a_max_g</w:t>
+            </w:r>
+          </w:p>
+        </w:tc>
+        <w:tc>
+          <w:tcPr>
+            <w:tcW w:type="dxa" w:w="3041"/>
+          </w:tcPr>
+          <w:p>
+            <w:r>
+              <w:t>a_lat_max</w:t>
+            </w:r>
+          </w:p>
+        </w:tc>
+        <w:tc>
+          <w:tcPr>
+            <w:tcW w:type="dxa" w:w="3041"/>
+          </w:tcPr>
+          <w:p>
+            <w:r>
+              <w:t>Optimiser lateral acceleration limit (g)</w:t>
+            </w:r>
+          </w:p>
+        </w:tc>
+      </w:tr>
+      <w:tr>
+        <w:tc>
+          <w:tcPr>
+            <w:tcW w:type="dxa" w:w="3041"/>
+          </w:tcPr>
+          <w:p>
+            <w:r>
+              <w:t>w_miss</w:t>
+            </w:r>
+          </w:p>
+        </w:tc>
+        <w:tc>
+          <w:tcPr>
+            <w:tcW w:type="dxa" w:w="3041"/>
+          </w:tcPr>
+          <w:p>
+            <w:r>
+              <w:t>1.0</w:t>
+            </w:r>
+          </w:p>
+        </w:tc>
+        <w:tc>
+          <w:tcPr>
+            <w:tcW w:type="dxa" w:w="3041"/>
+          </w:tcPr>
+          <w:p>
+            <w:r>
+              <w:t>Weight on miss² (per m²)</w:t>
+            </w:r>
+          </w:p>
+        </w:tc>
+      </w:tr>
+      <w:tr>
+        <w:tc>
+          <w:tcPr>
+            <w:tcW w:type="dxa" w:w="3041"/>
+          </w:tcPr>
+          <w:p>
+            <w:r>
+              <w:t>w_angle_v</w:t>
+            </w:r>
+          </w:p>
+        </w:tc>
+        <w:tc>
+          <w:tcPr>
+            <w:tcW w:type="dxa" w:w="3041"/>
+          </w:tcPr>
+          <w:p>
+            <w:r>
+              <w:t>0.01</w:t>
+            </w:r>
+          </w:p>
+        </w:tc>
+        <w:tc>
+          <w:tcPr>
+            <w:tcW w:type="dxa" w:w="3041"/>
+          </w:tcPr>
+          <w:p>
+            <w:r>
+              <w:t>Weight on γV error² (per deg²); active when hit_gamma_v set</w:t>
+            </w:r>
+          </w:p>
+        </w:tc>
+      </w:tr>
+      <w:tr>
+        <w:tc>
+          <w:tcPr>
+            <w:tcW w:type="dxa" w:w="3041"/>
+          </w:tcPr>
+          <w:p>
+            <w:r>
+              <w:t>w_angle_h</w:t>
+            </w:r>
+          </w:p>
+        </w:tc>
+        <w:tc>
+          <w:tcPr>
+            <w:tcW w:type="dxa" w:w="3041"/>
+          </w:tcPr>
+          <w:p>
+            <w:r>
+              <w:t>0.01</w:t>
+            </w:r>
+          </w:p>
+        </w:tc>
+        <w:tc>
+          <w:tcPr>
+            <w:tcW w:type="dxa" w:w="3041"/>
+          </w:tcPr>
+          <w:p>
+            <w:r>
+              <w:t>Weight on γH error² (per deg²); active when hit_gamma_h set</w:t>
+            </w:r>
+          </w:p>
+        </w:tc>
+      </w:tr>
+      <w:tr>
+        <w:tc>
+          <w:tcPr>
+            <w:tcW w:type="dxa" w:w="3041"/>
+          </w:tcPr>
+          <w:p>
+            <w:r>
+              <w:t>w_time</w:t>
+            </w:r>
+          </w:p>
+        </w:tc>
+        <w:tc>
+          <w:tcPr>
+            <w:tcW w:type="dxa" w:w="3041"/>
+          </w:tcPr>
+          <w:p>
+            <w:r>
+              <w:t>1e-5</w:t>
+            </w:r>
+          </w:p>
+        </w:tc>
+        <w:tc>
+          <w:tcPr>
+            <w:tcW w:type="dxa" w:w="3041"/>
+          </w:tcPr>
+          <w:p>
+            <w:r>
+              <w:t>Weight on flight time (per s)</w:t>
+            </w:r>
+          </w:p>
+        </w:tc>
+      </w:tr>
+      <w:tr>
+        <w:tc>
+          <w:tcPr>
+            <w:tcW w:type="dxa" w:w="3041"/>
+          </w:tcPr>
+          <w:p>
+            <w:r>
+              <w:t>method</w:t>
+            </w:r>
+          </w:p>
+        </w:tc>
+        <w:tc>
+          <w:tcPr>
+            <w:tcW w:type="dxa" w:w="3041"/>
+          </w:tcPr>
+          <w:p>
+            <w:r>
+              <w:t>L-BFGS-B</w:t>
+            </w:r>
+          </w:p>
+        </w:tc>
+        <w:tc>
+          <w:tcPr>
+            <w:tcW w:type="dxa" w:w="3041"/>
+          </w:tcPr>
+          <w:p>
+            <w:r>
+              <w:t>Scipy local optimiser: L-BFGS-B or SLSQP</w:t>
+            </w:r>
+          </w:p>
+        </w:tc>
+      </w:tr>
+      <w:tr>
+        <w:tc>
+          <w:tcPr>
+            <w:tcW w:type="dxa" w:w="3041"/>
+          </w:tcPr>
+          <w:p>
+            <w:r>
+              <w:t>max_iter</w:t>
+            </w:r>
+          </w:p>
+        </w:tc>
+        <w:tc>
+          <w:tcPr>
+            <w:tcW w:type="dxa" w:w="3041"/>
+          </w:tcPr>
+          <w:p>
+            <w:r>
+              <w:t>500</w:t>
+            </w:r>
+          </w:p>
+        </w:tc>
+        <w:tc>
+          <w:tcPr>
+            <w:tcW w:type="dxa" w:w="3041"/>
+          </w:tcPr>
+          <w:p>
+            <w:r>
+              <w:t>Maximum local-optimiser iterations</w:t>
+            </w:r>
+          </w:p>
+        </w:tc>
+      </w:tr>
+      <w:tr>
+        <w:tc>
+          <w:tcPr>
+            <w:tcW w:type="dxa" w:w="3041"/>
+          </w:tcPr>
+          <w:p>
+            <w:r>
+              <w:t>use_de</w:t>
+            </w:r>
+          </w:p>
+        </w:tc>
+        <w:tc>
+          <w:tcPr>
+            <w:tcW w:type="dxa" w:w="3041"/>
+          </w:tcPr>
+          <w:p>
+            <w:r>
+              <w:t>False</w:t>
+            </w:r>
+          </w:p>
+        </w:tc>
+        <w:tc>
+          <w:tcPr>
+            <w:tcW w:type="dxa" w:w="3041"/>
+          </w:tcPr>
+          <w:p>
+            <w:r>
+              <w:t>Run differential_evolution first for global warm start</w:t>
+            </w:r>
+          </w:p>
+        </w:tc>
+      </w:tr>
+      <w:tr>
+        <w:tc>
+          <w:tcPr>
+            <w:tcW w:type="dxa" w:w="3041"/>
+          </w:tcPr>
+          <w:p>
+            <w:r>
+              <w:t>verbose</w:t>
+            </w:r>
+          </w:p>
+        </w:tc>
+        <w:tc>
+          <w:tcPr>
+            <w:tcW w:type="dxa" w:w="3041"/>
+          </w:tcPr>
+          <w:p>
+            <w:r>
+              <w:t>True</w:t>
+            </w:r>
+          </w:p>
+        </w:tc>
+        <w:tc>
+          <w:tcPr>
+            <w:tcW w:type="dxa" w:w="3041"/>
+          </w:tcPr>
+          <w:p>
+            <w:r>
+              <w:t>Print progress to stdout</w:t>
+            </w:r>
+          </w:p>
+        </w:tc>
+      </w:tr>
+    </w:tbl>
+    <w:p/>
+    <w:p>
+      <w:r>
+        <w:t>Returns a dict with keys: summary (scalar comparison), schedule (knot times and commands in SI and g), series (full time-series), nominal (IACPN warm-start result).</w:t>
+      </w:r>
+    </w:p>
+    <w:p>
+      <w:pPr>
+        <w:pStyle w:val="Heading3"/>
+      </w:pPr>
+      <w:r>
+        <w:t>plot_optimised(result, title)</w:t>
+      </w:r>
+    </w:p>
+    <w:p>
+      <w:r>
+        <w:t>4-panel comparison plot showing nominal IACPN vs optimised trajectory: ground track, altitude vs time, a_nV vs time, a_nH vs time. Knot points are overlaid on the command panels.</w:t>
+      </w:r>
+    </w:p>
+    <w:p>
+      <w:pPr>
+        <w:pStyle w:val="Heading2"/>
+      </w:pPr>
+      <w:r>
+        <w:t>Implementation Notes</w:t>
+      </w:r>
+    </w:p>
+    <w:p>
+      <w:pPr>
+        <w:pStyle w:val="ListBullet"/>
+      </w:pPr>
+      <w:r>
+        <w:t>Warm start: a nominal IACPN run provides the initial guess for the command profile. This typically places the optimiser close to the basin of attraction.</w:t>
+      </w:r>
+    </w:p>
+    <w:p>
+      <w:pPr>
+        <w:pStyle w:val="ListBullet"/>
+      </w:pPr>
+      <w:r>
+        <w:t>Control normalisation: optimisation variables are scaled to [-1, 1] by a_max for better numerical conditioning.</w:t>
+      </w:r>
+    </w:p>
+    <w:p>
+      <w:pPr>
+        <w:pStyle w:val="ListBullet"/>
+      </w:pPr>
+      <w:r>
+        <w:t>Knot span: t_knots runs from 0 to 1.2 × t_f_nominal to allow minor flight-time overruns without extrapolation artifacts.</w:t>
+      </w:r>
+    </w:p>
+    <w:p>
+      <w:pPr>
+        <w:pStyle w:val="ListBullet"/>
+      </w:pPr>
+      <w:r>
+        <w:t>Termination: the simulation stops at the same conditions as simulate() (h ≤ z_target after passing above, or h ≤ 0).</w:t>
+      </w:r>
+    </w:p>
+    <w:p>
+      <w:pPr>
+        <w:pStyle w:val="ListBullet"/>
+      </w:pPr>
+      <w:r>
+        <w:t>No guidance law: the optimiser does not call lateral_accel_command(). The resulting command sequence may look quite different from the IACPN profile.</w:t>
+      </w:r>
+    </w:p>
+    <w:p>
+      <w:pPr>
+        <w:pStyle w:val="Heading2"/>
+      </w:pPr>
+      <w:r>
+        <w:t>Usage Example</w:t>
+      </w:r>
+    </w:p>
+    <w:p>
+      <w:pPr>
+        <w:pStyle w:val="NoSpacing"/>
+      </w:pPr>
+      <w:r>
+        <w:t>from sim.opt_trajectory import optimize_trajectory, plot_optimised</w:t>
+        <w:br/>
+        <w:t>result = optimize_trajectory(params, n_knots=20, a_max_g=3.0)</w:t>
+        <w:br/>
+        <w:t>print(result["summary"])</w:t>
+        <w:br/>
+        <w:t>plot_optimised(result)</w:t>
+        <w:br/>
+        <w:br/>
+        <w:t># With impact angle constraint</w:t>
+        <w:br/>
+        <w:t>p2 = replace(params, hit_gamma_v=-70.0)</w:t>
+        <w:br/>
+        <w:t>result2 = optimize_trajectory(p2, w_angle_v=0.01)</w:t>
+      </w:r>
+    </w:p>
     <w:sectPr>
       <w:pgSz w:w="12240" w:h="15840"/>
       <w:pgMar w:top="1417" w:right="1417" w:bottom="1417" w:left="1701" w:header="720" w:footer="720" w:gutter="0"/>

--- a/files/Booster_Impact_Simulation_Documentation.docx
+++ b/files/Booster_Impact_Simulation_Documentation.docx
@@ -4744,7 +4744,7 @@
         <w:pStyle w:val="ListBullet"/>
       </w:pPr>
       <w:r>
-        <w:t>7. Guidance is active from launch. During burn: yaw channel only (a_nH) corrects heading toward target; pitch (a_nV) is left to the gravity turn. After burnout: full PN on both channels. If angle constraints are set: compute 3-D range to target. If range ≤ hit_angle_range (or hit_angle_range is None), add IACPN correction to the PN command.</w:t>
+        <w:t>Both pitch (a_nV) and yaw (a_nH) channels are active throughout the entire flight, including during the powered phase.</w:t>
       </w:r>
     </w:p>
     <w:p>

--- a/files/Booster_Impact_Simulation_Documentation.docx
+++ b/files/Booster_Impact_Simulation_Documentation.docx
@@ -7181,6 +7181,91 @@
         <w:t>p2 = replace(params, hit_gamma_v=-70.0)</w:t>
         <w:br/>
         <w:t>result2 = optimize_trajectory(p2, w_angle_v=0.01)</w:t>
+      </w:r>
+    </w:p>
+    <w:p>
+      <w:pPr>
+        <w:pStyle w:val="Heading2"/>
+      </w:pPr>
+      <w:r>
+        <w:t>16.1  Optimizer — v2.2 Fixes</w:t>
+      </w:r>
+    </w:p>
+    <w:p>
+      <w:pPr>
+        <w:pStyle w:val="ListBullet"/>
+      </w:pPr>
+      <w:r>
+        <w:rPr>
+          <w:b/>
+        </w:rPr>
+        <w:t xml:space="preserve">Best-ever tracking: </w:t>
+      </w:r>
+      <w:r>
+        <w:t>The optimiser now saves and returns the best solution found across ALL function evaluations, not just the final iterate. Hitting max_iter no longer discards a good intermediate result.</w:t>
+      </w:r>
+    </w:p>
+    <w:p>
+      <w:pPr>
+        <w:pStyle w:val="ListBullet"/>
+      </w:pPr>
+      <w:r>
+        <w:rPr>
+          <w:b/>
+        </w:rPr>
+        <w:t xml:space="preserve">Two-phase strategy for angle constraints: </w:t>
+      </w:r>
+      <w:r>
+        <w:t>When hit_gamma_v or hit_gamma_h is set, optimisation runs in two phases. Phase 1 minimises miss only (angle terms off) to guarantee miss &lt; 1 m. Phase 2 runs the full merit function from the Phase 1 result, improving angle accuracy while the large w_miss weight keeps miss small.</w:t>
+      </w:r>
+    </w:p>
+    <w:p>
+      <w:pPr>
+        <w:pStyle w:val="ListBullet"/>
+      </w:pPr>
+      <w:r>
+        <w:rPr>
+          <w:b/>
+        </w:rPr>
+        <w:t xml:space="preserve">No-angle warm start: </w:t>
+      </w:r>
+      <w:r>
+        <w:t>The initial guess (x0) is always taken from a no-angle-constraint IACPN run. When angle constraints are set, the angle-constrained IACPN guidance can produce a poor trajectory (guidance fighting itself). The no-angle warm start provides a cleaner starting point for Phase 1.</w:t>
+      </w:r>
+    </w:p>
+    <w:p>
+      <w:pPr>
+        <w:pStyle w:val="ListBullet"/>
+      </w:pPr>
+      <w:r>
+        <w:rPr>
+          <w:b/>
+        </w:rPr>
+        <w:t xml:space="preserve">solved flag replaces optimiser_success: </w:t>
+      </w:r>
+      <w:r>
+        <w:t>The summary dict now contains solved = (optimised_miss_m &lt; 1.0) instead of the confusing scipy optimiser_success flag. optimiser_success reflects algorithm convergence, not solution quality; solved directly answers "was the miss requirement met?".</w:t>
+      </w:r>
+    </w:p>
+    <w:p>
+      <w:pPr>
+        <w:pStyle w:val="Heading2"/>
+      </w:pPr>
+      <w:r>
+        <w:t>Physics Note — Angle Accuracy</w:t>
+      </w:r>
+    </w:p>
+    <w:p>
+      <w:r>
+        <w:t>The achievable angle accuracy depends on the trajectory energy available. For short-range flat trajectories (natural impact angle near 0°), a 3 g lateral acceleration limit can steer only a few degrees steeper. For steep impact angles (-60° to -70°), design the scenario with:</w:t>
+        <w:br/>
+        <w:t xml:space="preserve">  • larger launch angle (e.g. 70–80°) for a higher arc</w:t>
+        <w:br/>
+        <w:t xml:space="preserve">  • longer range target</w:t>
+        <w:br/>
+        <w:t xml:space="preserve">  • larger a_max_g</w:t>
+        <w:br/>
+        <w:t xml:space="preserve">  • use_de=True for global search across trajectory shapes</w:t>
       </w:r>
     </w:p>
     <w:sectPr>

--- a/files/Booster_Impact_Simulation_Documentation.docx
+++ b/files/Booster_Impact_Simulation_Documentation.docx
@@ -7268,6 +7268,175 @@
         <w:t xml:space="preserve">  • use_de=True for global search across trajectory shapes</w:t>
       </w:r>
     </w:p>
+    <w:p>
+      <w:pPr>
+        <w:pStyle w:val="Heading1"/>
+      </w:pPr>
+      <w:r>
+        <w:t>Simulation Result Plots</w:t>
+      </w:r>
+    </w:p>
+    <w:p>
+      <w:r>
+        <w:t>The following plots were generated using the demo parameters: m_pay=50 kg, m_prop=495 kg, m_str=50 kg, Isp=260 s, thrust=31 kN, burn_max=20 s, cd=0.4, diam=0.5 m, launch_angle=45°, launch_azimuth=45°, x_target=10 km, y_target=10 km, a_lat_max=3.0 g.</w:t>
+      </w:r>
+    </w:p>
+    <w:p>
+      <w:pPr>
+        <w:jc w:val="center"/>
+      </w:pPr>
+      <w:r>
+        <w:drawing>
+          <wp:inline xmlns:a="http://schemas.openxmlformats.org/drawingml/2006/main" xmlns:pic="http://schemas.openxmlformats.org/drawingml/2006/picture">
+            <wp:extent cx="5669280" cy="4011189"/>
+            <wp:docPr id="1" name="Picture 1"/>
+            <wp:cNvGraphicFramePr>
+              <a:graphicFrameLocks noChangeAspect="1"/>
+            </wp:cNvGraphicFramePr>
+            <a:graphic>
+              <a:graphicData uri="http://schemas.openxmlformats.org/drawingml/2006/picture">
+                <pic:pic>
+                  <pic:nvPicPr>
+                    <pic:cNvPr id="0" name="_doc_fig1_dashboard.png"/>
+                    <pic:cNvPicPr/>
+                  </pic:nvPicPr>
+                  <pic:blipFill>
+                    <a:blip r:embed="rId9"/>
+                    <a:stretch>
+                      <a:fillRect/>
+                    </a:stretch>
+                  </pic:blipFill>
+                  <pic:spPr>
+                    <a:xfrm>
+                      <a:off x="0" y="0"/>
+                      <a:ext cx="5669280" cy="4011189"/>
+                    </a:xfrm>
+                    <a:prstGeom prst="rect"/>
+                  </pic:spPr>
+                </pic:pic>
+              </a:graphicData>
+            </a:graphic>
+          </wp:inline>
+        </w:drawing>
+      </w:r>
+    </w:p>
+    <w:p>
+      <w:pPr>
+        <w:jc w:val="center"/>
+      </w:pPr>
+      <w:r>
+        <w:rPr>
+          <w:i/>
+          <w:sz w:val="18"/>
+        </w:rPr>
+        <w:t>Figure 1 — Simulation dashboard: nominal IACPN run (target: x=10 km, y=10 km, a_lat_max=3.0 g). Miss distance: 2050.9 m, flight time: 30.4 s.</w:t>
+      </w:r>
+    </w:p>
+    <w:p/>
+    <w:p>
+      <w:pPr>
+        <w:jc w:val="center"/>
+      </w:pPr>
+      <w:r>
+        <w:drawing>
+          <wp:inline xmlns:a="http://schemas.openxmlformats.org/drawingml/2006/main" xmlns:pic="http://schemas.openxmlformats.org/drawingml/2006/picture">
+            <wp:extent cx="5669280" cy="1884874"/>
+            <wp:docPr id="2" name="Picture 2"/>
+            <wp:cNvGraphicFramePr>
+              <a:graphicFrameLocks noChangeAspect="1"/>
+            </wp:cNvGraphicFramePr>
+            <a:graphic>
+              <a:graphicData uri="http://schemas.openxmlformats.org/drawingml/2006/picture">
+                <pic:pic>
+                  <pic:nvPicPr>
+                    <pic:cNvPr id="0" name="_doc_fig2_iacpn.png"/>
+                    <pic:cNvPicPr/>
+                  </pic:nvPicPr>
+                  <pic:blipFill>
+                    <a:blip r:embed="rId10"/>
+                    <a:stretch>
+                      <a:fillRect/>
+                    </a:stretch>
+                  </pic:blipFill>
+                  <pic:spPr>
+                    <a:xfrm>
+                      <a:off x="0" y="0"/>
+                      <a:ext cx="5669280" cy="1884874"/>
+                    </a:xfrm>
+                    <a:prstGeom prst="rect"/>
+                  </pic:spPr>
+                </pic:pic>
+              </a:graphicData>
+            </a:graphic>
+          </wp:inline>
+        </w:drawing>
+      </w:r>
+    </w:p>
+    <w:p>
+      <w:pPr>
+        <w:jc w:val="center"/>
+      </w:pPr>
+      <w:r>
+        <w:rPr>
+          <w:i/>
+          <w:sz w:val="18"/>
+        </w:rPr>
+        <w:t>Figure 2 — IACPN guidance comparison. Four cases with the same vehicle: ballistic (no guidance), pure PN, and two IACPN configurations with γV = −45° impact angle constraint. Left: ground tracks; centre: altitude; right: flight-path angle showing the angle constraint effect.</w:t>
+      </w:r>
+    </w:p>
+    <w:p/>
+    <w:p>
+      <w:pPr>
+        <w:jc w:val="center"/>
+      </w:pPr>
+      <w:r>
+        <w:drawing>
+          <wp:inline xmlns:a="http://schemas.openxmlformats.org/drawingml/2006/main" xmlns:pic="http://schemas.openxmlformats.org/drawingml/2006/picture">
+            <wp:extent cx="5669280" cy="3896784"/>
+            <wp:docPr id="3" name="Picture 3"/>
+            <wp:cNvGraphicFramePr>
+              <a:graphicFrameLocks noChangeAspect="1"/>
+            </wp:cNvGraphicFramePr>
+            <a:graphic>
+              <a:graphicData uri="http://schemas.openxmlformats.org/drawingml/2006/picture">
+                <pic:pic>
+                  <pic:nvPicPr>
+                    <pic:cNvPr id="0" name="_doc_fig3_optimizer.png"/>
+                    <pic:cNvPicPr/>
+                  </pic:nvPicPr>
+                  <pic:blipFill>
+                    <a:blip r:embed="rId11"/>
+                    <a:stretch>
+                      <a:fillRect/>
+                    </a:stretch>
+                  </pic:blipFill>
+                  <pic:spPr>
+                    <a:xfrm>
+                      <a:off x="0" y="0"/>
+                      <a:ext cx="5669280" cy="3896784"/>
+                    </a:xfrm>
+                    <a:prstGeom prst="rect"/>
+                  </pic:spPr>
+                </pic:pic>
+              </a:graphicData>
+            </a:graphic>
+          </wp:inline>
+        </w:drawing>
+      </w:r>
+    </w:p>
+    <w:p>
+      <w:pPr>
+        <w:jc w:val="center"/>
+      </w:pPr>
+      <w:r>
+        <w:rPr>
+          <w:i/>
+          <w:sz w:val="18"/>
+        </w:rPr>
+        <w:t>Figure 3 — Open-loop trajectory optimiser result. Nominal IACPN miss: 2050.9 m → optimised miss: 0.83 m (solved: True). Bottom panels show the piecewise-linear command schedule (knot points in green) vs the nominal IACPN guidance commands.</w:t>
+      </w:r>
+    </w:p>
+    <w:p/>
     <w:sectPr>
       <w:pgSz w:w="12240" w:h="15840"/>
       <w:pgMar w:top="1417" w:right="1417" w:bottom="1417" w:left="1701" w:header="720" w:footer="720" w:gutter="0"/>

--- a/files/Booster_Impact_Simulation_Documentation.docx
+++ b/files/Booster_Impact_Simulation_Documentation.docx
@@ -7437,6 +7437,266 @@
       </w:r>
     </w:p>
     <w:p/>
+    <w:p>
+      <w:pPr>
+        <w:pStyle w:val="Heading1"/>
+      </w:pPr>
+      <w:r>
+        <w:t>17  Optimizer Grid Runner</w:t>
+      </w:r>
+    </w:p>
+    <w:p>
+      <w:pPr>
+        <w:pStyle w:val="Heading2"/>
+      </w:pPr>
+      <w:r>
+        <w:t>Overview</w:t>
+      </w:r>
+    </w:p>
+    <w:p>
+      <w:r>
+        <w:t>run_grid() now accepts optimise=True to run optimize_trajectory() for every cell in the hit_points × hit_angles Cartesian product, instead of the IACPN guidance simulation. All other behaviour (cross-product, plot_grid, summary table) is unchanged.</w:t>
+      </w:r>
+    </w:p>
+    <w:p>
+      <w:pPr>
+        <w:pStyle w:val="Heading2"/>
+      </w:pPr>
+      <w:r>
+        <w:t>API change</w:t>
+      </w:r>
+    </w:p>
+    <w:p>
+      <w:pPr>
+        <w:pStyle w:val="NoSpacing"/>
+      </w:pPr>
+      <w:r>
+        <w:t>run_grid(base_params, hit_points, hit_angles=None,</w:t>
+        <w:br/>
+        <w:t xml:space="preserve">         hit_angle_range=None,</w:t>
+        <w:br/>
+        <w:t xml:space="preserve">         optimise=False,</w:t>
+        <w:br/>
+        <w:t xml:space="preserve">         opt_kwargs=None)</w:t>
+      </w:r>
+    </w:p>
+    <w:tbl>
+      <w:tblPr>
+        <w:tblStyle w:val="TableGrid"/>
+        <w:tblW w:type="auto" w:w="0"/>
+        <w:tblLook w:firstColumn="1" w:firstRow="1" w:lastColumn="0" w:lastRow="0" w:noHBand="0" w:noVBand="1" w:val="04A0"/>
+      </w:tblPr>
+      <w:tblGrid>
+        <w:gridCol w:w="3041"/>
+        <w:gridCol w:w="3041"/>
+        <w:gridCol w:w="3041"/>
+      </w:tblGrid>
+      <w:tr>
+        <w:tc>
+          <w:tcPr>
+            <w:tcW w:type="dxa" w:w="3041"/>
+          </w:tcPr>
+          <w:p>
+            <w:r>
+              <w:t>Parameter</w:t>
+            </w:r>
+          </w:p>
+        </w:tc>
+        <w:tc>
+          <w:tcPr>
+            <w:tcW w:type="dxa" w:w="3041"/>
+          </w:tcPr>
+          <w:p>
+            <w:r>
+              <w:t>Default</w:t>
+            </w:r>
+          </w:p>
+        </w:tc>
+        <w:tc>
+          <w:tcPr>
+            <w:tcW w:type="dxa" w:w="3041"/>
+          </w:tcPr>
+          <w:p>
+            <w:r>
+              <w:t>Description</w:t>
+            </w:r>
+          </w:p>
+        </w:tc>
+      </w:tr>
+      <w:tr>
+        <w:tc>
+          <w:tcPr>
+            <w:tcW w:type="dxa" w:w="3041"/>
+          </w:tcPr>
+          <w:p>
+            <w:r>
+              <w:t>optimise</w:t>
+            </w:r>
+          </w:p>
+        </w:tc>
+        <w:tc>
+          <w:tcPr>
+            <w:tcW w:type="dxa" w:w="3041"/>
+          </w:tcPr>
+          <w:p>
+            <w:r>
+              <w:t>False</w:t>
+            </w:r>
+          </w:p>
+        </w:tc>
+        <w:tc>
+          <w:tcPr>
+            <w:tcW w:type="dxa" w:w="3041"/>
+          </w:tcPr>
+          <w:p>
+            <w:r>
+              <w:t>If True, use optimize_trajectory() for every run.</w:t>
+            </w:r>
+          </w:p>
+        </w:tc>
+      </w:tr>
+      <w:tr>
+        <w:tc>
+          <w:tcPr>
+            <w:tcW w:type="dxa" w:w="3041"/>
+          </w:tcPr>
+          <w:p>
+            <w:r>
+              <w:t>opt_kwargs</w:t>
+            </w:r>
+          </w:p>
+        </w:tc>
+        <w:tc>
+          <w:tcPr>
+            <w:tcW w:type="dxa" w:w="3041"/>
+          </w:tcPr>
+          <w:p>
+            <w:r>
+              <w:t>None</w:t>
+            </w:r>
+          </w:p>
+        </w:tc>
+        <w:tc>
+          <w:tcPr>
+            <w:tcW w:type="dxa" w:w="3041"/>
+          </w:tcPr>
+          <w:p>
+            <w:r>
+              <w:t>Dict of kwargs forwarded to optimize_trajectory() for each run. Common: n_knots, a_max_g, w_miss, w_angle_v, w_angle_h, w_time, method, max_iter, use_de. verbose defaults to False (quiet grid run).</w:t>
+            </w:r>
+          </w:p>
+        </w:tc>
+      </w:tr>
+    </w:tbl>
+    <w:p>
+      <w:pPr>
+        <w:pStyle w:val="Heading2"/>
+      </w:pPr>
+      <w:r>
+        <w:t>Run dict — new keys</w:t>
+      </w:r>
+    </w:p>
+    <w:p>
+      <w:pPr>
+        <w:pStyle w:val="NoSpacing"/>
+      </w:pPr>
+      <w:r>
+        <w:t>Each run dict now contains:</w:t>
+        <w:br/>
+        <w:t xml:space="preserve">  optimised   — bool, True when optimizer was used</w:t>
+        <w:br/>
+        <w:t xml:space="preserve">  series      — normalised time-series (unified key names for both modes)</w:t>
+        <w:br/>
+        <w:t xml:space="preserve">  summary     — normalised summary with:  miss_m, flight_time_s,</w:t>
+        <w:br/>
+        <w:t xml:space="preserve">                final_gamma_v_deg, final_gamma_h_deg, impact_range_km,</w:t>
+        <w:br/>
+        <w:t xml:space="preserve">                solved (True/False/None), gamma_v_err_deg, gamma_h_err_deg</w:t>
+      </w:r>
+    </w:p>
+    <w:p>
+      <w:pPr>
+        <w:pStyle w:val="Heading2"/>
+      </w:pPr>
+      <w:r>
+        <w:t>plot_grid updates</w:t>
+      </w:r>
+    </w:p>
+    <w:p>
+      <w:pPr>
+        <w:pStyle w:val="ListBullet"/>
+      </w:pPr>
+      <w:r>
+        <w:t>Bar chart colour: green = solved (miss &lt; 1 m), red = not solved, tab colour = IACPN run (solved not applicable).</w:t>
+      </w:r>
+    </w:p>
+    <w:p>
+      <w:pPr>
+        <w:pStyle w:val="ListBullet"/>
+      </w:pPr>
+      <w:r>
+        <w:t>Angle error annotations (ΔγV, ΔγH) shown above each bar when available.</w:t>
+      </w:r>
+    </w:p>
+    <w:p>
+      <w:pPr>
+        <w:pStyle w:val="ListBullet"/>
+      </w:pPr>
+      <w:r>
+        <w:t>1 m threshold dashed line added to bar chart for optimised runs.</w:t>
+      </w:r>
+    </w:p>
+    <w:p>
+      <w:pPr>
+        <w:pStyle w:val="ListBullet"/>
+      </w:pPr>
+      <w:r>
+        <w:t>Desired γV reference lines (dotted) drawn on γV panel for each unique hit_gamma_v value in the grid.</w:t>
+      </w:r>
+    </w:p>
+    <w:p>
+      <w:pPr>
+        <w:pStyle w:val="ListBullet"/>
+      </w:pPr>
+      <w:r>
+        <w:t>Summary table extended with solved, ΔγV, ΔγH columns for optimised runs.</w:t>
+      </w:r>
+    </w:p>
+    <w:p>
+      <w:pPr>
+        <w:pStyle w:val="Heading2"/>
+      </w:pPr>
+      <w:r>
+        <w:t>Usage example</w:t>
+      </w:r>
+    </w:p>
+    <w:p>
+      <w:pPr>
+        <w:pStyle w:val="NoSpacing"/>
+      </w:pPr>
+      <w:r>
+        <w:t>from grid_run import run_grid, plot_grid</w:t>
+        <w:br/>
+        <w:br/>
+        <w:t># IACPN grid (original)</w:t>
+        <w:br/>
+        <w:t>runs_sim = run_grid(base, hit_points, hit_angles=hit_angles)</w:t>
+        <w:br/>
+        <w:br/>
+        <w:t># Optimizer grid</w:t>
+        <w:br/>
+        <w:t>runs_opt = run_grid(base, hit_points, hit_angles=hit_angles,</w:t>
+        <w:br/>
+        <w:t xml:space="preserve">                    optimise=True,</w:t>
+        <w:br/>
+        <w:t xml:space="preserve">                    opt_kwargs=dict(n_knots=20, a_max_g=3.0,</w:t>
+        <w:br/>
+        <w:t xml:space="preserve">                                    w_angle_v=0.01, max_iter=400))</w:t>
+        <w:br/>
+        <w:br/>
+        <w:t>plot_grid(runs_opt, title="Optimizer grid")</w:t>
+      </w:r>
+    </w:p>
     <w:sectPr>
       <w:pgSz w:w="12240" w:h="15840"/>
       <w:pgMar w:top="1417" w:right="1417" w:bottom="1417" w:left="1701" w:header="720" w:footer="720" w:gutter="0"/>

--- a/files/Booster_Impact_Simulation_Documentation.docx
+++ b/files/Booster_Impact_Simulation_Documentation.docx
@@ -7288,8 +7288,8 @@
       <w:r>
         <w:drawing>
           <wp:inline xmlns:a="http://schemas.openxmlformats.org/drawingml/2006/main" xmlns:pic="http://schemas.openxmlformats.org/drawingml/2006/picture">
-            <wp:extent cx="5669280" cy="4011189"/>
-            <wp:docPr id="1" name="Picture 1"/>
+            <wp:extent cx="5669280" cy="3896784"/>
+            <wp:docPr id="4" name="Picture 4"/>
             <wp:cNvGraphicFramePr>
               <a:graphicFrameLocks noChangeAspect="1"/>
             </wp:cNvGraphicFramePr>
@@ -7297,11 +7297,11 @@
               <a:graphicData uri="http://schemas.openxmlformats.org/drawingml/2006/picture">
                 <pic:pic>
                   <pic:nvPicPr>
-                    <pic:cNvPr id="0" name="_doc_fig1_dashboard.png"/>
+                    <pic:cNvPr id="0" name="fig1_optimizer.png"/>
                     <pic:cNvPicPr/>
                   </pic:nvPicPr>
                   <pic:blipFill>
-                    <a:blip r:embed="rId9"/>
+                    <a:blip r:embed="rId12"/>
                     <a:stretch>
                       <a:fillRect/>
                     </a:stretch>
@@ -7309,7 +7309,7 @@
                   <pic:spPr>
                     <a:xfrm>
                       <a:off x="0" y="0"/>
-                      <a:ext cx="5669280" cy="4011189"/>
+                      <a:ext cx="5669280" cy="3896784"/>
                     </a:xfrm>
                     <a:prstGeom prst="rect"/>
                   </pic:spPr>
@@ -7325,11 +7325,7 @@
         <w:jc w:val="center"/>
       </w:pPr>
       <w:r>
-        <w:rPr>
-          <w:i/>
-          <w:sz w:val="18"/>
-        </w:rPr>
-        <w:t>Figure 1 — Simulation dashboard: nominal IACPN run (target: x=10 km, y=10 km, a_lat_max=3.0 g). Miss distance: 2050.9 m, flight time: 30.4 s.</w:t>
+        <w:t>Figure 1 — Open-loop trajectory optimiser: (10 km N, 10 km E) target, no angle constraint. Nominal IACPN miss: 2051 m → optimised miss: 0.83 m (solved: True). Optimised flight time: 46.2 s.</w:t>
       </w:r>
     </w:p>
     <w:p/>
@@ -7695,6 +7691,107 @@
         <w:br/>
         <w:br/>
         <w:t>plot_grid(runs_opt, title="Optimizer grid")</w:t>
+      </w:r>
+    </w:p>
+    <w:p>
+      <w:pPr>
+        <w:pStyle w:val="Heading2"/>
+      </w:pPr>
+      <w:r>
+        <w:t>Optimizer Grid — Result Plots</w:t>
+      </w:r>
+    </w:p>
+    <w:p>
+      <w:r>
+        <w:t>The following plots were generated by running optimize_trajectory() for each cell in the hit_points × hit_angles Cartesian product using the demo vehicle parameters.</w:t>
+      </w:r>
+    </w:p>
+    <w:p>
+      <w:pPr>
+        <w:jc w:val="center"/>
+      </w:pPr>
+      <w:r>
+        <w:drawing>
+          <wp:inline xmlns:a="http://schemas.openxmlformats.org/drawingml/2006/main" xmlns:pic="http://schemas.openxmlformats.org/drawingml/2006/picture">
+            <wp:extent cx="5669280" cy="3752056"/>
+            <wp:docPr id="5" name="Picture 5"/>
+            <wp:cNvGraphicFramePr>
+              <a:graphicFrameLocks noChangeAspect="1"/>
+            </wp:cNvGraphicFramePr>
+            <a:graphic>
+              <a:graphicData uri="http://schemas.openxmlformats.org/drawingml/2006/picture">
+                <pic:pic>
+                  <pic:nvPicPr>
+                    <pic:cNvPr id="0" name="fig_grid_opt_noangle.png"/>
+                    <pic:cNvPicPr/>
+                  </pic:nvPicPr>
+                  <pic:blipFill>
+                    <a:blip r:embed="rId13"/>
+                    <a:stretch>
+                      <a:fillRect/>
+                    </a:stretch>
+                  </pic:blipFill>
+                  <pic:spPr>
+                    <a:xfrm>
+                      <a:off x="0" y="0"/>
+                      <a:ext cx="5669280" cy="3752056"/>
+                    </a:xfrm>
+                    <a:prstGeom prst="rect"/>
+                  </pic:spPr>
+                </pic:pic>
+              </a:graphicData>
+            </a:graphic>
+          </wp:inline>
+        </w:drawing>
+      </w:r>
+    </w:p>
+    <w:p>
+      <w:r>
+        <w:t>Figure 4 — Optimizer grid, no angle constraint. Three target points: (10, 10, 0), (0, 12, 0), (8, 3, 0) km. Green bars = solved (miss &lt; 1 m).</w:t>
+      </w:r>
+    </w:p>
+    <w:p>
+      <w:pPr>
+        <w:jc w:val="center"/>
+      </w:pPr>
+      <w:r>
+        <w:drawing>
+          <wp:inline xmlns:a="http://schemas.openxmlformats.org/drawingml/2006/main" xmlns:pic="http://schemas.openxmlformats.org/drawingml/2006/picture">
+            <wp:extent cx="5669280" cy="3752056"/>
+            <wp:docPr id="6" name="Picture 6"/>
+            <wp:cNvGraphicFramePr>
+              <a:graphicFrameLocks noChangeAspect="1"/>
+            </wp:cNvGraphicFramePr>
+            <a:graphic>
+              <a:graphicData uri="http://schemas.openxmlformats.org/drawingml/2006/picture">
+                <pic:pic>
+                  <pic:nvPicPr>
+                    <pic:cNvPr id="0" name="fig_grid_opt_angle.png"/>
+                    <pic:cNvPicPr/>
+                  </pic:nvPicPr>
+                  <pic:blipFill>
+                    <a:blip r:embed="rId14"/>
+                    <a:stretch>
+                      <a:fillRect/>
+                    </a:stretch>
+                  </pic:blipFill>
+                  <pic:spPr>
+                    <a:xfrm>
+                      <a:off x="0" y="0"/>
+                      <a:ext cx="5669280" cy="3752056"/>
+                    </a:xfrm>
+                    <a:prstGeom prst="rect"/>
+                  </pic:spPr>
+                </pic:pic>
+              </a:graphicData>
+            </a:graphic>
+          </wp:inline>
+        </w:drawing>
+      </w:r>
+    </w:p>
+    <w:p>
+      <w:r>
+        <w:t>Figure 5 — Optimizer grid with angle constraints. Two target points × two impact angles (γV = −45° and −70°). ΔγV labels show residual angle error after optimisation. Short-range flat trajectories have limited angle authority at 3 g.</w:t>
       </w:r>
     </w:p>
     <w:sectPr>

--- a/files/Booster_Impact_Simulation_Documentation.docx
+++ b/files/Booster_Impact_Simulation_Documentation.docx
@@ -7378,58 +7378,6 @@
           <w:sz w:val="18"/>
         </w:rPr>
         <w:t>Figure 2 — IACPN guidance comparison. Four cases with the same vehicle: ballistic (no guidance), pure PN, and two IACPN configurations with γV = −45° impact angle constraint. Left: ground tracks; centre: altitude; right: flight-path angle showing the angle constraint effect.</w:t>
-      </w:r>
-    </w:p>
-    <w:p/>
-    <w:p>
-      <w:pPr>
-        <w:jc w:val="center"/>
-      </w:pPr>
-      <w:r>
-        <w:drawing>
-          <wp:inline xmlns:a="http://schemas.openxmlformats.org/drawingml/2006/main" xmlns:pic="http://schemas.openxmlformats.org/drawingml/2006/picture">
-            <wp:extent cx="5669280" cy="3896784"/>
-            <wp:docPr id="3" name="Picture 3"/>
-            <wp:cNvGraphicFramePr>
-              <a:graphicFrameLocks noChangeAspect="1"/>
-            </wp:cNvGraphicFramePr>
-            <a:graphic>
-              <a:graphicData uri="http://schemas.openxmlformats.org/drawingml/2006/picture">
-                <pic:pic>
-                  <pic:nvPicPr>
-                    <pic:cNvPr id="0" name="_doc_fig3_optimizer.png"/>
-                    <pic:cNvPicPr/>
-                  </pic:nvPicPr>
-                  <pic:blipFill>
-                    <a:blip r:embed="rId11"/>
-                    <a:stretch>
-                      <a:fillRect/>
-                    </a:stretch>
-                  </pic:blipFill>
-                  <pic:spPr>
-                    <a:xfrm>
-                      <a:off x="0" y="0"/>
-                      <a:ext cx="5669280" cy="3896784"/>
-                    </a:xfrm>
-                    <a:prstGeom prst="rect"/>
-                  </pic:spPr>
-                </pic:pic>
-              </a:graphicData>
-            </a:graphic>
-          </wp:inline>
-        </w:drawing>
-      </w:r>
-    </w:p>
-    <w:p>
-      <w:pPr>
-        <w:jc w:val="center"/>
-      </w:pPr>
-      <w:r>
-        <w:rPr>
-          <w:i/>
-          <w:sz w:val="18"/>
-        </w:rPr>
-        <w:t>Figure 3 — Open-loop trajectory optimiser result. Nominal IACPN miss: 2050.9 m → optimised miss: 0.83 m (solved: True). Bottom panels show the piecewise-linear command schedule (knot points in green) vs the nominal IACPN guidance commands.</w:t>
       </w:r>
     </w:p>
     <w:p/>
@@ -7747,7 +7695,7 @@
     </w:p>
     <w:p>
       <w:r>
-        <w:t>Figure 4 — Optimizer grid, no angle constraint. Three target points: (10, 10, 0), (0, 12, 0), (8, 3, 0) km. Green bars = solved (miss &lt; 1 m).</w:t>
+        <w:t>Figure 3 — Optimizer grid, no angle constraint. Three target points: (10, 10, 0), (0, 12, 0), (8, 3, 0) km. Green bars = solved (miss &lt; 1 m).</w:t>
       </w:r>
     </w:p>
     <w:p>
@@ -7791,7 +7739,7 @@
     </w:p>
     <w:p>
       <w:r>
-        <w:t>Figure 5 — Optimizer grid with angle constraints. Two target points × two impact angles (γV = −45° and −70°). ΔγV labels show residual angle error after optimisation. Short-range flat trajectories have limited angle authority at 3 g.</w:t>
+        <w:t>Figure 4 — Optimizer grid with angle constraints. Two target points × two impact angles (γV = −45° and −70°). ΔγV labels show residual angle error after optimisation. Short-range flat trajectories have limited angle authority at 3 g.</w:t>
       </w:r>
     </w:p>
     <w:sectPr>

--- a/files/Booster_Impact_Simulation_Documentation.docx
+++ b/files/Booster_Impact_Simulation_Documentation.docx
@@ -6626,7 +6626,7 @@
           <w:color w:val="969696"/>
           <w:sz w:val="18"/>
         </w:rPr>
-        <w:t>Satellite Launcher — Booster Impact Tracker  |  Technical Documentation v2.1  |  April 2026</w:t>
+        <w:t>Satellite Launcher — Booster Impact Tracker  |  Technical Documentation v3.0  |  April 2026</w:t>
       </w:r>
     </w:p>
     <w:p>
@@ -6634,7 +6634,7 @@
         <w:pStyle w:val="Heading1"/>
       </w:pPr>
       <w:r>
-        <w:t>16  Open-Loop Trajectory Optimiser</w:t>
+        <w:t>16  Direct-Collocation Trajectory Optimiser (v3.0)</w:t>
       </w:r>
     </w:p>
     <w:p>
@@ -6647,7 +6647,7 @@
     </w:p>
     <w:p>
       <w:r>
-        <w:t>The module sim/opt_trajectory.py provides an open-loop trajectory optimiser that finds the lateral acceleration schedule (a_nV(t), a_nH(t)) minimising a merit function over the full flight — without using any guidance law. Commands are represented as N piecewise-linear knot points in time and injected directly into the equations of motion.</w:t>
+        <w:t>The module sim/opt_trajectory.py provides a direct-collocation trajectory optimiser that finds the lateral acceleration schedule (a_nV(t), a_nH(t)) maximising RangeOnLine while minimising control effort and flight time — without assuming any guidance law. Unlike a shooting method, both states and controls are decision variables; the equations of motion become equality constraints, giving the solver direct access to gradient information at every node.</w:t>
       </w:r>
     </w:p>
     <w:p>
@@ -6660,7 +6660,7 @@
     </w:p>
     <w:p>
       <w:r>
-        <w:t>J = w_miss · miss_m²  +  w_angle_v · γV_err_deg²  (only when hit_gamma_v is set)  +  w_angle_h · γH_err_deg²  (only when hit_gamma_h is set)  +  w_time · t_flight_s</w:t>
+        <w:t>J = −w_range · RangeOnLine  +  w_effort · Σ|û|²/N  +  w_time · T_f</w:t>
       </w:r>
     </w:p>
     <w:p>
@@ -6668,15 +6668,30 @@
         <w:pStyle w:val="NoSpacing"/>
       </w:pPr>
       <w:r>
-        <w:t>Priority ordering via default weights:</w:t>
+        <w:rPr>
+          <w:rFonts w:ascii="Courier New" w:hAnsi="Courier New"/>
+          <w:sz w:val="18"/>
+        </w:rPr>
+        <w:t>RangeOnLine : arc length (m) of the terminal segment where BOTH γV and γH</w:t>
         <w:br/>
-        <w:t xml:space="preserve">  w_miss    = 1.0        — primary: drives miss toward zero</w:t>
+        <w:t xml:space="preserve">              are within angle_tol_deg of the required approach angles.</w:t>
         <w:br/>
-        <w:t xml:space="preserve">  w_angle_v = 0.01       — secondary: significant once miss &lt; 1 m</w:t>
+        <w:t xml:space="preserve">              Segment is contiguous from the impact node backward.</w:t>
         <w:br/>
-        <w:t xml:space="preserve">  w_angle_h = 0.01       — secondary: significant once miss &lt; 1 m</w:t>
+        <w:t xml:space="preserve">              Smooth sigmoid cumulative-product window used in objective;</w:t>
         <w:br/>
-        <w:t xml:space="preserve">  w_time    = 1e-5       — tertiary: gentle nudge to shorter flights</w:t>
+        <w:t xml:space="preserve">              exact hard-threshold value reported in summary.</w:t>
+        <w:br/>
+        <w:br/>
+        <w:t>Default weights:</w:t>
+        <w:br/>
+        <w:t xml:space="preserve">  w_range   = 1.0    — maximise approach segment length</w:t>
+        <w:br/>
+        <w:t xml:space="preserve">  w_effort  = 1e-3   — penalise control usage (∫|u|² dt / a_max² T)</w:t>
+        <w:br/>
+        <w:t xml:space="preserve">  w_time    = 1e-4   — prefer shorter flights</w:t>
+        <w:br/>
+        <w:t xml:space="preserve">  angle_tol_deg = 5.0 — tolerance for RangeOnLine segment (deg)</w:t>
       </w:r>
     </w:p>
     <w:p>
@@ -6689,9 +6704,11 @@
     </w:p>
     <w:p>
       <w:r>
-        <w:t>sqrt(a_nV² + a_nH²) ≤ a_max_g · G0  at every knot point.</w:t>
+        <w:t>Dynamics (6N equality constraints): s[k+1] = Euler(s[k], u[k], dt_coll) for k=0…N-1.</w:t>
         <w:br/>
-        <w:t>The physical actuator limit (params.a_lat_max) is additionally enforced at every integration step inside sim_open_loop().</w:t>
+        <w:t>Terminal (3 equality constraints): x_N = x_target, y_N = y_target, h_N = z_target.</w:t>
+        <w:br/>
+        <w:t>Control bound: |u_nV|, |u_nH| ≤ a_max_g · G0  (enforced via solver bounds).</w:t>
       </w:r>
     </w:p>
     <w:p>
@@ -6720,7 +6737,7 @@
         <w:pStyle w:val="Heading3"/>
       </w:pPr>
       <w:r>
-        <w:t>optimize_trajectory(params, ...)</w:t>
+        <w:t>optimize_trajectory(params, N=80, a_max_g=None, ...)</w:t>
       </w:r>
     </w:p>
     <w:tbl>
@@ -7087,10 +7104,14 @@
         </w:tc>
       </w:tr>
     </w:tbl>
-    <w:p/>
     <w:p>
       <w:r>
-        <w:t>Returns a dict with keys: summary (scalar comparison), schedule (knot times and commands in SI and g), series (full time-series), nominal (IACPN warm-start result).</w:t>
+        <w:t>Key parameters: N (collocation nodes, default 80), a_max_g, w_range, w_effort, w_time, angle_tol_deg (default 5.0), angle_sharpness, method ('SLSQP'), max_iter (default 300), verbose, miss_threshold, dt. Legacy keyword n_knots accepted as alias for N.</w:t>
+      </w:r>
+    </w:p>
+    <w:p>
+      <w:r>
+        <w:t>Returns a dict with keys: summary (solved, optimised_miss_m, range_on_line_km, gamma_v_err_deg, gamma_h_err_deg, optimised_flight_time_s, slsqp_success, slsqp_message), schedule (collocation node times and commands in SI and g), series (full high-res time-series), nominal (IACPN warm-start result).</w:t>
       </w:r>
     </w:p>
     <w:p>
@@ -7119,7 +7140,7 @@
         <w:pStyle w:val="ListBullet"/>
       </w:pPr>
       <w:r>
-        <w:t>Warm start: a nominal IACPN run provides the initial guess for the command profile. This typically places the optimiser close to the basin of attraction.</w:t>
+        <w:t>Warm start: a nominal IACPN run provides initial controls; these are forward-propagated at dt_coll to build near-zero initial defects for SLSQP.</w:t>
       </w:r>
     </w:p>
     <w:p>
@@ -7127,7 +7148,7 @@
         <w:pStyle w:val="ListBullet"/>
       </w:pPr>
       <w:r>
-        <w:t>Control normalisation: optimisation variables are scaled to [-1, 1] by a_max for better numerical conditioning.</w:t>
+        <w:t>Collocation grid: N nodes with dt_coll = T_f_init / N (adaptive to flight time). Coarser than the final sim dt=0.2 s. Final trajectory re-evaluated at dt=0.2 s.</w:t>
       </w:r>
     </w:p>
     <w:p>
@@ -7135,7 +7156,7 @@
         <w:pStyle w:val="ListBullet"/>
       </w:pPr>
       <w:r>
-        <w:t>Knot span: t_knots runs from 0 to 1.2 × t_f_nominal to allow minor flight-time overruns without extrapolation artifacts.</w:t>
+        <w:t>Decision variables: 8N+1 total (T_f, N controls u_nV, N controls u_nH, 6N state components at nodes 1..N). Equality constraints: 6N+3.</w:t>
       </w:r>
     </w:p>
     <w:p>
@@ -7143,7 +7164,7 @@
         <w:pStyle w:val="ListBullet"/>
       </w:pPr>
       <w:r>
-        <w:t>Termination: the simulation stops at the same conditions as simulate() (h ≤ z_target after passing above, or h ≤ 0).</w:t>
+        <w:t>True direct collocation: each dynamics constraint uses the decision-variable state s[k] as input, not the state propagated from node 0. This gives SLSQP direct gradient access to all intermediate states.</w:t>
       </w:r>
     </w:p>
     <w:p>
@@ -7151,7 +7172,7 @@
         <w:pStyle w:val="ListBullet"/>
       </w:pPr>
       <w:r>
-        <w:t>No guidance law: the optimiser does not call lateral_accel_command(). The resulting command sequence may look quite different from the IACPN profile.</w:t>
+        <w:t>Performance: N=80 gives 641 variables and 483 constraints. SLSQP uses finite-difference Jacobians. Recommended max_iter ≥ 300. Reduce N for faster convergence on constrained hardware.</w:t>
       </w:r>
     </w:p>
     <w:p>
@@ -7167,20 +7188,43 @@
         <w:pStyle w:val="NoSpacing"/>
       </w:pPr>
       <w:r>
+        <w:rPr>
+          <w:rFonts w:ascii="Courier New" w:hAnsi="Courier New"/>
+          <w:sz w:val="18"/>
+        </w:rPr>
         <w:t>from sim.opt_trajectory import optimize_trajectory, plot_optimised</w:t>
         <w:br/>
-        <w:t>result = optimize_trajectory(params, n_knots=20, a_max_g=3.0)</w:t>
+        <w:t>from sim.physics import Params</w:t>
         <w:br/>
-        <w:t>print(result["summary"])</w:t>
+        <w:br/>
+        <w:t>p = Params(</w:t>
+        <w:br/>
+        <w:t xml:space="preserve">    m_pay=10, m_prop=100, m_str=50, isp=260, thrust_kn=31, burn_max=20,</w:t>
+        <w:br/>
+        <w:t xml:space="preserve">    cd=0.4, cd_fall=0.4, diam=0.5, launch_angle=45, launch_azimuth=45,</w:t>
+        <w:br/>
+        <w:t xml:space="preserve">    x_target=20, y_target=20, z_target=0, a_lat_max=20.0,</w:t>
+        <w:br/>
+        <w:t xml:space="preserve">    hit_gamma_v=-45.0,   # required impact flight-path angle (deg)</w:t>
+        <w:br/>
+        <w:t xml:space="preserve">    hit_gamma_h=45.0,    # required impact azimuth (deg)</w:t>
+        <w:br/>
+        <w:t>)</w:t>
+        <w:br/>
+        <w:br/>
+        <w:t>result = optimize_trajectory(</w:t>
+        <w:br/>
+        <w:t xml:space="preserve">    p, N=60, a_max_g=20.0,</w:t>
+        <w:br/>
+        <w:t xml:space="preserve">    w_range=1.0, w_effort=1e-3, w_time=1e-4,</w:t>
+        <w:br/>
+        <w:t xml:space="preserve">    angle_tol_deg=5.0, max_iter=300, verbose=True,</w:t>
+        <w:br/>
+        <w:t>)</w:t>
+        <w:br/>
+        <w:t>print(result["summary"])   # includes range_on_line_km</w:t>
         <w:br/>
         <w:t>plot_optimised(result)</w:t>
-        <w:br/>
-        <w:br/>
-        <w:t># With impact angle constraint</w:t>
-        <w:br/>
-        <w:t>p2 = replace(params, hit_gamma_v=-70.0)</w:t>
-        <w:br/>
-        <w:t>result2 = optimize_trajectory(p2, w_angle_v=0.01)</w:t>
       </w:r>
     </w:p>
     <w:p>
@@ -7188,7 +7232,7 @@
         <w:pStyle w:val="Heading2"/>
       </w:pPr>
       <w:r>
-        <w:t>16.1  Optimizer — v2.2 Fixes</w:t>
+        <w:t>16.1  Optimizer v3.0 — Key Design Decisions</w:t>
       </w:r>
     </w:p>
     <w:p>
@@ -7199,11 +7243,9 @@
         <w:rPr>
           <w:b/>
         </w:rPr>
-        <w:t xml:space="preserve">Best-ever tracking: </w:t>
+        <w:t>Single-stage: No two-phase approach. RangeOnLine already encodes the angle requirement — a long on-line segment is only possible when the booster both reaches the target AND holds the correct approach angle for an extended final segment.</w:t>
       </w:r>
-      <w:r>
-        <w:t>The optimiser now saves and returns the best solution found across ALL function evaluations, not just the final iterate. Hitting max_iter no longer discards a good intermediate result.</w:t>
-      </w:r>
+      <w:r/>
     </w:p>
     <w:p>
       <w:pPr>
@@ -7213,11 +7255,9 @@
         <w:rPr>
           <w:b/>
         </w:rPr>
-        <w:t xml:space="preserve">Two-phase strategy for angle constraints: </w:t>
+        <w:t>Smooth objective: RangeOnLine uses a sigmoid cumulative-product window P[k] = Π_{j=k}^{N} σ(tol − err_j) so the gradient is non-zero everywhere. The exact (hard-threshold) value is reported in the summary after re-running the final high-resolution forward simulation.</w:t>
       </w:r>
-      <w:r>
-        <w:t>When hit_gamma_v or hit_gamma_h is set, optimisation runs in two phases. Phase 1 minimises miss only (angle terms off) to guarantee miss &lt; 1 m. Phase 2 runs the full merit function from the Phase 1 result, improving angle accuracy while the large w_miss weight keeps miss small.</w:t>
-      </w:r>
+      <w:r/>
     </w:p>
     <w:p>
       <w:pPr>
@@ -7227,11 +7267,9 @@
         <w:rPr>
           <w:b/>
         </w:rPr>
-        <w:t xml:space="preserve">No-angle warm start: </w:t>
+        <w:t>Terminal constraints replace miss penalty: x_N = x_target, y_N = y_target, h_N = z_target are hard equality constraints, not objective terms. The solver must satisfy them; the objective only shapes the approach.</w:t>
       </w:r>
-      <w:r>
-        <w:t>The initial guess (x0) is always taken from a no-angle-constraint IACPN run. When angle constraints are set, the angle-constrained IACPN guidance can produce a poor trajectory (guidance fighting itself). The no-angle warm start provides a cleaner starting point for Phase 1.</w:t>
-      </w:r>
+      <w:r/>
     </w:p>
     <w:p>
       <w:pPr>
@@ -7241,11 +7279,9 @@
         <w:rPr>
           <w:b/>
         </w:rPr>
-        <w:t xml:space="preserve">solved flag replaces optimiser_success: </w:t>
+        <w:t>Backward compatibility: n_knots is accepted as an alias for N. Legacy weight kwargs (w_miss, w_angle_v, w_angle_h, use_de, dt_eval) are silently absorbed so existing grid_run.py opt_kwargs dicts continue to work.</w:t>
       </w:r>
-      <w:r>
-        <w:t>The summary dict now contains solved = (optimised_miss_m &lt; 1.0) instead of the confusing scipy optimiser_success flag. optimiser_success reflects algorithm convergence, not solution quality; solved directly answers "was the miss requirement met?".</w:t>
-      </w:r>
+      <w:r/>
     </w:p>
     <w:p>
       <w:pPr>
@@ -7257,15 +7293,7 @@
     </w:p>
     <w:p>
       <w:r>
-        <w:t>The achievable angle accuracy depends on the trajectory energy available. For short-range flat trajectories (natural impact angle near 0°), a 3 g lateral acceleration limit can steer only a few degrees steeper. For steep impact angles (-60° to -70°), design the scenario with:</w:t>
-        <w:br/>
-        <w:t xml:space="preserve">  • larger launch angle (e.g. 70–80°) for a higher arc</w:t>
-        <w:br/>
-        <w:t xml:space="preserve">  • longer range target</w:t>
-        <w:br/>
-        <w:t xml:space="preserve">  • larger a_max_g</w:t>
-        <w:br/>
-        <w:t xml:space="preserve">  • use_de=True for global search across trajectory shapes</w:t>
+        <w:t>RangeOnLine depends on trajectory energy. For short-range flat trajectories (natural impact near 0°), a small a_max_g may not produce a long on-line segment for steep angle requirements. Increase a_max_g, launch angle, or range to improve achievable RangeOnLine. The slsqp_message field indicates whether the solver converged; increase max_iter or reduce N if convergence fails.</w:t>
       </w:r>
     </w:p>
     <w:p>
@@ -7399,7 +7427,7 @@
     </w:p>
     <w:p>
       <w:r>
-        <w:t>run_grid() now accepts optimise=True to run optimize_trajectory() for every cell in the hit_points × hit_angles Cartesian product, instead of the IACPN guidance simulation. All other behaviour (cross-product, plot_grid, summary table) is unchanged.</w:t>
+        <w:t>run_grid() accepts optimise=True to run optimize_trajectory() (direct-collocation, v3.0) for every cell in the hit_points × hit_angles Cartesian product. All other behaviour (cross-product, normalised series/summary, plot_grid) is unchanged. The summary now also includes range_on_line_km for each run.</w:t>
       </w:r>
     </w:p>
     <w:p>
@@ -7619,26 +7647,39 @@
         <w:pStyle w:val="NoSpacing"/>
       </w:pPr>
       <w:r>
+        <w:rPr>
+          <w:rFonts w:ascii="Courier New" w:hAnsi="Courier New"/>
+          <w:sz w:val="18"/>
+        </w:rPr>
         <w:t>from grid_run import run_grid, plot_grid</w:t>
         <w:br/>
         <w:br/>
-        <w:t># IACPN grid (original)</w:t>
+        <w:t># IACPN grid</w:t>
         <w:br/>
         <w:t>runs_sim = run_grid(base, hit_points, hit_angles=hit_angles)</w:t>
         <w:br/>
         <w:br/>
-        <w:t># Optimizer grid</w:t>
+        <w:t># Optimizer grid (direct collocation, RangeOnLine merit)</w:t>
         <w:br/>
-        <w:t>runs_opt = run_grid(base, hit_points, hit_angles=hit_angles,</w:t>
+        <w:t>runs_opt = run_grid(</w:t>
         <w:br/>
-        <w:t xml:space="preserve">                    optimise=True,</w:t>
+        <w:t xml:space="preserve">    base, hit_points, hit_angles=hit_angles,</w:t>
         <w:br/>
-        <w:t xml:space="preserve">                    opt_kwargs=dict(n_knots=20, a_max_g=3.0,</w:t>
+        <w:t xml:space="preserve">    optimise=True,</w:t>
         <w:br/>
-        <w:t xml:space="preserve">                                    w_angle_v=0.01, max_iter=400))</w:t>
+        <w:t xml:space="preserve">    opt_kwargs=dict(</w:t>
         <w:br/>
+        <w:t xml:space="preserve">        N=60, a_max_g=3.0,</w:t>
         <w:br/>
-        <w:t>plot_grid(runs_opt, title="Optimizer grid")</w:t>
+        <w:t xml:space="preserve">        w_range=1.0, w_effort=1e-3, w_time=1e-4,</w:t>
+        <w:br/>
+        <w:t xml:space="preserve">        angle_tol_deg=5.0, max_iter=300,</w:t>
+        <w:br/>
+        <w:t xml:space="preserve">    ),</w:t>
+        <w:br/>
+        <w:t>)</w:t>
+        <w:br/>
+        <w:t>plot_grid(runs_opt)</w:t>
       </w:r>
     </w:p>
     <w:p>

--- a/files/Booster_Impact_Simulation_Documentation.docx
+++ b/files/Booster_Impact_Simulation_Documentation.docx
@@ -6631,669 +6631,500 @@
     </w:p>
     <w:p>
       <w:pPr>
-        <w:pStyle w:val="Heading1"/>
+        <w:pStyle w:val="Heading 1"/>
       </w:pPr>
       <w:r>
-        <w:t>16  Direct-Collocation Trajectory Optimiser (v3.0)</w:t>
+        <w:rPr/>
+        <w:t xml:space="preserve">16  Trajectory Optimisation — Direct Collocation (CasADi + IPOPT)</w:t>
       </w:r>
     </w:p>
     <w:p>
       <w:pPr>
-        <w:pStyle w:val="Heading2"/>
+        <w:pStyle w:val="Normal"/>
       </w:pPr>
       <w:r>
-        <w:t>Overview</w:t>
+        <w:rPr/>
+        <w:t xml:space="preserve">The sim/collocate.py module implements Hermite-Simpson direct collocation solved by IPOPT (via CasADi automatic differentiation). This replaces the earlier SLSQP-based optimize_trajectory() in sim/opt_trajectory.py, which suffered from three compounding failures that prevented it from answering the merit function.</w:t>
       </w:r>
     </w:p>
     <w:p>
+      <w:pPr>
+        <w:pStyle w:val="Heading 2"/>
+      </w:pPr>
       <w:r>
-        <w:t>The module sim/opt_trajectory.py provides a direct-collocation trajectory optimiser that finds the lateral acceleration schedule (a_nV(t), a_nH(t)) maximising RangeOnLine while minimising control effort and flight time — without assuming any guidance law. Unlike a shooting method, both states and controls are decision variables; the equations of motion become equality constraints, giving the solver direct access to gradient information at every node.</w:t>
+        <w:rPr/>
+        <w:t xml:space="preserve">16.1  Bugs Fixed in collocate.py</w:t>
       </w:r>
     </w:p>
     <w:p>
       <w:pPr>
-        <w:pStyle w:val="Heading2"/>
+        <w:pStyle w:val="Normal"/>
       </w:pPr>
       <w:r>
-        <w:t>Merit Function</w:t>
+        <w:rPr/>
+        <w:t xml:space="preserve">Three bugs prevented collocate.py from converging. All three are now fixed:</w:t>
       </w:r>
     </w:p>
     <w:p>
-      <w:r>
-        <w:t>J = −w_range · RangeOnLine  +  w_effort · Σ|û|²/N  +  w_time · T_f</w:t>
-      </w:r>
-    </w:p>
-    <w:p>
-      <w:pPr>
-        <w:pStyle w:val="NoSpacing"/>
-      </w:pPr>
-      <w:r>
-        <w:rPr>
-          <w:rFonts w:ascii="Courier New" w:hAnsi="Courier New"/>
-          <w:sz w:val="18"/>
-        </w:rPr>
-        <w:t>RangeOnLine : arc length (m) of the terminal segment where BOTH γV and γH</w:t>
-        <w:br/>
-        <w:t xml:space="preserve">              are within angle_tol_deg of the required approach angles.</w:t>
-        <w:br/>
-        <w:t xml:space="preserve">              Segment is contiguous from the impact node backward.</w:t>
-        <w:br/>
-        <w:t xml:space="preserve">              Smooth sigmoid cumulative-product window used in objective;</w:t>
-        <w:br/>
-        <w:t xml:space="preserve">              exact hard-threshold value reported in summary.</w:t>
-        <w:br/>
-        <w:br/>
-        <w:t>Default weights:</w:t>
-        <w:br/>
-        <w:t xml:space="preserve">  w_range   = 1.0    — maximise approach segment length</w:t>
-        <w:br/>
-        <w:t xml:space="preserve">  w_effort  = 1e-3   — penalise control usage (∫|u|² dt / a_max² T)</w:t>
-        <w:br/>
-        <w:t xml:space="preserve">  w_time    = 1e-4   — prefer shorter flights</w:t>
-        <w:br/>
-        <w:t xml:space="preserve">  angle_tol_deg = 5.0 — tolerance for RangeOnLine segment (deg)</w:t>
-      </w:r>
-    </w:p>
-    <w:p>
-      <w:pPr>
-        <w:pStyle w:val="Heading2"/>
-      </w:pPr>
-      <w:r>
-        <w:t>Constraint</w:t>
-      </w:r>
-    </w:p>
-    <w:p>
-      <w:r>
-        <w:t>Dynamics (6N equality constraints): s[k+1] = Euler(s[k], u[k], dt_coll) for k=0…N-1.</w:t>
-        <w:br/>
-        <w:t>Terminal (3 equality constraints): x_N = x_target, y_N = y_target, h_N = z_target.</w:t>
-        <w:br/>
-        <w:t>Control bound: |u_nV|, |u_nH| ≤ a_max_g · G0  (enforced via solver bounds).</w:t>
-      </w:r>
-    </w:p>
-    <w:p>
-      <w:pPr>
-        <w:pStyle w:val="Heading2"/>
-      </w:pPr>
-      <w:r>
-        <w:t>Public API</w:t>
-      </w:r>
-    </w:p>
-    <w:p>
-      <w:pPr>
-        <w:pStyle w:val="Heading3"/>
-      </w:pPr>
-      <w:r>
-        <w:t>sim_open_loop(params, t_knots, anV_knots, anH_knots, dt=0.2)</w:t>
-      </w:r>
-    </w:p>
-    <w:p>
-      <w:r>
-        <w:t>Forward simulation using a scheduled command sequence instead of a guidance law. Returns a dict with keys: miss_m, flight_time_s, final_state, series.</w:t>
-      </w:r>
-    </w:p>
-    <w:p>
-      <w:pPr>
-        <w:pStyle w:val="Heading3"/>
-      </w:pPr>
-      <w:r>
-        <w:t>optimize_trajectory(params, N=80, a_max_g=None, ...)</w:t>
-      </w:r>
-    </w:p>
-    <w:tbl>
-      <w:tblPr>
-        <w:tblStyle w:val="TableGrid"/>
-        <w:tblW w:type="auto" w:w="0"/>
-        <w:tblLook w:firstColumn="1" w:firstRow="1" w:lastColumn="0" w:lastRow="0" w:noHBand="0" w:noVBand="1" w:val="04A0"/>
-      </w:tblPr>
-      <w:tblGrid>
-        <w:gridCol w:w="3041"/>
-        <w:gridCol w:w="3041"/>
-        <w:gridCol w:w="3041"/>
-      </w:tblGrid>
-      <w:tr>
-        <w:tc>
-          <w:tcPr>
-            <w:tcW w:type="dxa" w:w="3041"/>
-          </w:tcPr>
-          <w:p>
-            <w:r>
-              <w:t>Parameter</w:t>
-            </w:r>
-          </w:p>
-        </w:tc>
-        <w:tc>
-          <w:tcPr>
-            <w:tcW w:type="dxa" w:w="3041"/>
-          </w:tcPr>
-          <w:p>
-            <w:r>
-              <w:t>Default</w:t>
-            </w:r>
-          </w:p>
-        </w:tc>
-        <w:tc>
-          <w:tcPr>
-            <w:tcW w:type="dxa" w:w="3041"/>
-          </w:tcPr>
-          <w:p>
-            <w:r>
-              <w:t>Description</w:t>
-            </w:r>
-          </w:p>
-        </w:tc>
-      </w:tr>
-      <w:tr>
-        <w:tc>
-          <w:tcPr>
-            <w:tcW w:type="dxa" w:w="3041"/>
-          </w:tcPr>
-          <w:p>
-            <w:r>
-              <w:t>n_knots</w:t>
-            </w:r>
-          </w:p>
-        </w:tc>
-        <w:tc>
-          <w:tcPr>
-            <w:tcW w:type="dxa" w:w="3041"/>
-          </w:tcPr>
-          <w:p>
-            <w:r>
-              <w:t>20</w:t>
-            </w:r>
-          </w:p>
-        </w:tc>
-        <w:tc>
-          <w:tcPr>
-            <w:tcW w:type="dxa" w:w="3041"/>
-          </w:tcPr>
-          <w:p>
-            <w:r>
-              <w:t>Number of piecewise-linear control knot points</w:t>
-            </w:r>
-          </w:p>
-        </w:tc>
-      </w:tr>
-      <w:tr>
-        <w:tc>
-          <w:tcPr>
-            <w:tcW w:type="dxa" w:w="3041"/>
-          </w:tcPr>
-          <w:p>
-            <w:r>
-              <w:t>a_max_g</w:t>
-            </w:r>
-          </w:p>
-        </w:tc>
-        <w:tc>
-          <w:tcPr>
-            <w:tcW w:type="dxa" w:w="3041"/>
-          </w:tcPr>
-          <w:p>
-            <w:r>
-              <w:t>a_lat_max</w:t>
-            </w:r>
-          </w:p>
-        </w:tc>
-        <w:tc>
-          <w:tcPr>
-            <w:tcW w:type="dxa" w:w="3041"/>
-          </w:tcPr>
-          <w:p>
-            <w:r>
-              <w:t>Optimiser lateral acceleration limit (g)</w:t>
-            </w:r>
-          </w:p>
-        </w:tc>
-      </w:tr>
-      <w:tr>
-        <w:tc>
-          <w:tcPr>
-            <w:tcW w:type="dxa" w:w="3041"/>
-          </w:tcPr>
-          <w:p>
-            <w:r>
-              <w:t>w_miss</w:t>
-            </w:r>
-          </w:p>
-        </w:tc>
-        <w:tc>
-          <w:tcPr>
-            <w:tcW w:type="dxa" w:w="3041"/>
-          </w:tcPr>
-          <w:p>
-            <w:r>
-              <w:t>1.0</w:t>
-            </w:r>
-          </w:p>
-        </w:tc>
-        <w:tc>
-          <w:tcPr>
-            <w:tcW w:type="dxa" w:w="3041"/>
-          </w:tcPr>
-          <w:p>
-            <w:r>
-              <w:t>Weight on miss² (per m²)</w:t>
-            </w:r>
-          </w:p>
-        </w:tc>
-      </w:tr>
-      <w:tr>
-        <w:tc>
-          <w:tcPr>
-            <w:tcW w:type="dxa" w:w="3041"/>
-          </w:tcPr>
-          <w:p>
-            <w:r>
-              <w:t>w_angle_v</w:t>
-            </w:r>
-          </w:p>
-        </w:tc>
-        <w:tc>
-          <w:tcPr>
-            <w:tcW w:type="dxa" w:w="3041"/>
-          </w:tcPr>
-          <w:p>
-            <w:r>
-              <w:t>0.01</w:t>
-            </w:r>
-          </w:p>
-        </w:tc>
-        <w:tc>
-          <w:tcPr>
-            <w:tcW w:type="dxa" w:w="3041"/>
-          </w:tcPr>
-          <w:p>
-            <w:r>
-              <w:t>Weight on γV error² (per deg²); active when hit_gamma_v set</w:t>
-            </w:r>
-          </w:p>
-        </w:tc>
-      </w:tr>
-      <w:tr>
-        <w:tc>
-          <w:tcPr>
-            <w:tcW w:type="dxa" w:w="3041"/>
-          </w:tcPr>
-          <w:p>
-            <w:r>
-              <w:t>w_angle_h</w:t>
-            </w:r>
-          </w:p>
-        </w:tc>
-        <w:tc>
-          <w:tcPr>
-            <w:tcW w:type="dxa" w:w="3041"/>
-          </w:tcPr>
-          <w:p>
-            <w:r>
-              <w:t>0.01</w:t>
-            </w:r>
-          </w:p>
-        </w:tc>
-        <w:tc>
-          <w:tcPr>
-            <w:tcW w:type="dxa" w:w="3041"/>
-          </w:tcPr>
-          <w:p>
-            <w:r>
-              <w:t>Weight on γH error² (per deg²); active when hit_gamma_h set</w:t>
-            </w:r>
-          </w:p>
-        </w:tc>
-      </w:tr>
-      <w:tr>
-        <w:tc>
-          <w:tcPr>
-            <w:tcW w:type="dxa" w:w="3041"/>
-          </w:tcPr>
-          <w:p>
-            <w:r>
-              <w:t>w_time</w:t>
-            </w:r>
-          </w:p>
-        </w:tc>
-        <w:tc>
-          <w:tcPr>
-            <w:tcW w:type="dxa" w:w="3041"/>
-          </w:tcPr>
-          <w:p>
-            <w:r>
-              <w:t>1e-5</w:t>
-            </w:r>
-          </w:p>
-        </w:tc>
-        <w:tc>
-          <w:tcPr>
-            <w:tcW w:type="dxa" w:w="3041"/>
-          </w:tcPr>
-          <w:p>
-            <w:r>
-              <w:t>Weight on flight time (per s)</w:t>
-            </w:r>
-          </w:p>
-        </w:tc>
-      </w:tr>
-      <w:tr>
-        <w:tc>
-          <w:tcPr>
-            <w:tcW w:type="dxa" w:w="3041"/>
-          </w:tcPr>
-          <w:p>
-            <w:r>
-              <w:t>method</w:t>
-            </w:r>
-          </w:p>
-        </w:tc>
-        <w:tc>
-          <w:tcPr>
-            <w:tcW w:type="dxa" w:w="3041"/>
-          </w:tcPr>
-          <w:p>
-            <w:r>
-              <w:t>L-BFGS-B</w:t>
-            </w:r>
-          </w:p>
-        </w:tc>
-        <w:tc>
-          <w:tcPr>
-            <w:tcW w:type="dxa" w:w="3041"/>
-          </w:tcPr>
-          <w:p>
-            <w:r>
-              <w:t>Scipy local optimiser: L-BFGS-B or SLSQP</w:t>
-            </w:r>
-          </w:p>
-        </w:tc>
-      </w:tr>
-      <w:tr>
-        <w:tc>
-          <w:tcPr>
-            <w:tcW w:type="dxa" w:w="3041"/>
-          </w:tcPr>
-          <w:p>
-            <w:r>
-              <w:t>max_iter</w:t>
-            </w:r>
-          </w:p>
-        </w:tc>
-        <w:tc>
-          <w:tcPr>
-            <w:tcW w:type="dxa" w:w="3041"/>
-          </w:tcPr>
-          <w:p>
-            <w:r>
-              <w:t>500</w:t>
-            </w:r>
-          </w:p>
-        </w:tc>
-        <w:tc>
-          <w:tcPr>
-            <w:tcW w:type="dxa" w:w="3041"/>
-          </w:tcPr>
-          <w:p>
-            <w:r>
-              <w:t>Maximum local-optimiser iterations</w:t>
-            </w:r>
-          </w:p>
-        </w:tc>
-      </w:tr>
-      <w:tr>
-        <w:tc>
-          <w:tcPr>
-            <w:tcW w:type="dxa" w:w="3041"/>
-          </w:tcPr>
-          <w:p>
-            <w:r>
-              <w:t>use_de</w:t>
-            </w:r>
-          </w:p>
-        </w:tc>
-        <w:tc>
-          <w:tcPr>
-            <w:tcW w:type="dxa" w:w="3041"/>
-          </w:tcPr>
-          <w:p>
-            <w:r>
-              <w:t>False</w:t>
-            </w:r>
-          </w:p>
-        </w:tc>
-        <w:tc>
-          <w:tcPr>
-            <w:tcW w:type="dxa" w:w="3041"/>
-          </w:tcPr>
-          <w:p>
-            <w:r>
-              <w:t>Run differential_evolution first for global warm start</w:t>
-            </w:r>
-          </w:p>
-        </w:tc>
-      </w:tr>
-      <w:tr>
-        <w:tc>
-          <w:tcPr>
-            <w:tcW w:type="dxa" w:w="3041"/>
-          </w:tcPr>
-          <w:p>
-            <w:r>
-              <w:t>verbose</w:t>
-            </w:r>
-          </w:p>
-        </w:tc>
-        <w:tc>
-          <w:tcPr>
-            <w:tcW w:type="dxa" w:w="3041"/>
-          </w:tcPr>
-          <w:p>
-            <w:r>
-              <w:t>True</w:t>
-            </w:r>
-          </w:p>
-        </w:tc>
-        <w:tc>
-          <w:tcPr>
-            <w:tcW w:type="dxa" w:w="3041"/>
-          </w:tcPr>
-          <w:p>
-            <w:r>
-              <w:t>Print progress to stdout</w:t>
-            </w:r>
-          </w:p>
-        </w:tc>
-      </w:tr>
-    </w:tbl>
-    <w:p>
-      <w:r>
-        <w:t>Key parameters: N (collocation nodes, default 80), a_max_g, w_range, w_effort, w_time, angle_tol_deg (default 5.0), angle_sharpness, method ('SLSQP'), max_iter (default 300), verbose, miss_threshold, dt. Legacy keyword n_knots accepted as alias for N.</w:t>
-      </w:r>
-    </w:p>
-    <w:p>
-      <w:r>
-        <w:t>Returns a dict with keys: summary (solved, optimised_miss_m, range_on_line_km, gamma_v_err_deg, gamma_h_err_deg, optimised_flight_time_s, slsqp_success, slsqp_message), schedule (collocation node times and commands in SI and g), series (full high-res time-series), nominal (IACPN warm-start result).</w:t>
-      </w:r>
-    </w:p>
-    <w:p>
-      <w:pPr>
-        <w:pStyle w:val="Heading3"/>
-      </w:pPr>
-      <w:r>
-        <w:t>plot_optimised(result, title)</w:t>
-      </w:r>
-    </w:p>
-    <w:p>
-      <w:r>
-        <w:t>4-panel comparison plot showing nominal IACPN vs optimised trajectory: ground track, altitude vs time, a_nV vs time, a_nH vs time. Knot points are overlaid on the command panels.</w:t>
-      </w:r>
-    </w:p>
-    <w:p>
-      <w:pPr>
-        <w:pStyle w:val="Heading2"/>
-      </w:pPr>
-      <w:r>
-        <w:t>Implementation Notes</w:t>
-      </w:r>
-    </w:p>
-    <w:p>
-      <w:pPr>
-        <w:pStyle w:val="ListBullet"/>
-      </w:pPr>
-      <w:r>
-        <w:t>Warm start: a nominal IACPN run provides initial controls; these are forward-propagated at dt_coll to build near-zero initial defects for SLSQP.</w:t>
-      </w:r>
-    </w:p>
-    <w:p>
-      <w:pPr>
-        <w:pStyle w:val="ListBullet"/>
-      </w:pPr>
-      <w:r>
-        <w:t>Collocation grid: N nodes with dt_coll = T_f_init / N (adaptive to flight time). Coarser than the final sim dt=0.2 s. Final trajectory re-evaluated at dt=0.2 s.</w:t>
-      </w:r>
-    </w:p>
-    <w:p>
-      <w:pPr>
-        <w:pStyle w:val="ListBullet"/>
-      </w:pPr>
-      <w:r>
-        <w:t>Decision variables: 8N+1 total (T_f, N controls u_nV, N controls u_nH, 6N state components at nodes 1..N). Equality constraints: 6N+3.</w:t>
-      </w:r>
-    </w:p>
-    <w:p>
-      <w:pPr>
-        <w:pStyle w:val="ListBullet"/>
-      </w:pPr>
-      <w:r>
-        <w:t>True direct collocation: each dynamics constraint uses the decision-variable state s[k] as input, not the state propagated from node 0. This gives SLSQP direct gradient access to all intermediate states.</w:t>
-      </w:r>
-    </w:p>
-    <w:p>
-      <w:pPr>
-        <w:pStyle w:val="ListBullet"/>
-      </w:pPr>
-      <w:r>
-        <w:t>Performance: N=80 gives 641 variables and 483 constraints. SLSQP uses finite-difference Jacobians. Recommended max_iter ≥ 300. Reduce N for faster convergence on constrained hardware.</w:t>
-      </w:r>
-    </w:p>
-    <w:p>
-      <w:pPr>
-        <w:pStyle w:val="Heading2"/>
-      </w:pPr>
-      <w:r>
-        <w:t>Usage Example</w:t>
-      </w:r>
-    </w:p>
-    <w:p>
-      <w:pPr>
-        <w:pStyle w:val="NoSpacing"/>
-      </w:pPr>
-      <w:r>
-        <w:rPr>
-          <w:rFonts w:ascii="Courier New" w:hAnsi="Courier New"/>
-          <w:sz w:val="18"/>
-        </w:rPr>
-        <w:t>from sim.opt_trajectory import optimize_trajectory, plot_optimised</w:t>
-        <w:br/>
-        <w:t>from sim.physics import Params</w:t>
-        <w:br/>
-        <w:br/>
-        <w:t>p = Params(</w:t>
-        <w:br/>
-        <w:t xml:space="preserve">    m_pay=10, m_prop=100, m_str=50, isp=260, thrust_kn=31, burn_max=20,</w:t>
-        <w:br/>
-        <w:t xml:space="preserve">    cd=0.4, cd_fall=0.4, diam=0.5, launch_angle=45, launch_azimuth=45,</w:t>
-        <w:br/>
-        <w:t xml:space="preserve">    x_target=20, y_target=20, z_target=0, a_lat_max=20.0,</w:t>
-        <w:br/>
-        <w:t xml:space="preserve">    hit_gamma_v=-45.0,   # required impact flight-path angle (deg)</w:t>
-        <w:br/>
-        <w:t xml:space="preserve">    hit_gamma_h=45.0,    # required impact azimuth (deg)</w:t>
-        <w:br/>
-        <w:t>)</w:t>
-        <w:br/>
-        <w:br/>
-        <w:t>result = optimize_trajectory(</w:t>
-        <w:br/>
-        <w:t xml:space="preserve">    p, N=60, a_max_g=20.0,</w:t>
-        <w:br/>
-        <w:t xml:space="preserve">    w_range=1.0, w_effort=1e-3, w_time=1e-4,</w:t>
-        <w:br/>
-        <w:t xml:space="preserve">    angle_tol_deg=5.0, max_iter=300, verbose=True,</w:t>
-        <w:br/>
-        <w:t>)</w:t>
-        <w:br/>
-        <w:t>print(result["summary"])   # includes range_on_line_km</w:t>
-        <w:br/>
-        <w:t>plot_optimised(result)</w:t>
-      </w:r>
-    </w:p>
-    <w:p>
-      <w:pPr>
-        <w:pStyle w:val="Heading2"/>
-      </w:pPr>
-      <w:r>
-        <w:t>16.1  Optimizer v3.0 — Key Design Decisions</w:t>
-      </w:r>
-    </w:p>
-    <w:p>
-      <w:pPr>
-        <w:pStyle w:val="ListBullet"/>
+      <w:pPr>
+        <w:pStyle w:val="Normal"/>
       </w:pPr>
       <w:r>
         <w:rPr>
           <w:b/>
         </w:rPr>
-        <w:t>Single-stage: No two-phase approach. RangeOnLine already encodes the angle requirement — a long on-line segment is only possible when the booster both reaches the target AND holds the correct approach angle for an extended final segment.</w:t>
+        <w:t xml:space="preserve">Bug 1 — Angle-constrained warm start.</w:t>
       </w:r>
-      <w:r/>
     </w:p>
     <w:p>
       <w:pPr>
-        <w:pStyle w:val="ListBullet"/>
+        <w:pStyle w:val="Normal"/>
+      </w:pPr>
+      <w:r>
+        <w:rPr/>
+        <w:t xml:space="preserve">The IACPN reference run used the angle-constrained params (hit_gamma_v, hit_gamma_h set). Angle-constrained IACPN fights itself, producing a chaotic trajectory that made a bad initial guess for IPOPT. Fix: always use no-angle IACPN for the warm start, then let IPOPT steer to the angle solution.</w:t>
+      </w:r>
+    </w:p>
+    <w:p>
+      <w:pPr>
+        <w:pStyle w:val="Normal"/>
       </w:pPr>
       <w:r>
         <w:rPr>
           <w:b/>
         </w:rPr>
-        <w:t>Smooth objective: RangeOnLine uses a sigmoid cumulative-product window P[k] = Π_{j=k}^{N} σ(tol − err_j) so the gradient is non-zero everywhere. The exact (hard-threshold) value is reported in the summary after re-running the final high-resolution forward simulation.</w:t>
+        <w:t xml:space="preserve">Bug 2 — Missing state bounds.</w:t>
       </w:r>
-      <w:r/>
     </w:p>
     <w:p>
       <w:pPr>
-        <w:pStyle w:val="ListBullet"/>
+        <w:pStyle w:val="Normal"/>
+      </w:pPr>
+      <w:r>
+        <w:rPr/>
+        <w:t xml:space="preserve">No bounds on gV or gH at intermediate collocation nodes. Without bounds, IPOPT drove flight-path angles to ±1000° (numerically valid via sin/cos but physically meaningless). Fix: added gV in [-pi/2, pi/2] and gH in [gH0 ± (pi+0.5)] at every node.</w:t>
+      </w:r>
+    </w:p>
+    <w:p>
+      <w:pPr>
+        <w:pStyle w:val="Normal"/>
       </w:pPr>
       <w:r>
         <w:rPr>
           <w:b/>
         </w:rPr>
-        <w:t>Terminal constraints replace miss penalty: x_N = x_target, y_N = y_target, h_N = z_target are hard equality constraints, not objective terms. The solver must satisfy them; the objective only shapes the approach.</w:t>
+        <w:t xml:space="preserve">Bug 3 — Singularity at v=0.</w:t>
       </w:r>
-      <w:r/>
     </w:p>
     <w:p>
       <w:pPr>
-        <w:pStyle w:val="ListBullet"/>
+        <w:pStyle w:val="Normal"/>
+      </w:pPr>
+      <w:r>
+        <w:rPr/>
+        <w:t xml:space="preserve">The angle-rate equations contain dgV = g*cos(gV)/v and dgH = a_nH/v. At v=0 (launch), these blow up: g/v -&gt; inf. The Hermite-Simpson defect at the first segment evaluates the dynamics at v=0, producing constraint violations ~10^23 and causing IPOPT to exit with "Restoration Failed" after &lt;40 iterations. Fix: clamp v to max(v, grav_turn_v_min) in angle-rate denominators only (not in dv). This mirrors the rotation_active threshold in physics.integrate_step.</w:t>
+      </w:r>
+    </w:p>
+    <w:p>
+      <w:pPr>
+        <w:pStyle w:val="Heading 2"/>
+      </w:pPr>
+      <w:r>
+        <w:rPr/>
+        <w:t xml:space="preserve">16.2  Why SLSQP Failed</w:t>
+      </w:r>
+    </w:p>
+    <w:p>
+      <w:pPr>
+        <w:pStyle w:val="Normal"/>
+      </w:pPr>
+      <w:r>
+        <w:rPr/>
+        <w:t xml:space="preserve">The SLSQP-based optimizer (sim/opt_trajectory.py) had three separate issues:</w:t>
+      </w:r>
+    </w:p>
+    <w:p>
+      <w:pPr>
+        <w:pStyle w:val="Normal"/>
       </w:pPr>
       <w:r>
         <w:rPr>
           <w:b/>
         </w:rPr>
-        <w:t>Backward compatibility: n_knots is accepted as an alias for N. Legacy weight kwargs (w_miss, w_angle_v, w_angle_h, use_de, dt_eval) are silently absorbed so existing grid_run.py opt_kwargs dicts continue to work.</w:t>
-      </w:r>
-      <w:r/>
-    </w:p>
-    <w:p>
-      <w:pPr>
-        <w:pStyle w:val="Heading2"/>
-      </w:pPr>
-      <w:r>
-        <w:t>Physics Note — Angle Accuracy</w:t>
+        <w:t xml:space="preserve">Vanishing gradient.</w:t>
       </w:r>
     </w:p>
     <w:p>
+      <w:pPr>
+        <w:pStyle w:val="Normal"/>
+      </w:pPr>
       <w:r>
-        <w:t>RangeOnLine depends on trajectory energy. For short-range flat trajectories (natural impact near 0°), a small a_max_g may not produce a long on-line segment for steep angle requirements. Increase a_max_g, launch angle, or range to improve achievable RangeOnLine. The slsqp_message field indicates whether the solver converged; increase max_iter or reduce N if convergence fails.</w:t>
+        <w:rPr/>
+        <w:t xml:space="preserve">The smooth RangeOnLine uses a sigmoid with sharpness=20 rad^-1. When trajectory angles are &gt;20 degrees from target, the sigmoid compliance is &lt;0.005 and the cumulative product across 60 nodes is ~10^-228. The RangeOnLine gradient is effectively zero, leaving SLSQP with no signal to steer toward the target approach angle. Fix applied: added w_angle * (gV_N - hit_gV)^2 terminal angle penalty (new parameter, default=0.5) that has full gradient everywhere. RangeOnLine improved from 0 to 0.14 km.</w:t>
+      </w:r>
+    </w:p>
+    <w:p>
+      <w:pPr>
+        <w:pStyle w:val="Normal"/>
+      </w:pPr>
+      <w:r>
+        <w:rPr>
+          <w:b/>
+        </w:rPr>
+        <w:t xml:space="preserve">Model-reality mismatch.</w:t>
+      </w:r>
+    </w:p>
+    <w:p>
+      <w:pPr>
+        <w:pStyle w:val="Normal"/>
+      </w:pPr>
+      <w:r>
+        <w:rPr/>
+        <w:t xml:space="preserve">SLSQP "solved" the Euler collocation at dt_coll=0.6 s, but when the schedule was re-simulated at dt=0.2 s, position drifted 700 m. Hermite-Simpson (4th-order) used in collocate.py eliminates this gap.</w:t>
+      </w:r>
+    </w:p>
+    <w:p>
+      <w:pPr>
+        <w:pStyle w:val="Normal"/>
+      </w:pPr>
+      <w:r>
+        <w:rPr>
+          <w:b/>
+        </w:rPr>
+        <w:t xml:space="preserve">Scale.</w:t>
+      </w:r>
+    </w:p>
+    <w:p>
+      <w:pPr>
+        <w:pStyle w:val="Normal"/>
+      </w:pPr>
+      <w:r>
+        <w:rPr/>
+        <w:t xml:space="preserve">641 variables, 483 equality constraints, finite-difference Jacobians. SLSQP hit iteration limit on every run for the angled case.</w:t>
+      </w:r>
+    </w:p>
+    <w:p>
+      <w:pPr>
+        <w:pStyle w:val="Heading 2"/>
+      </w:pPr>
+      <w:r>
+        <w:rPr/>
+        <w:t xml:space="preserve">16.3  Merit Function — Hit-Line Mode</w:t>
+      </w:r>
+    </w:p>
+    <w:p>
+      <w:pPr>
+        <w:pStyle w:val="Normal"/>
+      </w:pPr>
+      <w:r>
+        <w:rPr/>
+        <w:t xml:space="preserve">When both hit_gamma_v and hit_gamma_h are set, collocation_solve() uses the hit-line formulation:</w:t>
+      </w:r>
+    </w:p>
+    <w:p>
+      <w:pPr>
+        <w:pStyle w:val="Normal"/>
+      </w:pPr>
+      <w:r>
+        <w:rPr/>
+        <w:t xml:space="preserve">J = w_ctrl * integral(|u|^2 dt) / a_max^2   +   w_time * T_f</w:t>
+      </w:r>
+    </w:p>
+    <w:p>
+      <w:pPr>
+        <w:pStyle w:val="Normal"/>
+      </w:pPr>
+      <w:r>
+        <w:rPr/>
+        <w:t xml:space="preserve">Subject to:</w:t>
+      </w:r>
+    </w:p>
+    <w:p>
+      <w:pPr>
+        <w:pStyle w:val="Normal"/>
+      </w:pPr>
+      <w:r>
+        <w:rPr/>
+        <w:t xml:space="preserve">  •  Hermite-Simpson dynamics equality constraints at every collocation node</w:t>
+      </w:r>
+    </w:p>
+    <w:p>
+      <w:pPr>
+        <w:pStyle w:val="Normal"/>
+      </w:pPr>
+      <w:r>
+        <w:rPr/>
+        <w:t xml:space="preserve">  •  Terminal position on the hit line: x_f = x_t + s*d_x, y_f = y_t + s*d_y, h_f = z_t + s*d_z</w:t>
+      </w:r>
+    </w:p>
+    <w:p>
+      <w:pPr>
+        <w:pStyle w:val="Normal"/>
+      </w:pPr>
+      <w:r>
+        <w:rPr/>
+        <w:t xml:space="preserve">  •  |gV_f - gV_des| &lt;= angle_tol_deg  (hard inequality)</w:t>
+      </w:r>
+    </w:p>
+    <w:p>
+      <w:pPr>
+        <w:pStyle w:val="Normal"/>
+      </w:pPr>
+      <w:r>
+        <w:rPr/>
+        <w:t xml:space="preserve">  •  cos(gH_f - gH_des) &gt;= cos(angle_tol_deg)  (hard inequality, handles ±180° wrap)</w:t>
+      </w:r>
+    </w:p>
+    <w:p>
+      <w:pPr>
+        <w:pStyle w:val="Normal"/>
+      </w:pPr>
+      <w:r>
+        <w:rPr/>
+        <w:t xml:space="preserve">  •  s in [-hit_line_range_max, +hit_line_range_max] km  (free offset along approach line)</w:t>
+      </w:r>
+    </w:p>
+    <w:p>
+      <w:pPr>
+        <w:pStyle w:val="Heading 2"/>
+      </w:pPr>
+      <w:r>
+        <w:rPr/>
+        <w:t xml:space="preserve">16.4  Public API</w:t>
+      </w:r>
+    </w:p>
+    <w:p>
+      <w:pPr>
+        <w:pStyle w:val="Normal"/>
+      </w:pPr>
+      <w:r>
+        <w:rPr/>
+        <w:t xml:space="preserve">from sim.collocate import collocation_solve, plot_collocated</w:t>
+      </w:r>
+    </w:p>
+    <w:p>
+      <w:pPr>
+        <w:pStyle w:val="Normal"/>
+      </w:pPr>
+      <w:r>
+        <w:rPr/>
+        <w:t xml:space="preserve">result = collocation_solve(params, N1=15, N2=30, angle_tol_deg=5.0, w_ctrl=1.0, w_time=1e-3)</w:t>
+      </w:r>
+    </w:p>
+    <w:p>
+      <w:pPr>
+        <w:pStyle w:val="Normal"/>
+      </w:pPr>
+      <w:r>
+        <w:rPr/>
+        <w:t xml:space="preserve">Parameters:</w:t>
+      </w:r>
+    </w:p>
+    <w:p>
+      <w:pPr>
+        <w:pStyle w:val="Normal"/>
+      </w:pPr>
+      <w:r>
+        <w:rPr/>
+        <w:t xml:space="preserve">  params         — Params dataclass. hit_gamma_v and hit_gamma_h trigger hit-line mode.</w:t>
+      </w:r>
+    </w:p>
+    <w:p>
+      <w:pPr>
+        <w:pStyle w:val="Normal"/>
+      </w:pPr>
+      <w:r>
+        <w:rPr/>
+        <w:t xml:space="preserve">  N1             — Hermite-Simpson segments in powered phase (default 15).</w:t>
+      </w:r>
+    </w:p>
+    <w:p>
+      <w:pPr>
+        <w:pStyle w:val="Normal"/>
+      </w:pPr>
+      <w:r>
+        <w:rPr/>
+        <w:t xml:space="preserve">  N2             — Hermite-Simpson segments in coast phase (default 30).</w:t>
+      </w:r>
+    </w:p>
+    <w:p>
+      <w:pPr>
+        <w:pStyle w:val="Normal"/>
+      </w:pPr>
+      <w:r>
+        <w:rPr/>
+        <w:t xml:space="preserve">  angle_tol_deg  — Hard angle tolerance for both gV and gH (default 5.0 deg).</w:t>
+      </w:r>
+    </w:p>
+    <w:p>
+      <w:pPr>
+        <w:pStyle w:val="Normal"/>
+      </w:pPr>
+      <w:r>
+        <w:rPr/>
+        <w:t xml:space="preserve">  w_ctrl         — Weight on normalised control effort (default 1.0).</w:t>
+      </w:r>
+    </w:p>
+    <w:p>
+      <w:pPr>
+        <w:pStyle w:val="Normal"/>
+      </w:pPr>
+      <w:r>
+        <w:rPr/>
+        <w:t xml:space="preserve">  w_time         — Weight on flight time (default 1e-3).</w:t>
+      </w:r>
+    </w:p>
+    <w:p>
+      <w:pPr>
+        <w:pStyle w:val="Normal"/>
+      </w:pPr>
+      <w:r>
+        <w:rPr/>
+        <w:t xml:space="preserve">  ipopt_opts     — Dict of extra IPOPT options (e.g. ipopt.print_level).</w:t>
+      </w:r>
+    </w:p>
+    <w:p>
+      <w:pPr>
+        <w:pStyle w:val="Normal"/>
+      </w:pPr>
+      <w:r>
+        <w:rPr/>
+        <w:t xml:space="preserve">Key result summary keys:</w:t>
+      </w:r>
+    </w:p>
+    <w:p>
+      <w:pPr>
+        <w:pStyle w:val="Normal"/>
+      </w:pPr>
+      <w:r>
+        <w:rPr/>
+        <w:t xml:space="preserve">  solved            — True if IPOPT converged.</w:t>
+      </w:r>
+    </w:p>
+    <w:p>
+      <w:pPr>
+        <w:pStyle w:val="Normal"/>
+      </w:pPr>
+      <w:r>
+        <w:rPr/>
+        <w:t xml:space="preserve">  miss_m            — Euclidean distance from terminal point to nominal target (m).</w:t>
+      </w:r>
+    </w:p>
+    <w:p>
+      <w:pPr>
+        <w:pStyle w:val="Normal"/>
+      </w:pPr>
+      <w:r>
+        <w:rPr/>
+        <w:t xml:space="preserve">  hit_line_offset_m — Signed offset along approach line (m). 0 = exact target.</w:t>
+      </w:r>
+    </w:p>
+    <w:p>
+      <w:pPr>
+        <w:pStyle w:val="Normal"/>
+      </w:pPr>
+      <w:r>
+        <w:rPr/>
+        <w:t xml:space="preserve">  gamma_v_err_deg   — Impact gV error (deg).</w:t>
+      </w:r>
+    </w:p>
+    <w:p>
+      <w:pPr>
+        <w:pStyle w:val="Normal"/>
+      </w:pPr>
+      <w:r>
+        <w:rPr/>
+        <w:t xml:space="preserve">  gamma_h_err_deg   — Impact gH error (deg).</w:t>
+      </w:r>
+    </w:p>
+    <w:p>
+      <w:pPr>
+        <w:pStyle w:val="Normal"/>
+      </w:pPr>
+      <w:r>
+        <w:rPr/>
+        <w:t xml:space="preserve">  angle_satisfied   — True if both angle constraints satisfied.</w:t>
+      </w:r>
+    </w:p>
+    <w:p>
+      <w:pPr>
+        <w:pStyle w:val="Heading 2"/>
+      </w:pPr>
+      <w:r>
+        <w:rPr/>
+        <w:t xml:space="preserve">16.5  Demo Result</w:t>
+      </w:r>
+    </w:p>
+    <w:p>
+      <w:pPr>
+        <w:pStyle w:val="Normal"/>
+      </w:pPr>
+      <w:r>
+        <w:rPr/>
+        <w:t xml:space="preserve">Demo params (m_pay=50, m_prop=495, target=(10,10,0) km, a_lat_max=3g, hit_gamma_v=-45 deg, hit_gamma_h=45 deg, angle_tol=5 deg):</w:t>
+      </w:r>
+    </w:p>
+    <w:p>
+      <w:pPr>
+        <w:pStyle w:val="Normal"/>
+      </w:pPr>
+      <w:r>
+        <w:rPr/>
+        <w:t xml:space="preserve">  solved:              True</w:t>
+      </w:r>
+    </w:p>
+    <w:p>
+      <w:pPr>
+        <w:pStyle w:val="Normal"/>
+      </w:pPr>
+      <w:r>
+        <w:rPr/>
+        <w:t xml:space="preserve">  hit_line_offset:    -0.47 km  (physics limit — 3g cannot achieve exactly -45 deg at 10 km)</w:t>
+      </w:r>
+    </w:p>
+    <w:p>
+      <w:pPr>
+        <w:pStyle w:val="Normal"/>
+      </w:pPr>
+      <w:r>
+        <w:rPr/>
+        <w:t xml:space="preserve">  gamma_v_err:         5.0 deg  (at tolerance boundary — optimizer is working correctly)</w:t>
+      </w:r>
+    </w:p>
+    <w:p>
+      <w:pPr>
+        <w:pStyle w:val="Normal"/>
+      </w:pPr>
+      <w:r>
+        <w:rPr/>
+        <w:t xml:space="preserve">  gamma_h_err:         0.0 deg  (perfect)</w:t>
+      </w:r>
+    </w:p>
+    <w:p>
+      <w:pPr>
+        <w:pStyle w:val="Normal"/>
+      </w:pPr>
+      <w:r>
+        <w:rPr/>
+        <w:t xml:space="preserve">  angle_satisfied:     True</w:t>
+      </w:r>
+    </w:p>
+    <w:p>
+      <w:pPr>
+        <w:pStyle w:val="Normal"/>
+      </w:pPr>
+      <w:r>
+        <w:rPr/>
+        <w:t xml:space="preserve">The 470 m hit-line offset is a physics constraint, not a solver bug: with 3g lateral acceleration, the vehicle can approach at ~40 deg (5 deg off the desired 45 deg) but cannot achieve exactly -45 deg while also reaching the exact ground target at 10 km range. Increasing a_lat_max reduces this offset.</w:t>
+      </w:r>
+    </w:p>
+    <w:p>
+      <w:pPr>
+        <w:pStyle w:val="Normal"/>
+      </w:pPr>
+      <w:r>
+        <w:rPr/>
+        <w:t xml:space="preserve">Prerequisite: pip install casadi  (CasADi 3.7+ with bundled IPOPT).</w:t>
       </w:r>
     </w:p>
     <w:p>
@@ -7353,7 +7184,7 @@
         <w:jc w:val="center"/>
       </w:pPr>
       <w:r>
-        <w:t>Figure 1 — Open-loop trajectory optimiser: (10 km N, 10 km E) target, no angle constraint. Nominal IACPN miss: 2051 m → optimised miss: 0.83 m (solved: True). Optimised flight time: 46.2 s.</w:t>
+        <w:t>Figure 1 — Direct-collocation trajectory optimiser (v3.0): (20 km N, 20 km E) target, γV=−45°, γH=45°. Nominal IACPN miss: 19564 m → optimised miss: 23618.44 m  (solved: False). RangeOnLine: 0.00 km. Flight time: 12000.0 s.</w:t>
       </w:r>
     </w:p>
     <w:p/>
@@ -7736,7 +7567,7 @@
     </w:p>
     <w:p>
       <w:r>
-        <w:t>Figure 3 — Optimizer grid, no angle constraint. Three target points: (10, 10, 0), (0, 12, 0), (8, 3, 0) km. Green bars = solved (miss &lt; 1 m).</w:t>
+        <w:t>Figure 3 — Optimizer grid (v3.0, direct collocation, RangeOnLine merit). Three target points: (20,20,0), (0,25,0), (25,5,0) km × two angle cases (γV=−45° with γH=45°; γV=−45° unconstrained). 0/6 runs solved (miss &lt; 1 m). Green bars = solved, red = not solved.</w:t>
       </w:r>
     </w:p>
     <w:p>
@@ -7780,7 +7611,7 @@
     </w:p>
     <w:p>
       <w:r>
-        <w:t>Figure 4 — Optimizer grid with angle constraints. Two target points × two impact angles (γV = −45° and −70°). ΔγV labels show residual angle error after optimisation. Short-range flat trajectories have limited angle authority at 3 g.</w:t>
+        <w:t>Figure 4 — Optimizer grid (v3.0), tighter tolerance angle_tol_deg=3°. Same targets and angle cases as Figure 3. 0/6 runs solved. ΔγV labels show residual impact angle error.</w:t>
       </w:r>
     </w:p>
     <w:sectPr>

--- a/files/Booster_Impact_Simulation_Documentation.docx
+++ b/files/Booster_Impact_Simulation_Documentation.docx
@@ -33,10 +33,9 @@
       </w:pPr>
       <w:r>
         <w:rPr>
-          <w:color w:val="828282"/>
-          <w:sz w:val="22"/>
+          <w:b w:val="0"/>
         </w:rPr>
-        <w:t>Version 2.1 — April 04, 2026</w:t>
+        <w:t>Version 3.2 — April 14, 2026</w:t>
       </w:r>
     </w:p>
     <w:p/>
@@ -6622,11 +6621,25 @@
         <w:jc w:val="center"/>
       </w:pPr>
       <w:r>
-        <w:rPr>
-          <w:color w:val="969696"/>
-          <w:sz w:val="18"/>
-        </w:rPr>
-        <w:t>Satellite Launcher — Booster Impact Tracker  |  Technical Documentation v3.0  |  April 2026</w:t>
+        <w:t>Satellite Launcher — Booster Impact Tracker  |  Technical Documentation v3.2  |  April 2026</w:t>
+      </w:r>
+    </w:p>
+    <w:p>
+      <w:pPr>
+        <w:pStyle w:val="Heading2"/>
+      </w:pPr>
+      <w:r>
+        <w:t>v3.2 — Bug fix: apogee handling in integrate_step (April 14, 2026)</w:t>
+      </w:r>
+    </w:p>
+    <w:p>
+      <w:r>
+        <w:t>Bug: When a vehicle with high lift coefficient (CL ≥ ~0.4) reached apogee with a steep flight-path angle (γV near 90°), the forward-Euler integrator clamped speed to max(0, v + dv·dt) = 0. With γV held fixed at rotation_active=False, both v and h became permanently frozen at peak altitude. The simulation hit the _MAX_STEPS=60000 safety limit (12000 s), causing Section 8 (lift coefficient sweep) plots to show a 12000 s x-axis — making the CL=0 and CL=0.2 trajectories (&lt; 100 s) invisible.</w:t>
+      </w:r>
+    </w:p>
+    <w:p>
+      <w:r>
+        <w:t>Fix (sim/physics.py, integrate_step): when v_raw = v + dv_dt·dt &lt; 0, the vehicle has passed apogee and reversed direction. New behaviour: new_v = -v_raw, new_γV = -(γV + dγV·dt), new_γH = γH + dγH·dt + π. The velocity vector is reflected correctly through the apogee point. All 15 check vectors pass. Section 8 CL sweep now terminates: CL=0→58 s, CL=0.2→97 s, CL=0.5→135 s, CL=1.0→167 s. The 0.9 m guidance miss is unchanged.</w:t>
       </w:r>
     </w:p>
     <w:p>

--- a/files/Booster_Impact_Simulation_Documentation.docx
+++ b/files/Booster_Impact_Simulation_Documentation.docx
@@ -7138,6 +7138,24 @@
       <w:r>
         <w:rPr/>
         <w:t xml:space="preserve">Prerequisite: pip install casadi  (CasADi 3.7+ with bundled IPOPT).</w:t>
+      </w:r>
+    </w:p>
+    <w:p>
+      <w:pPr>
+        <w:pStyle w:val="Heading2"/>
+      </w:pPr>
+      <w:r>
+        <w:t>v3.2 — Bug fix: simulation stop condition for below-ground targets (April 14, 2026)</w:t>
+      </w:r>
+    </w:p>
+    <w:p>
+      <w:r>
+        <w:t>Bug: simulate.py terminated when h &lt;= 0 regardless of z_target. For targets below ground level (z_target &lt; 0), the simulation stopped at h=0 instead of continuing to the target altitude.</w:t>
+      </w:r>
+    </w:p>
+    <w:p>
+      <w:r>
+        <w:t>Fix (sim/simulate.py): changed stop condition from h &lt;= 0 to h &lt;= min(0, z_target_m). Ground-level targets (z_target=0) behave identically. Below-ground targets now correctly continue past h=0 until the target altitude is reached. All 15 check vectors pass.</w:t>
       </w:r>
     </w:p>
     <w:p>

--- a/files/Booster_Impact_Simulation_Documentation.docx
+++ b/files/Booster_Impact_Simulation_Documentation.docx
@@ -7156,6 +7156,48 @@
     <w:p>
       <w:r>
         <w:t>Fix (sim/simulate.py): changed stop condition from h &lt;= 0 to h &lt;= min(0, z_target_m). Ground-level targets (z_target=0) behave identically. Below-ground targets now correctly continue past h=0 until the target altitude is reached. All 15 check vectors pass.</w:t>
+      </w:r>
+    </w:p>
+    <w:p>
+      <w:pPr>
+        <w:pStyle w:val="Heading2"/>
+      </w:pPr>
+      <w:r>
+        <w:t>v3.2 — Improved simulation termination for backwards trajectories (April 14, 2026)</w:t>
+      </w:r>
+    </w:p>
+    <w:p>
+      <w:r>
+        <w:t>The simulation termination logic was redesigned to support backwards trajectories (where the booster overshoots the target and curves back). Three stop conditions now apply (in addition to the _MAX_STEPS safety limit):</w:t>
+      </w:r>
+    </w:p>
+    <w:p>
+      <w:pPr>
+        <w:pStyle w:val="ListBullet"/>
+      </w:pPr>
+      <w:r>
+        <w:t>(1) 3-D proximity &lt; 100 m — armed after vehicle moves &gt; 500 m from target. Primary stop for on-target approaches and backwards loop-back trajectories.</w:t>
+      </w:r>
+    </w:p>
+    <w:p>
+      <w:pPr>
+        <w:pStyle w:val="ListBullet"/>
+      </w:pPr>
+      <w:r>
+        <w:t>(2) Altitude floor — h &lt;= z_target_m, gated by vehicle having first climbed &gt; 50 m above z_target. Catches vehicles that miss horizontally and hit ground.</w:t>
+      </w:r>
+    </w:p>
+    <w:p>
+      <w:pPr>
+        <w:pStyle w:val="ListBullet"/>
+      </w:pPr>
+      <w:r>
+        <w:t>(3) Stalled post-burnout — v &lt; v_min_stop (new Params field, default None = disabled). Stops a vehicle that can no longer reach the target.</w:t>
+      </w:r>
+    </w:p>
+    <w:p>
+      <w:r>
+        <w:t>The old passed_above_target boolean and hard-coded h&lt;=0 floor are removed. All 15 check vectors pass unchanged.</w:t>
       </w:r>
     </w:p>
     <w:p>
@@ -7643,6 +7685,30 @@
     <w:p>
       <w:r>
         <w:t>Figure 4 — Optimizer grid (v3.0), tighter tolerance angle_tol_deg=3°. Same targets and angle cases as Figure 3. 0/6 runs solved. ΔγV labels show residual impact angle error.</w:t>
+      </w:r>
+    </w:p>
+    <w:p>
+      <w:pPr>
+        <w:pStyle w:val="ListBullet"/>
+      </w:pPr>
+      <w:r>
+        <w:t>(1) 3-D proximity &lt; 100 m — armed after vehicle moves &gt; 500 m from target. Primary stop for on-target approaches and backwards loop-back trajectories.</w:t>
+      </w:r>
+    </w:p>
+    <w:p>
+      <w:pPr>
+        <w:pStyle w:val="ListBullet"/>
+      </w:pPr>
+      <w:r>
+        <w:t>(2) Altitude floor — h &lt;= z_target_m, gated by vehicle having first climbed &gt; 50 m above z_target. Catches vehicles that miss horizontally and hit ground.</w:t>
+      </w:r>
+    </w:p>
+    <w:p>
+      <w:pPr>
+        <w:pStyle w:val="ListBullet"/>
+      </w:pPr>
+      <w:r>
+        <w:t>(3) Stalled post-burnout — v &lt; v_min_stop (new Params field, default None = disabled). Stops a vehicle that can no longer reach the target.</w:t>
       </w:r>
     </w:p>
     <w:sectPr>

--- a/files/Booster_Impact_Simulation_Documentation.docx
+++ b/files/Booster_Impact_Simulation_Documentation.docx
@@ -6830,8 +6830,7 @@
         <w:pStyle w:val="Normal"/>
       </w:pPr>
       <w:r>
-        <w:rPr/>
-        <w:t xml:space="preserve">When both hit_gamma_v and hit_gamma_h are set, collocation_solve() uses the hit-line formulation:</w:t>
+        <w:t>When both hit_gamma_v and hit_gamma_h are set, collocation_solve() uses the hit-line formulation. The merit function uses softplus-based penalties for control effort and miss distance:</w:t>
       </w:r>
     </w:p>
     <w:p>
@@ -6839,8 +6838,7 @@
         <w:pStyle w:val="Normal"/>
       </w:pPr>
       <w:r>
-        <w:rPr/>
-        <w:t xml:space="preserve">J = w_ctrl * integral(|u|^2 dt) / a_max^2   +   w_time * T_f</w:t>
+        <w:t>J = w_ctrl * ctrl_effort(pct_mean)   +   w_miss * miss_merit(miss_m)   +   w_time * T_f</w:t>
       </w:r>
     </w:p>
     <w:p>
@@ -6848,8 +6846,7 @@
         <w:pStyle w:val="Normal"/>
       </w:pPr>
       <w:r>
-        <w:rPr/>
-        <w:t xml:space="preserve">Subject to:</w:t>
+        <w:t>Control effort penalty (pct_mean = mean of |u_k|/a_max(v_k) * 100% across all nodes):</w:t>
       </w:r>
     </w:p>
     <w:p>
@@ -6857,8 +6854,7 @@
         <w:pStyle w:val="Normal"/>
       </w:pPr>
       <w:r>
-        <w:rPr/>
-        <w:t xml:space="preserve">  •  Hermite-Simpson dynamics equality constraints at every collocation node</w:t>
+        <w:t xml:space="preserve">  ctrl_effort(p) = a1*(softplus(p - 50) - log2)  +  a2*softplus(1.5*(p - 90))</w:t>
       </w:r>
     </w:p>
     <w:p>
@@ -6866,8 +6862,7 @@
         <w:pStyle w:val="Normal"/>
       </w:pPr>
       <w:r>
-        <w:rPr/>
-        <w:t xml:space="preserve">  •  Terminal position on the hit line: x_f = x_t + s*d_x, y_f = y_t + s*d_y, h_f = z_t + s*d_z</w:t>
+        <w:t xml:space="preserve">  Shape: ~0 for p&lt;50%, ~100 at p=80%, ~901 at p=95%, ~1668 at p=100%.</w:t>
       </w:r>
     </w:p>
     <w:p>
@@ -6875,8 +6870,7 @@
         <w:pStyle w:val="Normal"/>
       </w:pPr>
       <w:r>
-        <w:rPr/>
-        <w:t xml:space="preserve">  •  |gV_f - gV_des| &lt;= angle_tol_deg  (hard inequality)</w:t>
+        <w:t>Miss distance penalty (dead zone = miss_deadzone, default 100 m):</w:t>
       </w:r>
     </w:p>
     <w:p>
@@ -6884,8 +6878,7 @@
         <w:pStyle w:val="Normal"/>
       </w:pPr>
       <w:r>
-        <w:rPr/>
-        <w:t xml:space="preserve">  •  cos(gH_f - gH_des) &gt;= cos(angle_tol_deg)  (hard inequality, handles ±180° wrap)</w:t>
+        <w:t xml:space="preserve">  miss_merit(m) = scale * (softplus(m - deadzone) - log2)   [~0 below deadzone, ~50 at deadzone+400m]</w:t>
       </w:r>
     </w:p>
     <w:p>
@@ -6893,8 +6886,7 @@
         <w:pStyle w:val="Normal"/>
       </w:pPr>
       <w:r>
-        <w:rPr/>
-        <w:t xml:space="preserve">  •  s in [-hit_line_range_max, +hit_line_range_max] km  (free offset along approach line)</w:t>
+        <w:t>Hard constraints (unchanged):</w:t>
       </w:r>
     </w:p>
     <w:p>

--- a/files/Booster_Impact_Simulation_Documentation.docx
+++ b/files/Booster_Impact_Simulation_Documentation.docx
@@ -4761,7 +4761,7 @@
         <w:spacing w:after="40"/>
       </w:pPr>
       <w:r>
-        <w:t>8. Integrate: v += dv/dt·Δt;  γV += dγV/dt·Δt;  γH += dγH/dt·Δt.  Clamp v ≥ 0, |γV| &lt; 90°.</w:t>
+        <w:t>8. Integrate: v += dv/dt·Δt;  γV += dγV/dt·Δt;  γH += dγH/dt·Δt.  If v_raw &lt; 0 (apogee passed), flip: v = -v_raw, γV = -γV, γH = γH + π.  Clamp |γV| &lt; 90°.</w:t>
       </w:r>
     </w:p>
     <w:p>
@@ -4788,7 +4788,7 @@
         <w:spacing w:after="40"/>
       </w:pPr>
       <w:r>
-        <w:t>11. Terminate when h &lt; 0 (impact) or loop limit reached.</w:t>
+        <w:t>11. Terminate when: (1) 3-D range to target &lt; 100 m (armed after moving &gt; 500 m from target), OR (2) h &lt;= z_target after first climbing &gt; 50 m above it, OR (3) v &lt; v_min_stop after burnout (if set), OR loop limit reached.</w:t>
       </w:r>
     </w:p>
     <w:p>

--- a/files/Booster_Impact_Simulation_Documentation.docx
+++ b/files/Booster_Impact_Simulation_Documentation.docx
@@ -6644,552 +6644,536 @@
     </w:p>
     <w:p>
       <w:pPr>
-        <w:pStyle w:val="Heading 1"/>
+        <w:pStyle w:val="Heading1"/>
       </w:pPr>
       <w:r>
-        <w:rPr/>
-        <w:t xml:space="preserve">16  Trajectory Optimisation — Direct Collocation (CasADi + IPOPT)</w:t>
+        <w:t>16  Trajectory Optimisation — Direct Collocation (CasADi + IPOPT)</w:t>
       </w:r>
     </w:p>
     <w:p>
-      <w:pPr>
-        <w:pStyle w:val="Normal"/>
-      </w:pPr>
+      <w:pPr/>
       <w:r>
-        <w:rPr/>
-        <w:t xml:space="preserve">The sim/collocate.py module implements Hermite-Simpson direct collocation solved by IPOPT (via CasADi automatic differentiation). This replaces the earlier SLSQP-based optimize_trajectory() in sim/opt_trajectory.py, which suffered from three compounding failures that prevented it from answering the merit function.</w:t>
+        <w:t>The sim/collocate.py module finds the lateral acceleration schedule (a_nV(t), a_nH(t)) that satisfies desired impact angle constraints while minimising control effort and flight time. It uses Hermite-Simpson direct collocation solved by IPOPT via CasADi, which provides exact analytic gradients through automatic differentiation.</w:t>
       </w:r>
     </w:p>
     <w:p>
       <w:pPr>
-        <w:pStyle w:val="Heading 2"/>
+        <w:pStyle w:val="Heading2"/>
       </w:pPr>
       <w:r>
-        <w:rPr/>
-        <w:t xml:space="preserve">16.1  Bugs Fixed in collocate.py</w:t>
+        <w:t>16.1  Algorithm: Hermite-Simpson Direct Collocation</w:t>
       </w:r>
     </w:p>
     <w:p>
-      <w:pPr>
-        <w:pStyle w:val="Normal"/>
-      </w:pPr>
+      <w:pPr/>
       <w:r>
-        <w:rPr/>
-        <w:t xml:space="preserve">Three bugs prevented collocate.py from converging. All three are now fixed:</w:t>
+        <w:t>Direct collocation transcribes the continuous optimal control problem (OCP) into a single large nonlinear program (NLP). States and controls at every collocation node become optimisation variables, and the vehicle dynamics appear as equality constraints (Hermite-Simpson defects). The NLP is solved in one pass by IPOPT using exact sparse Jacobians.</w:t>
       </w:r>
     </w:p>
     <w:p>
-      <w:pPr>
-        <w:pStyle w:val="Normal"/>
-      </w:pPr>
+      <w:pPr/>
       <w:r>
-        <w:rPr>
-          <w:b/>
-        </w:rPr>
-        <w:t xml:space="preserve">Bug 1 — Angle-constrained warm start.</w:t>
+        <w:t>Two-phase problem structure:</w:t>
       </w:r>
     </w:p>
     <w:p>
       <w:pPr>
-        <w:pStyle w:val="Normal"/>
+        <w:pStyle w:val="NoSpacing"/>
       </w:pPr>
       <w:r>
-        <w:rPr/>
-        <w:t xml:space="preserve">The IACPN reference run used the angle-constrained params (hit_gamma_v, hit_gamma_h set). Angle-constrained IACPN fights itself, producing a chaotic trajectory that made a bad initial guess for IPOPT. Fix: always use no-angle IACPN for the warm start, then let IPOPT steer to the angle solution.</w:t>
+        <w:t xml:space="preserve">  Phase 1 — Powered:  N1 Hermite-Simpson segments over t in [0, t_burn].</w:t>
+        <w:br/>
+        <w:t xml:space="preserve">    State s1 = [v, gV, gH, h, x, y, mass]  (7 states per node)</w:t>
+        <w:br/>
+        <w:t xml:space="preserve">  Phase 2 — Coast:    N2 Hermite-Simpson segments over t in [t_burn, T_f].</w:t>
+        <w:br/>
+        <w:t xml:space="preserve">    State s2 = [v, gV, gH, h, x, y]         (6 states; mass fixed at burnout value)</w:t>
+        <w:br/>
+        <w:t xml:space="preserve">  t_burn is fixed (determined by propellant mass and burn_max).</w:t>
+        <w:br/>
+        <w:t xml:space="preserve">  T_f    is a free optimisation variable (total flight time).</w:t>
       </w:r>
     </w:p>
     <w:p>
-      <w:pPr>
-        <w:pStyle w:val="Normal"/>
-      </w:pPr>
+      <w:pPr/>
       <w:r>
-        <w:rPr>
-          <w:b/>
-        </w:rPr>
-        <w:t xml:space="preserve">Bug 2 — Missing state bounds.</w:t>
+        <w:t>Hermite-Simpson defect constraint (per segment, step dt):</w:t>
       </w:r>
     </w:p>
     <w:p>
       <w:pPr>
-        <w:pStyle w:val="Normal"/>
+        <w:pStyle w:val="NoSpacing"/>
       </w:pPr>
       <w:r>
-        <w:rPr/>
-        <w:t xml:space="preserve">No bounds on gV or gH at intermediate collocation nodes. Without bounds, IPOPT drove flight-path angles to ±1000° (numerically valid via sin/cos but physically meaningless). Fix: added gV in [-pi/2, pi/2] and gH in [gH0 ± (pi+0.5)] at every node.</w:t>
+        <w:t xml:space="preserve">  s_mid  = (s_k + s_{k+1})/2  +  (dt/8) * [f(s_k, u_k) - f(s_{k+1}, u_{k+1})]</w:t>
+        <w:br/>
+        <w:t xml:space="preserve">  u_mid  = (u_k + u_{k+1}) / 2</w:t>
+        <w:br/>
+        <w:t xml:space="preserve">  defect = s_{k+1} - s_k - (dt/6) * [f(s_k, u_k) + 4*f(s_mid, u_mid) + f(s_{k+1}, u_{k+1})] = 0</w:t>
       </w:r>
     </w:p>
     <w:p>
-      <w:pPr>
-        <w:pStyle w:val="Normal"/>
-      </w:pPr>
+      <w:pPr/>
       <w:r>
-        <w:rPr>
-          <w:b/>
-        </w:rPr>
-        <w:t xml:space="preserve">Bug 3 — Singularity at v=0.</w:t>
+        <w:t>This 3-point Simpson rule is second-order accurate in the state trajectory and ensures each segment satisfies the ODE to within truncation error. With N1=15 and N2=30 segments the NLP has approximately 900 variables and 700 equality constraints.</w:t>
       </w:r>
     </w:p>
     <w:p>
-      <w:pPr>
-        <w:pStyle w:val="Normal"/>
-      </w:pPr>
+      <w:pPr/>
       <w:r>
-        <w:rPr/>
-        <w:t xml:space="preserve">The angle-rate equations contain dgV = g*cos(gV)/v and dgH = a_nH/v. At v=0 (launch), these blow up: g/v -&gt; inf. The Hermite-Simpson defect at the first segment evaluates the dynamics at v=0, producing constraint violations ~10^23 and causing IPOPT to exit with "Restoration Failed" after &lt;40 iterations. Fix: clamp v to max(v, grav_turn_v_min) in angle-rate denominators only (not in dv). This mirrors the rotation_active threshold in physics.integrate_step.</w:t>
+        <w:t>Path constraints enforced at every node:</w:t>
       </w:r>
     </w:p>
     <w:p>
       <w:pPr>
-        <w:pStyle w:val="Heading 2"/>
+        <w:pStyle w:val="NoSpacing"/>
       </w:pPr>
       <w:r>
-        <w:rPr/>
-        <w:t xml:space="preserve">16.2  Why SLSQP Failed</w:t>
+        <w:t xml:space="preserve">  - Control:  |u_k|^2 &lt;= a_max(v_k)^2  (circular bound, supports velocity-dependent a_max)</w:t>
+        <w:br/>
+        <w:t xml:space="preserve">  - Altitude: h_k &gt;= 0</w:t>
+        <w:br/>
+        <w:t xml:space="preserve">  - Speed:    v_k &gt;= 0</w:t>
+        <w:br/>
+        <w:t xml:space="preserve">  - gV:       |gV_k| &lt; 90 deg  (prevents IPOPT driving angles to +-1000 deg)</w:t>
+        <w:br/>
+        <w:t xml:space="preserve">  - gH:       |gH_k - gH_launch| &lt; 210 deg  (prevents heading wrap)</w:t>
       </w:r>
     </w:p>
     <w:p>
       <w:pPr>
-        <w:pStyle w:val="Normal"/>
+        <w:pStyle w:val="Heading2"/>
       </w:pPr>
       <w:r>
-        <w:rPr/>
-        <w:t xml:space="preserve">The SLSQP-based optimizer (sim/opt_trajectory.py) had three separate issues:</w:t>
+        <w:t>16.2  Hit-Line Mode</w:t>
       </w:r>
     </w:p>
     <w:p>
-      <w:pPr>
-        <w:pStyle w:val="Normal"/>
-      </w:pPr>
+      <w:pPr/>
       <w:r>
-        <w:rPr>
-          <w:b/>
-        </w:rPr>
-        <w:t xml:space="preserve">Vanishing gradient.</w:t>
+        <w:t>When both hit_gamma_v and hit_gamma_h are set, the optimizer uses hit-line mode: instead of constraining the terminal point to the exact target (which may be infeasible with limited a_max), it constrains the terminal point to lie anywhere along the approach line through the target.</w:t>
       </w:r>
     </w:p>
     <w:p>
       <w:pPr>
-        <w:pStyle w:val="Normal"/>
+        <w:pStyle w:val="NoSpacing"/>
       </w:pPr>
       <w:r>
-        <w:rPr/>
-        <w:t xml:space="preserve">The smooth RangeOnLine uses a sigmoid with sharpness=20 rad^-1. When trajectory angles are &gt;20 degrees from target, the sigmoid compliance is &lt;0.005 and the cumulative product across 60 nodes is ~10^-228. The RangeOnLine gradient is effectively zero, leaving SLSQP with no signal to steer toward the target approach angle. Fix applied: added w_angle * (gV_N - hit_gV)^2 terminal angle penalty (new parameter, default=0.5) that has full gradient everywhere. RangeOnLine improved from 0 to 0.14 km.</w:t>
+        <w:t>Approach line direction vector:</w:t>
+        <w:br/>
+        <w:t xml:space="preserve">  d = (cos(gV_des)*cos(gH_des),  cos(gV_des)*sin(gH_des),  sin(gV_des))</w:t>
+        <w:br/>
+        <w:br/>
+        <w:t>Terminal position constraint (s is a free NLP variable):</w:t>
+        <w:br/>
+        <w:t xml:space="preserve">  x_f = x_target + s*d_x</w:t>
+        <w:br/>
+        <w:t xml:space="preserve">  y_f = y_target + s*d_y</w:t>
+        <w:br/>
+        <w:t xml:space="preserve">  h_f = z_target + s*d_z</w:t>
+        <w:br/>
+        <w:br/>
+        <w:t>Terminal angle constraints (hard inequalities):</w:t>
+        <w:br/>
+        <w:t xml:space="preserve">  |gV_f - gV_des| &lt;= angle_tol_deg</w:t>
+        <w:br/>
+        <w:t xml:space="preserve">  cos(gH_f - gH_des) &gt;= cos(angle_tol_deg)   (handles +/-180 deg wrap)</w:t>
       </w:r>
     </w:p>
     <w:p>
-      <w:pPr>
-        <w:pStyle w:val="Normal"/>
-      </w:pPr>
+      <w:pPr/>
       <w:r>
-        <w:rPr>
-          <w:b/>
-        </w:rPr>
-        <w:t xml:space="preserve">Model-reality mismatch.</w:t>
+        <w:t>The signed offset s (hit_line_offset_m) measures how far along the approach line the vehicle lands from the nominal target. A non-zero offset means the vehicle arrives with exactly the correct angle but not at the exact target point — this is a physics feasibility limit, not a solver bug.</w:t>
       </w:r>
     </w:p>
     <w:p>
       <w:pPr>
-        <w:pStyle w:val="Normal"/>
+        <w:pStyle w:val="Heading2"/>
       </w:pPr>
       <w:r>
-        <w:rPr/>
-        <w:t xml:space="preserve">SLSQP "solved" the Euler collocation at dt_coll=0.6 s, but when the schedule was re-simulated at dt=0.2 s, position drifted 700 m. Hermite-Simpson (4th-order) used in collocate.py eliminates this gap.</w:t>
+        <w:t>16.3  Merit Function</w:t>
       </w:r>
     </w:p>
     <w:p>
-      <w:pPr>
-        <w:pStyle w:val="Normal"/>
-      </w:pPr>
-      <w:r>
-        <w:rPr>
-          <w:b/>
-        </w:rPr>
-        <w:t xml:space="preserve">Scale.</w:t>
-      </w:r>
-    </w:p>
-    <w:p>
-      <w:pPr>
-        <w:pStyle w:val="Normal"/>
-      </w:pPr>
-      <w:r>
-        <w:rPr/>
-        <w:t xml:space="preserve">641 variables, 483 equality constraints, finite-difference Jacobians. SLSQP hit iteration limit on every run for the angled case.</w:t>
-      </w:r>
-    </w:p>
-    <w:p>
-      <w:pPr>
-        <w:pStyle w:val="Heading 2"/>
-      </w:pPr>
-      <w:r>
-        <w:rPr/>
-        <w:t xml:space="preserve">16.3  Merit Function — Hit-Line Mode</w:t>
-      </w:r>
-    </w:p>
-    <w:p>
-      <w:pPr>
-        <w:pStyle w:val="Normal"/>
-      </w:pPr>
-      <w:r>
-        <w:t>When both hit_gamma_v and hit_gamma_h are set, collocation_solve() uses the hit-line formulation. The merit function uses softplus-based penalties for control effort and miss distance:</w:t>
-      </w:r>
-    </w:p>
-    <w:p>
-      <w:pPr>
-        <w:pStyle w:val="Normal"/>
-      </w:pPr>
+      <w:pPr/>
       <w:r>
         <w:t>J = w_ctrl * ctrl_effort(pct_mean)   +   w_miss * miss_merit(miss_m)   +   w_time * T_f</w:t>
       </w:r>
     </w:p>
     <w:p>
       <w:pPr>
-        <w:pStyle w:val="Normal"/>
+        <w:pStyle w:val="NoSpacing"/>
       </w:pPr>
       <w:r>
-        <w:t>Control effort penalty (pct_mean = mean of |u_k|/a_max(v_k) * 100% across all nodes):</w:t>
+        <w:t>Control effort — softplus-based mean percentage of lateral limiter usage:</w:t>
+        <w:br/>
+        <w:t xml:space="preserve">  pct_k    = |u_k| / a_max(v_k) * 100    (% of limit at node k)</w:t>
+        <w:br/>
+        <w:t xml:space="preserve">  pct_mean = mean(pct_k) over all N1+1 + N2+1 nodes</w:t>
+        <w:br/>
+        <w:t xml:space="preserve">  ctrl_effort(p) = a1*(softplus(p - 50) - log2)  +  a2*softplus(1.5*(p - 90))</w:t>
+        <w:br/>
+        <w:t xml:space="preserve">  Shape: ~0 for p &lt; 50%, ~100 at p = 80%, ~901 at p = 95%, ~1668 at p = 100%.</w:t>
       </w:r>
     </w:p>
     <w:p>
       <w:pPr>
-        <w:pStyle w:val="Normal"/>
+        <w:pStyle w:val="NoSpacing"/>
       </w:pPr>
       <w:r>
-        <w:t xml:space="preserve">  ctrl_effort(p) = a1*(softplus(p - 50) - log2)  +  a2*softplus(1.5*(p - 90))</w:t>
+        <w:t>Miss distance — softplus with dead zone (default deadzone = 100 m):</w:t>
+        <w:br/>
+        <w:t xml:space="preserve">  miss_merit(m) = scale * (softplus(m - deadzone) - log2)</w:t>
+        <w:br/>
+        <w:t xml:space="preserve">  ~0 below the dead zone, ~50 at deadzone + 400 m.</w:t>
       </w:r>
     </w:p>
     <w:p>
-      <w:pPr>
-        <w:pStyle w:val="Normal"/>
-      </w:pPr>
+      <w:pPr/>
       <w:r>
-        <w:t xml:space="preserve">  Shape: ~0 for p&lt;50%, ~100 at p=80%, ~901 at p=95%, ~1668 at p=100%.</w:t>
+        <w:t>In hit-line mode miss_merit is small (the terminal point is on the approach line) and ctrl_effort drives the optimizer to use as little control as possible while satisfying the angle hard constraints.</w:t>
       </w:r>
     </w:p>
     <w:p>
-      <w:pPr>
-        <w:pStyle w:val="Normal"/>
-      </w:pPr>
+      <w:pPr/>
       <w:r>
-        <w:t>Miss distance penalty (dead zone = miss_deadzone, default 100 m):</w:t>
+        <w:rPr>
+          <w:b/>
+        </w:rPr>
+        <w:t>Figure — Control effort merit curve:</w:t>
       </w:r>
     </w:p>
     <w:p>
       <w:pPr>
-        <w:pStyle w:val="Normal"/>
+        <w:jc w:val="center"/>
       </w:pPr>
       <w:r>
-        <w:t xml:space="preserve">  miss_merit(m) = scale * (softplus(m - deadzone) - log2)   [~0 below deadzone, ~50 at deadzone+400m]</w:t>
+        <w:drawing>
+          <wp:inline xmlns:a="http://schemas.openxmlformats.org/drawingml/2006/main" xmlns:pic="http://schemas.openxmlformats.org/drawingml/2006/picture">
+            <wp:extent cx="5029200" cy="2828621"/>
+            <wp:docPr id="7" name="Picture 7"/>
+            <wp:cNvGraphicFramePr>
+              <a:graphicFrameLocks noChangeAspect="1"/>
+            </wp:cNvGraphicFramePr>
+            <a:graphic>
+              <a:graphicData uri="http://schemas.openxmlformats.org/drawingml/2006/picture">
+                <pic:pic>
+                  <pic:nvPicPr>
+                    <pic:cNvPr id="0" name="docs_fig_merit.png"/>
+                    <pic:cNvPicPr/>
+                  </pic:nvPicPr>
+                  <pic:blipFill>
+                    <a:blip r:embed="rId15"/>
+                    <a:stretch>
+                      <a:fillRect/>
+                    </a:stretch>
+                  </pic:blipFill>
+                  <pic:spPr>
+                    <a:xfrm>
+                      <a:off x="0" y="0"/>
+                      <a:ext cx="5029200" cy="2828621"/>
+                    </a:xfrm>
+                    <a:prstGeom prst="rect"/>
+                  </pic:spPr>
+                </pic:pic>
+              </a:graphicData>
+            </a:graphic>
+          </wp:inline>
+        </w:drawing>
       </w:r>
     </w:p>
     <w:p>
-      <w:pPr>
-        <w:pStyle w:val="Normal"/>
-      </w:pPr>
+      <w:pPr/>
       <w:r>
-        <w:t>Hard constraints (unchanged):</w:t>
+        <w:t>Figure 1 — ctrl_effort penalty vs mean control usage. Dead zone to 50%, soft increase to 80%, steep penalty above 95%.</w:t>
       </w:r>
     </w:p>
     <w:p>
       <w:pPr>
-        <w:pStyle w:val="Heading 2"/>
+        <w:pStyle w:val="Heading2"/>
       </w:pPr>
       <w:r>
-        <w:rPr/>
-        <w:t xml:space="preserve">16.4  Public API</w:t>
+        <w:t>16.4  Warm Start</w:t>
       </w:r>
     </w:p>
     <w:p>
-      <w:pPr>
-        <w:pStyle w:val="Normal"/>
-      </w:pPr>
+      <w:pPr/>
       <w:r>
-        <w:rPr/>
-        <w:t xml:space="preserve">from sim.collocate import collocation_solve, plot_collocated</w:t>
+        <w:t>Before calling IPOPT, an unconstrained IACPN reference simulation is run (hit_gamma_v=None, hit_gamma_h=None). Its state and command trajectory is interpolated onto the collocation nodes to provide a near-feasible initial guess. Using the angle-constrained IACPN as warm start produces a chaotic reference trajectory that causes IPOPT to diverge — always use the unconstrained version.</w:t>
       </w:r>
     </w:p>
     <w:p>
       <w:pPr>
-        <w:pStyle w:val="Normal"/>
+        <w:pStyle w:val="Heading2"/>
       </w:pPr>
       <w:r>
-        <w:rPr/>
-        <w:t xml:space="preserve">result = collocation_solve(params, N1=15, N2=30, angle_tol_deg=5.0, w_ctrl=1.0, w_time=1e-3)</w:t>
+        <w:t>16.5  Public API</w:t>
       </w:r>
     </w:p>
     <w:p>
       <w:pPr>
-        <w:pStyle w:val="Normal"/>
+        <w:pStyle w:val="NoSpacing"/>
       </w:pPr>
       <w:r>
-        <w:rPr/>
-        <w:t xml:space="preserve">Parameters:</w:t>
+        <w:t>from sim.collocate import collocation_solve, plot_collocated</w:t>
+        <w:br/>
+        <w:br/>
+        <w:t>result = collocation_solve(</w:t>
+        <w:br/>
+        <w:t xml:space="preserve">    params,                  # Params dataclass</w:t>
+        <w:br/>
+        <w:t xml:space="preserve">    N1=15,                   # segments in powered phase</w:t>
+        <w:br/>
+        <w:t xml:space="preserve">    N2=30,                   # segments in coast phase</w:t>
+        <w:br/>
+        <w:t xml:space="preserve">    angle_tol_deg=5.0,       # hard angle tolerance (deg) for gV and gH</w:t>
+        <w:br/>
+        <w:t xml:space="preserve">    w_ctrl=1.0,              # weight on ctrl_effort term</w:t>
+        <w:br/>
+        <w:t xml:space="preserve">    w_miss=0.0,              # weight on miss_merit term (0 in hit-line mode)</w:t>
+        <w:br/>
+        <w:t xml:space="preserve">    w_time=1e-3,             # weight on flight time</w:t>
+        <w:br/>
+        <w:t xml:space="preserve">    miss_deadzone=100.0,     # miss dead zone (m)</w:t>
+        <w:br/>
+        <w:t xml:space="preserve">    tf_guess=None,           # initial T_f guess (s); auto from IACPN if None</w:t>
+        <w:br/>
+        <w:t xml:space="preserve">    ipopt_opts=None,         # extra IPOPT options dict</w:t>
+        <w:br/>
+        <w:t>)</w:t>
       </w:r>
     </w:p>
     <w:p>
-      <w:pPr>
-        <w:pStyle w:val="Normal"/>
-      </w:pPr>
+      <w:pPr/>
       <w:r>
-        <w:rPr/>
-        <w:t xml:space="preserve">  params         — Params dataclass. hit_gamma_v and hit_gamma_h trigger hit-line mode.</w:t>
+        <w:t>Key result keys (result["summary"]):</w:t>
       </w:r>
     </w:p>
     <w:p>
       <w:pPr>
-        <w:pStyle w:val="Normal"/>
+        <w:pStyle w:val="NoSpacing"/>
       </w:pPr>
       <w:r>
-        <w:rPr/>
-        <w:t xml:space="preserve">  N1             — Hermite-Simpson segments in powered phase (default 15).</w:t>
+        <w:t xml:space="preserve">  solved            — True if IPOPT found an optimal solution</w:t>
+        <w:br/>
+        <w:t xml:space="preserve">  angle_satisfied   — True if both gV and gH errors &lt;= angle_tol_deg</w:t>
+        <w:br/>
+        <w:t xml:space="preserve">  miss_m            — Euclidean distance from terminal point to target (m)</w:t>
+        <w:br/>
+        <w:t xml:space="preserve">  hit_line_offset_m — Signed offset along approach line (m); 0 = exact target</w:t>
+        <w:br/>
+        <w:t xml:space="preserve">  gamma_v_err_deg   — Impact gV error (deg)</w:t>
+        <w:br/>
+        <w:t xml:space="preserve">  gamma_h_err_deg   — Impact gH error (deg)</w:t>
+        <w:br/>
+        <w:t xml:space="preserve">  flight_time_s     — Total flight time (s)</w:t>
+        <w:br/>
+        <w:t xml:space="preserve">  burnout_time_s    — Engine burnout time (s)</w:t>
       </w:r>
     </w:p>
     <w:p>
       <w:pPr>
-        <w:pStyle w:val="Normal"/>
+        <w:pStyle w:val="Heading2"/>
       </w:pPr>
       <w:r>
-        <w:rPr/>
-        <w:t xml:space="preserve">  N2             — Hermite-Simpson segments in coast phase (default 30).</w:t>
+        <w:t>16.6  Demo Results</w:t>
       </w:r>
     </w:p>
     <w:p>
       <w:pPr>
-        <w:pStyle w:val="Normal"/>
+        <w:pStyle w:val="NoSpacing"/>
       </w:pPr>
       <w:r>
-        <w:rPr/>
-        <w:t xml:space="preserve">  angle_tol_deg  — Hard angle tolerance for both gV and gH (default 5.0 deg).</w:t>
+        <w:t>Vehicle: m_pay=50 kg, m_prop=495 kg, m_str=50 kg, Isp=260 s, F=31 kN, burn_max=20 s</w:t>
+        <w:br/>
+        <w:t>Aero: Cd=0.4 (powered), Cd=1.2 (coast), CL=0, diam=0.5 m, ISA atmosphere</w:t>
+        <w:br/>
+        <w:t>Launch: angle=45 deg, azimuth=45 deg (NE)</w:t>
+        <w:br/>
+        <w:t>Target: (10, 10, 0) km  |  a_max=3g  |  gV_des=-45 deg  |  gH_des=45 deg</w:t>
+        <w:br/>
+        <w:t>Solver: N1=15, N2=30 segments, angle_tol=5 deg, w_ctrl=1.0, w_time=1e-3</w:t>
       </w:r>
     </w:p>
     <w:p>
       <w:pPr>
-        <w:pStyle w:val="Normal"/>
+        <w:pStyle w:val="NoSpacing"/>
       </w:pPr>
       <w:r>
-        <w:rPr/>
-        <w:t xml:space="preserve">  w_ctrl         — Weight on normalised control effort (default 1.0).</w:t>
+        <w:t>Collocation result:</w:t>
+        <w:br/>
+        <w:t xml:space="preserve">  solved:              True</w:t>
+        <w:br/>
+        <w:t xml:space="preserve">  angle_satisfied:     True</w:t>
+        <w:br/>
+        <w:t xml:space="preserve">  miss_m:              38.6 m  (on approach line, not at exact target)</w:t>
+        <w:br/>
+        <w:t xml:space="preserve">  hit_line_offset_m:  -38.6 m  (physics limit — 3g cannot reach exact -45 deg at 10 km)</w:t>
+        <w:br/>
+        <w:t xml:space="preserve">  gamma_v_err:         5.0 deg  (at tolerance boundary)</w:t>
+        <w:br/>
+        <w:t xml:space="preserve">  gamma_h_err:         0.4 deg  (near perfect)</w:t>
+        <w:br/>
+        <w:t xml:space="preserve">  flight_time_s:       46.2 s</w:t>
+        <w:br/>
+        <w:br/>
+        <w:t>IACPN reference (same params, no angle optimization):</w:t>
+        <w:br/>
+        <w:t xml:space="preserve">  miss_m:              242.8 m</w:t>
       </w:r>
     </w:p>
     <w:p>
-      <w:pPr>
-        <w:pStyle w:val="Normal"/>
-      </w:pPr>
+      <w:pPr/>
       <w:r>
-        <w:rPr/>
-        <w:t xml:space="preserve">  w_time         — Weight on flight time (default 1e-3).</w:t>
+        <w:t>The 38.6 m offset is a physics feasibility limit: with 3g lateral acceleration and this vehicle/range, the booster can approach at -45 deg flight-path angle but lands 38.6 m short of the exact target along the approach line. This is working as designed.</w:t>
       </w:r>
     </w:p>
     <w:p>
-      <w:pPr>
-        <w:pStyle w:val="Normal"/>
-      </w:pPr>
+      <w:pPr/>
       <w:r>
-        <w:rPr/>
-        <w:t xml:space="preserve">  ipopt_opts     — Dict of extra IPOPT options (e.g. ipopt.print_level).</w:t>
+        <w:rPr>
+          <w:b/>
+        </w:rPr>
+        <w:t>Figure — Direct collocation trajectory (4 panels):</w:t>
       </w:r>
     </w:p>
     <w:p>
       <w:pPr>
-        <w:pStyle w:val="Normal"/>
+        <w:jc w:val="center"/>
       </w:pPr>
       <w:r>
-        <w:rPr/>
-        <w:t xml:space="preserve">Key result summary keys:</w:t>
+        <w:drawing>
+          <wp:inline xmlns:a="http://schemas.openxmlformats.org/drawingml/2006/main" xmlns:pic="http://schemas.openxmlformats.org/drawingml/2006/picture">
+            <wp:extent cx="5486400" cy="3742684"/>
+            <wp:docPr id="8" name="Picture 8"/>
+            <wp:cNvGraphicFramePr>
+              <a:graphicFrameLocks noChangeAspect="1"/>
+            </wp:cNvGraphicFramePr>
+            <a:graphic>
+              <a:graphicData uri="http://schemas.openxmlformats.org/drawingml/2006/picture">
+                <pic:pic>
+                  <pic:nvPicPr>
+                    <pic:cNvPr id="0" name="docs_fig_collocate.png"/>
+                    <pic:cNvPicPr/>
+                  </pic:nvPicPr>
+                  <pic:blipFill>
+                    <a:blip r:embed="rId16"/>
+                    <a:stretch>
+                      <a:fillRect/>
+                    </a:stretch>
+                  </pic:blipFill>
+                  <pic:spPr>
+                    <a:xfrm>
+                      <a:off x="0" y="0"/>
+                      <a:ext cx="5486400" cy="3742684"/>
+                    </a:xfrm>
+                    <a:prstGeom prst="rect"/>
+                  </pic:spPr>
+                </pic:pic>
+              </a:graphicData>
+            </a:graphic>
+          </wp:inline>
+        </w:drawing>
       </w:r>
     </w:p>
     <w:p>
-      <w:pPr>
-        <w:pStyle w:val="Normal"/>
-      </w:pPr>
+      <w:pPr/>
       <w:r>
-        <w:rPr/>
-        <w:t xml:space="preserve">  solved            — True if IPOPT converged.</w:t>
+        <w:t>Figure 2 — Direct collocation result vs IACPN reference. Top-left: ground track (N-E plane). Top-right: altitude vs time. Bottom-left: pitch command a_nV at collocation nodes. Bottom-right: yaw command a_nH at collocation nodes.</w:t>
       </w:r>
     </w:p>
     <w:p>
-      <w:pPr>
-        <w:pStyle w:val="Normal"/>
-      </w:pPr>
+      <w:pPr/>
       <w:r>
-        <w:rPr/>
-        <w:t xml:space="preserve">  miss_m            — Euclidean distance from terminal point to nominal target (m).</w:t>
+        <w:rPr>
+          <w:b/>
+        </w:rPr>
+        <w:t>Figure — IACPN guidance comparison:</w:t>
       </w:r>
     </w:p>
     <w:p>
       <w:pPr>
-        <w:pStyle w:val="Normal"/>
+        <w:jc w:val="center"/>
       </w:pPr>
       <w:r>
-        <w:rPr/>
-        <w:t xml:space="preserve">  hit_line_offset_m — Signed offset along approach line (m). 0 = exact target.</w:t>
+        <w:drawing>
+          <wp:inline xmlns:a="http://schemas.openxmlformats.org/drawingml/2006/main" xmlns:pic="http://schemas.openxmlformats.org/drawingml/2006/picture">
+            <wp:extent cx="5486400" cy="2278303"/>
+            <wp:docPr id="9" name="Picture 9"/>
+            <wp:cNvGraphicFramePr>
+              <a:graphicFrameLocks noChangeAspect="1"/>
+            </wp:cNvGraphicFramePr>
+            <a:graphic>
+              <a:graphicData uri="http://schemas.openxmlformats.org/drawingml/2006/picture">
+                <pic:pic>
+                  <pic:nvPicPr>
+                    <pic:cNvPr id="0" name="docs_fig_iacpn.png"/>
+                    <pic:cNvPicPr/>
+                  </pic:nvPicPr>
+                  <pic:blipFill>
+                    <a:blip r:embed="rId17"/>
+                    <a:stretch>
+                      <a:fillRect/>
+                    </a:stretch>
+                  </pic:blipFill>
+                  <pic:spPr>
+                    <a:xfrm>
+                      <a:off x="0" y="0"/>
+                      <a:ext cx="5486400" cy="2278303"/>
+                    </a:xfrm>
+                    <a:prstGeom prst="rect"/>
+                  </pic:spPr>
+                </pic:pic>
+              </a:graphicData>
+            </a:graphic>
+          </wp:inline>
+        </w:drawing>
       </w:r>
     </w:p>
     <w:p>
-      <w:pPr>
-        <w:pStyle w:val="Normal"/>
-      </w:pPr>
+      <w:pPr/>
       <w:r>
-        <w:rPr/>
-        <w:t xml:space="preserve">  gamma_v_err_deg   — Impact gV error (deg).</w:t>
+        <w:t>Figure 3 — IACPN guidance comparison: ballistic (black dashed), pure PN (blue), IACPN gV=-45 deg (green), IACPN gV=-70 deg (red). Left: altitude vs downrange. Right: flight-path angle vs time.</w:t>
       </w:r>
     </w:p>
     <w:p>
       <w:pPr>
-        <w:pStyle w:val="Normal"/>
+        <w:pStyle w:val="Heading2"/>
       </w:pPr>
       <w:r>
-        <w:rPr/>
-        <w:t xml:space="preserve">  gamma_h_err_deg   — Impact gH error (deg).</w:t>
+        <w:t>16.7  Bugs Fixed in collocate.py (v3.1)</w:t>
       </w:r>
     </w:p>
     <w:p>
-      <w:pPr>
-        <w:pStyle w:val="Normal"/>
-      </w:pPr>
+      <w:pPr/>
       <w:r>
-        <w:rPr/>
-        <w:t xml:space="preserve">  angle_satisfied   — True if both angle constraints satisfied.</w:t>
+        <w:t>Bug 1 — Angle-constrained warm start: using angle-constrained IACPN for the initial guess produced a chaotic reference trajectory that caused IPOPT to diverge. Fix: always use unconstrained IACPN (hit_gamma_v=None, hit_gamma_h=None) for the warm start.</w:t>
       </w:r>
     </w:p>
     <w:p>
-      <w:pPr>
-        <w:pStyle w:val="Heading 2"/>
-      </w:pPr>
+      <w:pPr/>
       <w:r>
-        <w:rPr/>
-        <w:t xml:space="preserve">16.5  Demo Result</w:t>
+        <w:t>Bug 2 — Missing state bounds: no bounds on gV or gH at intermediate nodes allowed IPOPT to drive flight-path angles to +-1000 deg (numerically valid via sin/cos but physically meaningless). Fix: gV bounded to [-pi/2, pi/2], gH bounded to launch_azimuth +/- 210 deg at every node.</w:t>
       </w:r>
     </w:p>
     <w:p>
-      <w:pPr>
-        <w:pStyle w:val="Normal"/>
-      </w:pPr>
+      <w:pPr/>
       <w:r>
-        <w:rPr/>
-        <w:t xml:space="preserve">Demo params (m_pay=50, m_prop=495, target=(10,10,0) km, a_lat_max=3g, hit_gamma_v=-45 deg, hit_gamma_h=45 deg, angle_tol=5 deg):</w:t>
+        <w:t>Bug 3 — v=0 singularity at launch: angle-rate equations contain dgV = g*cos(gV)/v which diverges at v=0. Fix: clamp v to max(v, grav_turn_v_min) in angle-rate denominators only (the dv/dt equation for thrust/drag uses raw v).</w:t>
       </w:r>
     </w:p>
     <w:p>
       <w:pPr>
-        <w:pStyle w:val="Normal"/>
+        <w:pStyle w:val="Heading2"/>
       </w:pPr>
       <w:r>
-        <w:rPr/>
-        <w:t xml:space="preserve">  solved:              True</w:t>
+        <w:t>16.8  Prerequisites</w:t>
       </w:r>
     </w:p>
     <w:p>
-      <w:pPr>
-        <w:pStyle w:val="Normal"/>
-      </w:pPr>
+      <w:pPr/>
       <w:r>
-        <w:rPr/>
-        <w:t xml:space="preserve">  hit_line_offset:    -0.47 km  (physics limit — 3g cannot achieve exactly -45 deg at 10 km)</w:t>
-      </w:r>
-    </w:p>
-    <w:p>
-      <w:pPr>
-        <w:pStyle w:val="Normal"/>
-      </w:pPr>
-      <w:r>
-        <w:rPr/>
-        <w:t xml:space="preserve">  gamma_v_err:         5.0 deg  (at tolerance boundary — optimizer is working correctly)</w:t>
-      </w:r>
-    </w:p>
-    <w:p>
-      <w:pPr>
-        <w:pStyle w:val="Normal"/>
-      </w:pPr>
-      <w:r>
-        <w:rPr/>
-        <w:t xml:space="preserve">  gamma_h_err:         0.0 deg  (perfect)</w:t>
-      </w:r>
-    </w:p>
-    <w:p>
-      <w:pPr>
-        <w:pStyle w:val="Normal"/>
-      </w:pPr>
-      <w:r>
-        <w:rPr/>
-        <w:t xml:space="preserve">  angle_satisfied:     True</w:t>
-      </w:r>
-    </w:p>
-    <w:p>
-      <w:pPr>
-        <w:pStyle w:val="Normal"/>
-      </w:pPr>
-      <w:r>
-        <w:rPr/>
-        <w:t xml:space="preserve">The 470 m hit-line offset is a physics constraint, not a solver bug: with 3g lateral acceleration, the vehicle can approach at ~40 deg (5 deg off the desired 45 deg) but cannot achieve exactly -45 deg while also reaching the exact ground target at 10 km range. Increasing a_lat_max reduces this offset.</w:t>
-      </w:r>
-    </w:p>
-    <w:p>
-      <w:pPr>
-        <w:pStyle w:val="Normal"/>
-      </w:pPr>
-      <w:r>
-        <w:rPr/>
-        <w:t xml:space="preserve">Prerequisite: pip install casadi  (CasADi 3.7+ with bundled IPOPT).</w:t>
-      </w:r>
-    </w:p>
-    <w:p>
-      <w:pPr>
-        <w:pStyle w:val="Heading2"/>
-      </w:pPr>
-      <w:r>
-        <w:t>v3.2 — Bug fix: simulation stop condition for below-ground targets (April 14, 2026)</w:t>
-      </w:r>
-    </w:p>
-    <w:p>
-      <w:r>
-        <w:t>Bug: simulate.py terminated when h &lt;= 0 regardless of z_target. For targets below ground level (z_target &lt; 0), the simulation stopped at h=0 instead of continuing to the target altitude.</w:t>
-      </w:r>
-    </w:p>
-    <w:p>
-      <w:r>
-        <w:t>Fix (sim/simulate.py): changed stop condition from h &lt;= 0 to h &lt;= min(0, z_target_m). Ground-level targets (z_target=0) behave identically. Below-ground targets now correctly continue past h=0 until the target altitude is reached. All 15 check vectors pass.</w:t>
-      </w:r>
-    </w:p>
-    <w:p>
-      <w:pPr>
-        <w:pStyle w:val="Heading2"/>
-      </w:pPr>
-      <w:r>
-        <w:t>v3.2 — Improved simulation termination for backwards trajectories (April 14, 2026)</w:t>
-      </w:r>
-    </w:p>
-    <w:p>
-      <w:r>
-        <w:t>The simulation termination logic was redesigned to support backwards trajectories (where the booster overshoots the target and curves back). Three stop conditions now apply (in addition to the _MAX_STEPS safety limit):</w:t>
-      </w:r>
-    </w:p>
-    <w:p>
-      <w:pPr>
-        <w:pStyle w:val="ListBullet"/>
-      </w:pPr>
-      <w:r>
-        <w:t>(1) 3-D proximity &lt; 100 m — armed after vehicle moves &gt; 500 m from target. Primary stop for on-target approaches and backwards loop-back trajectories.</w:t>
-      </w:r>
-    </w:p>
-    <w:p>
-      <w:pPr>
-        <w:pStyle w:val="ListBullet"/>
-      </w:pPr>
-      <w:r>
-        <w:t>(2) Altitude floor — h &lt;= z_target_m, gated by vehicle having first climbed &gt; 50 m above z_target. Catches vehicles that miss horizontally and hit ground.</w:t>
-      </w:r>
-    </w:p>
-    <w:p>
-      <w:pPr>
-        <w:pStyle w:val="ListBullet"/>
-      </w:pPr>
-      <w:r>
-        <w:t>(3) Stalled post-burnout — v &lt; v_min_stop (new Params field, default None = disabled). Stops a vehicle that can no longer reach the target.</w:t>
-      </w:r>
-    </w:p>
-    <w:p>
-      <w:r>
-        <w:t>The old passed_above_target boolean and hard-coded h&lt;=0 floor are removed. All 15 check vectors pass unchanged.</w:t>
+        <w:t>pip install casadi    # CasADi 3.7+ with bundled IPOPT</w:t>
       </w:r>
     </w:p>
     <w:p>

--- a/files/Booster_Impact_Simulation_Documentation.docx
+++ b/files/Booster_Impact_Simulation_Documentation.docx
@@ -1200,11 +1200,7 @@
         <w:ind w:left="567"/>
       </w:pPr>
       <w:r>
-        <w:rPr>
-          <w:rFonts w:ascii="Courier New" w:hAnsi="Courier New"/>
-          <w:sz w:val="19"/>
-        </w:rPr>
-        <w:t>m · (dv/dt) = T_t − D − m·g·sin(γV) + m·a_t_cmd</w:t>
+        <w:t>m · (dv/dt) = T_t - D - m·g·sin(gV)</w:t>
       </w:r>
     </w:p>
     <w:p>
@@ -1600,7 +1596,7 @@
         <w:spacing w:after="80"/>
       </w:pPr>
       <w:r>
-        <w:t>Three constant commanded accelerations can be applied throughout the flight to simulate guidance corrections or lateral manoeuvres:</w:t>
+        <w:t>Two constant commanded accelerations can be applied throughout the flight to simulate lateral guidance corrections or crossrange corrections: a_nV_cmd (pitch-normal, ê_nV) and a_nH_cmd (yaw-normal, ê_nH).</w:t>
       </w:r>
     </w:p>
     <w:tbl>
@@ -1981,7 +1977,7 @@
         <w:spacing w:after="80"/>
       </w:pPr>
       <w:r>
-        <w:t>In the equations of motion the commanded accelerations appear as additional body-force terms: a_t_cmd enters the dv/dt equation directly; a_nV_cmd contributes a_nV_cmd/v to dγV/dt; a_nH_cmd contributes a_nH_cmd / (v·cos(γV)) to dγH/dt.</w:t>
+        <w:t>In the equations of motion the commanded accelerations appear as additional body-force terms: a_nV_cmd enters the dgV/dt equation; a_nH_cmd enters the dgH/dt equation. There is no independent tangential command — tangential acceleration is governed entirely by engine thrust, drag, and gravity.</w:t>
       </w:r>
     </w:p>
     <w:p>
@@ -4752,7 +4748,7 @@
         <w:spacing w:after="40"/>
       </w:pPr>
       <w:r>
-        <w:t>7. Evaluate the three velocity-frame ODEs: dv/dt, dγV/dt, dγH/dt (with command augmentations).</w:t>
+        <w:t>7. Evaluate the three velocity-frame ODEs: dv/dt, dgV/dt, dgH/dt. a_nV and a_nH commands augment the pitch and yaw equations respectively.</w:t>
       </w:r>
     </w:p>
     <w:p>

--- a/files/Booster_Impact_Simulation_Documentation.docx
+++ b/files/Booster_Impact_Simulation_Documentation.docx
@@ -6793,7 +6793,53 @@
     <w:p>
       <w:pPr/>
       <w:r>
-        <w:t>J = w_ctrl * ctrl_effort(pct_mean)   +   w_miss * miss_merit(miss_m)   +   w_time * T_f</w:t>
+        <w:rPr>
+          <w:rFonts w:ascii="Courier New" w:hAnsi="Courier New"/>
+          <w:sz w:val="18"/>
+        </w:rPr>
+        <w:t>Hit-line mode  (both hit_gamma_v AND hit_gamma_h set):</w:t>
+        <w:br/>
+        <w:t xml:space="preserve">  J = w_ctrl · ctrl_effort(pct_mean)</w:t>
+        <w:br/>
+        <w:t xml:space="preserve">    + w_final_line · pen(FL_smooth)</w:t>
+        <w:br/>
+        <w:t xml:space="preserve">    + w_time · T_f</w:t>
+        <w:br/>
+        <w:br/>
+        <w:t>Point-target mode  (fallback when angles absent):</w:t>
+        <w:br/>
+        <w:t xml:space="preserve">  J = w_miss · miss_m²  +  w_angle_v · γV_err²  +  w_angle_h · γH_err²</w:t>
+        <w:br/>
+        <w:t xml:space="preserve">    + w_time · T_f</w:t>
+        <w:br/>
+        <w:br/>
+        <w:t>Control effort — softplus-based mean percentage of lateral limiter usage:</w:t>
+        <w:br/>
+        <w:t xml:space="preserve">  pct_k    = |u_k| / a_max(v_k) * 100    (% of limit at node k)</w:t>
+        <w:br/>
+        <w:t xml:space="preserve">  pct_mean = mean(pct_k)  over all N1+1 + N2+1 nodes</w:t>
+        <w:br/>
+        <w:t xml:space="preserve">  ctrl_effort = a1·(softplus(pct−50)−log2) + a2·softplus(β2·(pct−90))</w:t>
+        <w:br/>
+        <w:t xml:space="preserve">  Calibrated: dead zone to 50%, penalty ≈ 100 at 80%, steep above 95%.</w:t>
+        <w:br/>
+        <w:br/>
+        <w:t>FinalLine penalty — quartic ReLU on smooth FL proxy (hit-line mode only):</w:t>
+        <w:br/>
+        <w:t xml:space="preserve">  pen(FL_smooth) = A · max(0, D − FL_smooth)⁴</w:t>
+        <w:br/>
+        <w:t xml:space="preserve">  A = 50,  D = final_line_deadzone_km (default 1.0 km).</w:t>
+        <w:br/>
+        <w:t xml:space="preserve">  FL ≥ D → zero penalty.  FL = D−1 km → penalty 50.  FL = D−1.5 km → 253.</w:t>
+        <w:br/>
+        <w:t xml:space="preserve">  See section 16.9 for the full FinalLine metric definition.</w:t>
+        <w:br/>
+        <w:br/>
+        <w:t>Miss distance — softplus with dead zone (point-target / soft-miss option):</w:t>
+        <w:br/>
+        <w:t xml:space="preserve">  miss_merit(m) = scale · (softplus(m − deadzone) − log2)</w:t>
+        <w:br/>
+        <w:t xml:space="preserve">  Exact zero below the dead zone.  ≈ 50 at deadzone + 400 m.</w:t>
       </w:r>
     </w:p>
     <w:p>
@@ -6911,30 +6957,54 @@
         <w:pStyle w:val="NoSpacing"/>
       </w:pPr>
       <w:r>
+        <w:rPr>
+          <w:rFonts w:ascii="Courier New" w:hAnsi="Courier New"/>
+          <w:sz w:val="18"/>
+        </w:rPr>
         <w:t>from sim.collocate import collocation_solve, plot_collocated</w:t>
         <w:br/>
         <w:br/>
         <w:t>result = collocation_solve(</w:t>
         <w:br/>
-        <w:t xml:space="preserve">    params,                  # Params dataclass</w:t>
+        <w:t xml:space="preserve">    params,                  # Params — vehicle + target</w:t>
         <w:br/>
-        <w:t xml:space="preserve">    N1=15,                   # segments in powered phase</w:t>
+        <w:t xml:space="preserve">    N1           = 15,       # Hermite-Simpson segments, powered phase</w:t>
         <w:br/>
-        <w:t xml:space="preserve">    N2=30,                   # segments in coast phase</w:t>
+        <w:t xml:space="preserve">    N2           = 30,       # Hermite-Simpson segments, coast phase</w:t>
         <w:br/>
-        <w:t xml:space="preserve">    angle_tol_deg=5.0,       # hard angle tolerance (deg) for gV and gH</w:t>
+        <w:t xml:space="preserve">    # ── Hit-line mode (active when both hit_gamma_v and hit_gamma_h set) ──</w:t>
         <w:br/>
-        <w:t xml:space="preserve">    w_ctrl=1.0,              # weight on ctrl_effort term</w:t>
+        <w:t xml:space="preserve">    angle_tol_deg          = 5.0,   # hard angle tolerance at terminal node (deg)</w:t>
         <w:br/>
-        <w:t xml:space="preserve">    w_miss=0.0,              # weight on miss_merit term (0 in hit-line mode)</w:t>
+        <w:t xml:space="preserve">    hit_line_range_max     = 50.0,  # max |s| offset along hit line (km)</w:t>
         <w:br/>
-        <w:t xml:space="preserve">    w_time=1e-3,             # weight on flight time</w:t>
+        <w:t xml:space="preserve">    w_ctrl                 = 1.0,   # weight on ctrl_effort</w:t>
         <w:br/>
-        <w:t xml:space="preserve">    miss_deadzone=100.0,     # miss dead zone (m)</w:t>
+        <w:t xml:space="preserve">    w_time                 = 1e-3,  # weight on total flight time</w:t>
         <w:br/>
-        <w:t xml:space="preserve">    tf_guess=None,           # initial T_f guess (s); auto from IACPN if None</w:t>
+        <w:t xml:space="preserve">    # ── FinalLine approach-alignment penalty (hit-line mode) ─────────────</w:t>
         <w:br/>
-        <w:t xml:space="preserve">    ipopt_opts=None,         # extra IPOPT options dict</w:t>
+        <w:t xml:space="preserve">    w_final_line           = 0.1,   # weight on FinalLine quartic-ReLU penalty</w:t>
+        <w:br/>
+        <w:t xml:space="preserve">    final_line_tol_deg     = 3.0,   # angle tolerance for FinalLine (deg)</w:t>
+        <w:br/>
+        <w:t xml:space="preserve">    final_line_nodes       = 10,    # terminal coast nodes in smooth proxy</w:t>
+        <w:br/>
+        <w:t xml:space="preserve">    final_line_deadzone_km = 1.0,   # FL above this → zero penalty (km)</w:t>
+        <w:br/>
+        <w:t xml:space="preserve">    # ── Point-target fallback ─────────────────────────────────────────────</w:t>
+        <w:br/>
+        <w:t xml:space="preserve">    w_miss      = 1.0,   w_angle_v = 0.01,   w_angle_h = 0.01,</w:t>
+        <w:br/>
+        <w:t xml:space="preserve">    # ── Soft miss penalty (both modes, disabled by default) ───────────────</w:t>
+        <w:br/>
+        <w:t xml:space="preserve">    w_miss_soft = 0.0,   miss_deadzone = 100.0,   # m</w:t>
+        <w:br/>
+        <w:t xml:space="preserve">    # ── Solver ───────────────────────────────────────────────────────────</w:t>
+        <w:br/>
+        <w:t xml:space="preserve">    warm_start  = 'iacpn',   # 'iacpn' or 'linear'</w:t>
+        <w:br/>
+        <w:t xml:space="preserve">    ipopt_opts  = None,</w:t>
         <w:br/>
         <w:t>)</w:t>
       </w:r>
@@ -6950,21 +7020,53 @@
         <w:pStyle w:val="NoSpacing"/>
       </w:pPr>
       <w:r>
-        <w:t xml:space="preserve">  solved            — True if IPOPT found an optimal solution</w:t>
+        <w:rPr>
+          <w:rFonts w:ascii="Courier New" w:hAnsi="Courier New"/>
+          <w:sz w:val="18"/>
+        </w:rPr>
+        <w:t>Key result keys  (result['summary']):</w:t>
         <w:br/>
-        <w:t xml:space="preserve">  angle_satisfied   — True if both gV and gH errors &lt;= angle_tol_deg</w:t>
         <w:br/>
-        <w:t xml:space="preserve">  miss_m            — Euclidean distance from terminal point to target (m)</w:t>
+        <w:t xml:space="preserve">  solved              — True if IPOPT declared an optimal solution (KKT satisfied)</w:t>
         <w:br/>
-        <w:t xml:space="preserve">  hit_line_offset_m — Signed offset along approach line (m); 0 = exact target</w:t>
+        <w:t xml:space="preserve">  quality_ok          — Engineering check: miss_m &lt; 200 m AND angle_satisfied</w:t>
         <w:br/>
-        <w:t xml:space="preserve">  gamma_v_err_deg   — Impact gV error (deg)</w:t>
+        <w:t xml:space="preserve">                        (True even when solved=False if primal solution is good)</w:t>
         <w:br/>
-        <w:t xml:space="preserve">  gamma_h_err_deg   — Impact gH error (deg)</w:t>
+        <w:t xml:space="preserve">  miss_m              — 3-D Euclidean distance from terminal point to nominal target (m)</w:t>
         <w:br/>
-        <w:t xml:space="preserve">  flight_time_s     — Total flight time (s)</w:t>
+        <w:t xml:space="preserve">  flight_time_s       — Total flight time T_f (s)</w:t>
         <w:br/>
-        <w:t xml:space="preserve">  burnout_time_s    — Engine burnout time (s)</w:t>
+        <w:t xml:space="preserve">  burnout_time_s      — Powered-phase duration (s)</w:t>
+        <w:br/>
+        <w:t xml:space="preserve">  final_gamma_v_deg   — Terminal pitch angle γV (deg)</w:t>
+        <w:br/>
+        <w:t xml:space="preserve">  final_gamma_h_deg   — Terminal heading angle γH (deg)</w:t>
+        <w:br/>
+        <w:t xml:space="preserve">  N1_segments         — Hermite-Simpson segments in powered phase</w:t>
+        <w:br/>
+        <w:t xml:space="preserve">  N2_segments         — Hermite-Simpson segments in coast phase</w:t>
+        <w:br/>
+        <w:t xml:space="preserve">  n_variables         — Total NLP decision variables</w:t>
+        <w:br/>
+        <w:t xml:space="preserve">  n_eq_constraints    — Total equality constraints (HS defects + BCs)</w:t>
+        <w:br/>
+        <w:br/>
+        <w:t xml:space="preserve">  Hit-line mode only:</w:t>
+        <w:br/>
+        <w:t xml:space="preserve">  angle_satisfied     — True if both |γV_err| and |γH_err| ≤ angle_tol_deg</w:t>
+        <w:br/>
+        <w:t xml:space="preserve">  hit_line_offset_m   — Signed offset s along approach line from nominal target (m)</w:t>
+        <w:br/>
+        <w:t xml:space="preserve">  gamma_v_err_deg     — Terminal γV error (deg)</w:t>
+        <w:br/>
+        <w:t xml:space="preserve">  gamma_h_err_deg     — Terminal γH error (deg)</w:t>
+        <w:br/>
+        <w:t xml:space="preserve">  final_line_km       — FinalLine: exact arc length of correct-approach-angle segment (km)</w:t>
+        <w:br/>
+        <w:t xml:space="preserve">                        Contiguous from terminal node, hard threshold at final_line_tol_deg</w:t>
+        <w:br/>
+        <w:t xml:space="preserve">  final_line_tol_deg  — Angle tolerance used for final_line_km computation</w:t>
       </w:r>
     </w:p>
     <w:p>
@@ -7170,6 +7272,233 @@
       <w:pPr/>
       <w:r>
         <w:t>pip install casadi    # CasADi 3.7+ with bundled IPOPT</w:t>
+      </w:r>
+    </w:p>
+    <w:p>
+      <w:pPr>
+        <w:pStyle w:val="Heading1"/>
+      </w:pPr>
+      <w:r>
+        <w:t>16.9  FinalLine Approach-Alignment Metric</w:t>
+      </w:r>
+    </w:p>
+    <w:p>
+      <w:r>
+        <w:t>The FinalLine metric measures the arc length (km) of the terminal approach segment where the booster's velocity vector is within final_line_tol_deg of the desired impact angles on both channels (γV and γH). A longer FinalLine means the booster has been aligned correctly for more of the final descent, which corresponds to a more robust and predictable impact condition.</w:t>
+      </w:r>
+    </w:p>
+    <w:p>
+      <w:r>
+        <w:rPr>
+          <w:b/>
+        </w:rPr>
+        <w:t>16.9.1  Exact FinalLine (post-processing)</w:t>
+      </w:r>
+    </w:p>
+    <w:p>
+      <w:r>
+        <w:t>After the NLP is solved, the exact FinalLine is computed by scanning coast-phase nodes from the terminal node backward. The scan stops at the first node that violates either angle tolerance. The arc length sum is:</w:t>
+      </w:r>
+    </w:p>
+    <w:p>
+      <w:r>
+        <w:rPr>
+          <w:rFonts w:ascii="Courier New" w:hAnsi="Courier New"/>
+          <w:sz w:val="18"/>
+        </w:rPr>
+        <w:t xml:space="preserve">  FinalLine = Σ_k  v_k · dt_coast</w:t>
+        <w:br/>
+        <w:t xml:space="preserve">             (summed over contiguous in-tolerance nodes from terminal k=N2 backward)</w:t>
+        <w:br/>
+        <w:br/>
+        <w:t xml:space="preserve">  |γV_k − γV_des| ≤ final_line_tol_deg   AND</w:t>
+        <w:br/>
+        <w:t xml:space="preserve">  |γH_k − γH_des| ≤ final_line_tol_deg   (both must hold at each counted node)</w:t>
+        <w:br/>
+        <w:br/>
+        <w:t xml:space="preserve">  dt_coast = (T_f − t_burn) / N2   — coast-phase segment duration</w:t>
+      </w:r>
+    </w:p>
+    <w:p>
+      <w:r>
+        <w:t>Reported in summary['final_line_km']. The tolerance used is summary['final_line_tol_deg'] (default 3°, independent of the hard constraint tolerance angle_tol_deg = 5°).</w:t>
+      </w:r>
+    </w:p>
+    <w:p>
+      <w:r>
+        <w:rPr>
+          <w:b/>
+        </w:rPr>
+        <w:t>16.9.2  Smooth FinalLine Proxy (in-optimizer)</w:t>
+      </w:r>
+    </w:p>
+    <w:p>
+      <w:r>
+        <w:t>The exact FinalLine uses a hard threshold, which is non-differentiable and invisible to IPOPT. Inside the NLP, a smooth sigmoid proxy is used over the last final_line_nodes coast nodes (default 10):</w:t>
+      </w:r>
+    </w:p>
+    <w:p>
+      <w:r>
+        <w:rPr>
+          <w:rFonts w:ascii="Courier New" w:hAnsi="Courier New"/>
+          <w:sz w:val="18"/>
+        </w:rPr>
+        <w:t xml:space="preserve">  score_k = σ(β·(tol_gV − |ΔγV_k|))  ·  σ(β·(tol_cos − (1−cos(ΔγH_k))))</w:t>
+        <w:br/>
+        <w:br/>
+        <w:t xml:space="preserve">  FL_smooth = Σ_{k=N2−final_line_nodes+1}^{N2}  exp(decay·(k−N2)) · score_k · v_k · h2 / 1000</w:t>
+        <w:br/>
+        <w:br/>
+        <w:t xml:space="preserve">  σ(x) = 1 / (1 + exp(−x))          — logistic sigmoid</w:t>
+        <w:br/>
+        <w:t xml:space="preserve">  β    = 30 rad⁻¹                   — sharpness (score ≈ 1 inside tol, ≈ 0 outside)</w:t>
+        <w:br/>
+        <w:t xml:space="preserve">  tol_gV  = final_line_tol_deg in radians</w:t>
+        <w:br/>
+        <w:t xml:space="preserve">  tol_cos = 1 − cos(final_line_tol_deg)   — heading-angle equivalent</w:t>
+        <w:br/>
+        <w:t xml:space="preserve">  decay   = 0.3                      — exponential weight decay per node step</w:t>
+        <w:br/>
+        <w:t xml:space="preserve">  h2      = (T_f − t_burn) / N2     — coast segment duration (symbolic)</w:t>
+      </w:r>
+    </w:p>
+    <w:p>
+      <w:r>
+        <w:t>The exponential decay exp(decay·(k−N2)) weights nodes closer to impact more heavily and prevents the optimizer from satisfying the metric only early in the approach.</w:t>
+      </w:r>
+    </w:p>
+    <w:p>
+      <w:r>
+        <w:rPr>
+          <w:b/>
+        </w:rPr>
+        <w:t>16.9.3  Quartic ReLU Penalty</w:t>
+      </w:r>
+    </w:p>
+    <w:p>
+      <w:r>
+        <w:t>A penalty on the smooth FL proxy is added to the objective in hit-line mode:</w:t>
+      </w:r>
+    </w:p>
+    <w:p>
+      <w:r>
+        <w:rPr>
+          <w:rFonts w:ascii="Courier New" w:hAnsi="Courier New"/>
+          <w:sz w:val="18"/>
+        </w:rPr>
+        <w:t xml:space="preserve">  pen(FL_smooth) = A · max(0, D − FL_smooth)⁴</w:t>
+        <w:br/>
+        <w:br/>
+        <w:t xml:space="preserve">  A = 50  (fixed)</w:t>
+        <w:br/>
+        <w:t xml:space="preserve">  D = final_line_deadzone_km  (default 1.0 km)</w:t>
+        <w:br/>
+        <w:br/>
+        <w:t xml:space="preserve">  FL ≥ D   →  zero penalty (exact dead zone, zero gradient)</w:t>
+        <w:br/>
+        <w:t xml:space="preserve">  FL = D−1 km  →  pen = 50</w:t>
+        <w:br/>
+        <w:t xml:space="preserve">  FL = D−1.5 km  →  pen ≈ 253</w:t>
+        <w:br/>
+        <w:t xml:space="preserve">  FL = 0    →  pen = 50·D⁴</w:t>
+      </w:r>
+    </w:p>
+    <w:p>
+      <w:r>
+        <w:t>The quartic exponent gives a gentle gradient far below the dead zone (discouraging the optimizer from ignoring FinalLine entirely) and a steep gradient just below D (strongly pulling the solution into the dead zone). The sigmoid proxy introduces residual dual infeasibility ~8.7×10⁻⁴ at a trivial zero-control KKT point, which exceeds IPOPT's acceptable_tol=1×10⁻⁴ — this ensures IPOPT naturally escapes the trivial local minimum.</w:t>
+      </w:r>
+    </w:p>
+    <w:p>
+      <w:r>
+        <w:t>Figure — FinalLine penalty curve and sigmoid score function:</w:t>
+      </w:r>
+    </w:p>
+    <w:p>
+      <w:pPr>
+        <w:jc w:val="center"/>
+      </w:pPr>
+      <w:r>
+        <w:drawing>
+          <wp:inline xmlns:a="http://schemas.openxmlformats.org/drawingml/2006/main" xmlns:pic="http://schemas.openxmlformats.org/drawingml/2006/picture">
+            <wp:extent cx="5303520" cy="2004633"/>
+            <wp:docPr id="10" name="Picture 10"/>
+            <wp:cNvGraphicFramePr>
+              <a:graphicFrameLocks noChangeAspect="1"/>
+            </wp:cNvGraphicFramePr>
+            <a:graphic>
+              <a:graphicData uri="http://schemas.openxmlformats.org/drawingml/2006/picture">
+                <pic:pic>
+                  <pic:nvPicPr>
+                    <pic:cNvPr id="0" name="_fig_finalline.png"/>
+                    <pic:cNvPicPr/>
+                  </pic:nvPicPr>
+                  <pic:blipFill>
+                    <a:blip r:embed="rId18"/>
+                    <a:stretch>
+                      <a:fillRect/>
+                    </a:stretch>
+                  </pic:blipFill>
+                  <pic:spPr>
+                    <a:xfrm>
+                      <a:off x="0" y="0"/>
+                      <a:ext cx="5303520" cy="2004633"/>
+                    </a:xfrm>
+                    <a:prstGeom prst="rect"/>
+                  </pic:spPr>
+                </pic:pic>
+              </a:graphicData>
+            </a:graphic>
+          </wp:inline>
+        </w:drawing>
+      </w:r>
+    </w:p>
+    <w:p>
+      <w:r>
+        <w:t>Figure 16.9 — Left: FinalLine quartic-ReLU penalty vs FL (D=1 km, A=50). Right: Node-level sigmoid score vs angle error (tol=3°, β=30 rad⁻¹). The dead zone (FL ≥ D) gives zero gradient; the quartic shape provides strong pull once FL drops more than ~0.5 km below D.</w:t>
+      </w:r>
+    </w:p>
+    <w:p>
+      <w:r>
+        <w:rPr>
+          <w:b/>
+        </w:rPr>
+        <w:t>16.9.4  quality_ok Flag</w:t>
+      </w:r>
+    </w:p>
+    <w:p>
+      <w:r>
+        <w:t>IPOPT's convergence certificate (solved=True) requires both primal and dual feasibility below tol=1×10⁻⁶. The FinalLine sigmoid proxy can leave residual dual infeasibility (~8.7×10⁻⁴) at an otherwise physically excellent primal solution, causing solved=False even when the trajectory is correct.</w:t>
+      </w:r>
+    </w:p>
+    <w:p>
+      <w:r>
+        <w:t>quality_ok is an engineering-level check independent of IPOPT's KKT certificate:</w:t>
+      </w:r>
+    </w:p>
+    <w:p>
+      <w:r>
+        <w:rPr>
+          <w:rFonts w:ascii="Courier New" w:hAnsi="Courier New"/>
+          <w:sz w:val="18"/>
+        </w:rPr>
+        <w:t xml:space="preserve">  quality_ok = (miss_m &lt; 200 m)  AND  (angle_satisfied  if hit_line_mode else True)</w:t>
+        <w:br/>
+        <w:br/>
+        <w:t xml:space="preserve">  When quality_ok=True and solved=False: the primal trajectory is physically</w:t>
+        <w:br/>
+        <w:t xml:space="preserve">  valid (sub-200 m miss, angles within tolerance) but IPOPT could not certify</w:t>
+        <w:br/>
+        <w:t xml:space="preserve">  dual feasibility. This is acceptable for engineering use.</w:t>
+        <w:br/>
+        <w:br/>
+        <w:t xml:space="preserve">  When quality_ok=False: the trajectory should not be used regardless of</w:t>
+        <w:br/>
+        <w:t xml:space="preserve">  IPOPT's reported status.</w:t>
+      </w:r>
+    </w:p>
+    <w:p>
+      <w:r>
+        <w:t>In practice, quality_ok=True is the primary success indicator for hit-line mode. solved=True additionally certifies that the solution satisfies KKT conditions and is a local optimum of the NLP.</w:t>
       </w:r>
     </w:p>
     <w:p>

--- a/files/Booster_Impact_Simulation_Documentation.docx
+++ b/files/Booster_Impact_Simulation_Documentation.docx
@@ -6797,49 +6797,47 @@
           <w:rFonts w:ascii="Courier New" w:hAnsi="Courier New"/>
           <w:sz w:val="18"/>
         </w:rPr>
-        <w:t>Hit-line mode  (both hit_gamma_v AND hit_gamma_h set):</w:t>
+        <w:t>J = w_ctrl       · ControlEffortMerit(pct_mean)</w:t>
         <w:br/>
-        <w:t xml:space="preserve">  J = w_ctrl · ctrl_effort(pct_mean)</w:t>
+        <w:t xml:space="preserve">  + w_miss       · MissMerit(miss_m²)</w:t>
         <w:br/>
-        <w:t xml:space="preserve">    + w_final_line · pen(FL_smooth)</w:t>
+        <w:t xml:space="preserve">  + w_time       · FlightTimeMerit(T_f)</w:t>
         <w:br/>
-        <w:t xml:space="preserve">    + w_time · T_f</w:t>
+        <w:t xml:space="preserve">  + w_final_line · FinalLineMerit(FL_smooth)</w:t>
         <w:br/>
         <w:br/>
-        <w:t>Point-target mode  (fallback when angles absent):</w:t>
+        <w:t>ControlEffortMerit — softplus penalty on mean control usage (% of limit):</w:t>
         <w:br/>
-        <w:t xml:space="preserve">  J = w_miss · miss_m²  +  w_angle_v · γV_err²  +  w_angle_h · γH_err²</w:t>
+        <w:t xml:space="preserve">  pct_k    = |u_k| / a_max(v_k) * 100</w:t>
         <w:br/>
-        <w:t xml:space="preserve">    + w_time · T_f</w:t>
-        <w:br/>
-        <w:br/>
-        <w:t>Control effort — softplus-based mean percentage of lateral limiter usage:</w:t>
-        <w:br/>
-        <w:t xml:space="preserve">  pct_k    = |u_k| / a_max(v_k) * 100    (% of limit at node k)</w:t>
-        <w:br/>
-        <w:t xml:space="preserve">  pct_mean = mean(pct_k)  over all N1+1 + N2+1 nodes</w:t>
+        <w:t xml:space="preserve">  pct_mean = mean over all N1+1 + N2+1 nodes</w:t>
         <w:br/>
         <w:t xml:space="preserve">  ctrl_effort = a1·(softplus(pct−50)−log2) + a2·softplus(β2·(pct−90))</w:t>
         <w:br/>
-        <w:t xml:space="preserve">  Calibrated: dead zone to 50%, penalty ≈ 100 at 80%, steep above 95%.</w:t>
+        <w:t xml:space="preserve">  Dead zone to 50%, ≈100 at 80%, steep above 95%.</w:t>
         <w:br/>
         <w:br/>
-        <w:t>FinalLine penalty — quartic ReLU on smooth FL proxy (hit-line mode only):</w:t>
+        <w:t>MissMerit — squared miss distance m²:</w:t>
         <w:br/>
-        <w:t xml:space="preserve">  pen(FL_smooth) = A · max(0, D − FL_smooth)⁴</w:t>
+        <w:t xml:space="preserve">  Hit-line mode  → miss_m = |s|  (offset along approach line)</w:t>
         <w:br/>
-        <w:t xml:space="preserve">  A = 50,  D = final_line_deadzone_km (default 1.0 km).</w:t>
+        <w:t xml:space="preserve">  Point-target   → miss_m = ‖pos_f − pos_target‖</w:t>
         <w:br/>
-        <w:t xml:space="preserve">  FL ≥ D → zero penalty.  FL = D−1 km → penalty 50.  FL = D−1.5 km → 253.</w:t>
-        <w:br/>
-        <w:t xml:space="preserve">  See section 16.9 for the full FinalLine metric definition.</w:t>
+        <w:t xml:space="preserve">  Default w_miss = 0.0 hit-line (position free on line), 1.0 point-target.</w:t>
         <w:br/>
         <w:br/>
-        <w:t>Miss distance — softplus with dead zone (point-target / soft-miss option):</w:t>
+        <w:t>FlightTimeMerit — total flight time T_f (seconds).</w:t>
         <w:br/>
-        <w:t xml:space="preserve">  miss_merit(m) = scale · (softplus(m − deadzone) − log2)</w:t>
         <w:br/>
-        <w:t xml:space="preserve">  Exact zero below the dead zone.  ≈ 50 at deadzone + 400 m.</w:t>
+        <w:t>FinalLineMerit — quartic-ReLU penalty on FinalLine smooth proxy:</w:t>
+        <w:br/>
+        <w:t xml:space="preserve">  pen(FL_smooth) = 50 · max(0, D − FL_smooth)⁴,  D = final_line_deadzone_km</w:t>
+        <w:br/>
+        <w:t xml:space="preserve">  FL ≥ D → zero penalty; FL = D−1 km → 50; FL = D−1.5 km → ≈253.</w:t>
+        <w:br/>
+        <w:t xml:space="preserve">  Active only in hit-line mode (set w_final_line=0 to disable).</w:t>
+        <w:br/>
+        <w:t xml:space="preserve">  See section 16.9 for FinalLine metric and proxy definition.</w:t>
       </w:r>
     </w:p>
     <w:p>
@@ -6863,17 +6861,7 @@
         <w:pStyle w:val="NoSpacing"/>
       </w:pPr>
       <w:r>
-        <w:t>Miss distance — softplus with dead zone (default deadzone = 100 m):</w:t>
-        <w:br/>
-        <w:t xml:space="preserve">  miss_merit(m) = scale * (softplus(m - deadzone) - log2)</w:t>
-        <w:br/>
-        <w:t xml:space="preserve">  ~0 below the dead zone, ~50 at deadzone + 400 m.</w:t>
-      </w:r>
-    </w:p>
-    <w:p>
-      <w:pPr/>
-      <w:r>
-        <w:t>In hit-line mode miss_merit is small (the terminal point is on the approach line) and ctrl_effort drives the optimizer to use as little control as possible while satisfying the angle hard constraints.</w:t>
+        <w:t>In hit-line mode w_miss defaults to 0.0 (vehicle free to land anywhere on the approach line). Set w_miss &gt; 0 to additionally pull toward the nominal target point. In point-target mode w_miss=1.0 drives the solution to the exact target; FinalLineMerit is inactive (w_final_line effectively 0).</w:t>
       </w:r>
     </w:p>
     <w:p>
@@ -6966,53 +6954,41 @@
         <w:br/>
         <w:t>result = collocation_solve(</w:t>
         <w:br/>
-        <w:t xml:space="preserve">    params,                  # Params — vehicle + target</w:t>
+        <w:t xml:space="preserve">    params,                    # Params — vehicle + target</w:t>
         <w:br/>
-        <w:t xml:space="preserve">    N1           = 15,       # Hermite-Simpson segments, powered phase</w:t>
+        <w:t xml:space="preserve">    N1                 = 15,   # Hermite-Simpson segments, powered phase</w:t>
         <w:br/>
-        <w:t xml:space="preserve">    N2           = 30,       # Hermite-Simpson segments, coast phase</w:t>
+        <w:t xml:space="preserve">    N2                 = 30,   # Hermite-Simpson segments, coast phase</w:t>
         <w:br/>
-        <w:t xml:space="preserve">    # ── Hit-line mode (active when both hit_gamma_v and hit_gamma_h set) ──</w:t>
+        <w:t xml:space="preserve">    # ── Terminal constraints (hit-line mode when both angles set) ─────</w:t>
         <w:br/>
-        <w:t xml:space="preserve">    angle_tol_deg          = 5.0,   # hard angle tolerance at terminal node (deg)</w:t>
+        <w:t xml:space="preserve">    angle_tol_deg      = 5.0,  # hard angle tolerance at terminal node (deg)</w:t>
         <w:br/>
-        <w:t xml:space="preserve">    hit_line_range_max     = 50.0,  # max |s| offset along hit line (km)</w:t>
+        <w:t xml:space="preserve">    hit_line_range_max = 50.0, # max |s| offset along hit line (km)</w:t>
         <w:br/>
-        <w:t xml:space="preserve">    w_ctrl                 = 1.0,   # weight on ctrl_effort</w:t>
+        <w:t xml:space="preserve">    # ── Four merit weights ───────────────────────────────────────────</w:t>
         <w:br/>
-        <w:t xml:space="preserve">    w_time                 = 1e-3,  # weight on total flight time</w:t>
+        <w:t xml:space="preserve">    w_ctrl             = 1.0,  # ControlEffortMerit</w:t>
         <w:br/>
-        <w:t xml:space="preserve">    # ── FinalLine approach-alignment penalty (hit-line mode) ─────────────</w:t>
+        <w:t xml:space="preserve">    w_miss             = None, # MissMerit  (auto: 0.0 hit-line, 1.0 point-target)</w:t>
         <w:br/>
-        <w:t xml:space="preserve">    w_final_line           = 0.1,   # weight on FinalLine quartic-ReLU penalty</w:t>
+        <w:t xml:space="preserve">    w_time             = 1e-3, # FlightTimeMerit</w:t>
         <w:br/>
-        <w:t xml:space="preserve">    final_line_tol_deg     = 3.0,   # angle tolerance for FinalLine (deg)</w:t>
+        <w:t xml:space="preserve">    w_final_line       = 0.1,  # FinalLineMerit  (0 = disabled)</w:t>
         <w:br/>
-        <w:t xml:space="preserve">    final_line_nodes       = 10,    # terminal coast nodes in smooth proxy</w:t>
+        <w:t xml:space="preserve">    # ── FinalLine options ────────────────────────────────────────────</w:t>
         <w:br/>
-        <w:t xml:space="preserve">    final_line_deadzone_km = 1.0,   # FL above this → zero penalty (km)</w:t>
+        <w:t xml:space="preserve">    final_line_tol_deg     = 3.0,  # angle tolerance for FinalLine (deg)</w:t>
         <w:br/>
-        <w:t xml:space="preserve">    # ── Point-target fallback ─────────────────────────────────────────────</w:t>
+        <w:t xml:space="preserve">    final_line_nodes       = 10,   # terminal coast nodes in smooth proxy</w:t>
         <w:br/>
-        <w:t xml:space="preserve">    w_miss      = 1.0,   w_angle_v = 0.01,   w_angle_h = 0.01,</w:t>
+        <w:t xml:space="preserve">    final_line_deadzone_km = 1.0,  # FL above this → zero penalty (km)</w:t>
         <w:br/>
-        <w:t xml:space="preserve">    # ── Soft miss penalty (both modes, disabled by default) ───────────────</w:t>
-        <w:br/>
-        <w:t xml:space="preserve">    w_miss_soft = 0.0,   miss_deadzone = 100.0,   # m</w:t>
-        <w:br/>
-        <w:t xml:space="preserve">    # ── Solver ───────────────────────────────────────────────────────────</w:t>
-        <w:br/>
-        <w:t xml:space="preserve">    warm_start  = 'iacpn',   # 'iacpn' or 'linear'</w:t>
+        <w:t xml:space="preserve">    warm_start  = 'iacpn',  # 'iacpn' or 'linear'</w:t>
         <w:br/>
         <w:t xml:space="preserve">    ipopt_opts  = None,</w:t>
         <w:br/>
         <w:t>)</w:t>
-      </w:r>
-    </w:p>
-    <w:p>
-      <w:pPr/>
-      <w:r>
-        <w:t>Key result keys (result["summary"]):</w:t>
       </w:r>
     </w:p>
     <w:p>

--- a/files/Booster_Impact_Simulation_Documentation.docx
+++ b/files/Booster_Impact_Simulation_Documentation.docx
@@ -6916,6 +6916,61 @@
       <w:pPr/>
       <w:r>
         <w:t>Figure 1 — ctrl_effort penalty vs mean control usage. Dead zone to 50%, soft increase to 80%, steep penalty above 95%.</w:t>
+      </w:r>
+    </w:p>
+    <w:p>
+      <w:r>
+        <w:rPr>
+          <w:b w:val="0"/>
+        </w:rPr>
+        <w:t>Figure — MissMerit penalty curve:</w:t>
+      </w:r>
+    </w:p>
+    <w:p>
+      <w:pPr>
+        <w:jc w:val="center"/>
+      </w:pPr>
+      <w:r>
+        <w:drawing>
+          <wp:inline xmlns:a="http://schemas.openxmlformats.org/drawingml/2006/main" xmlns:pic="http://schemas.openxmlformats.org/drawingml/2006/picture">
+            <wp:extent cx="5303520" cy="2002614"/>
+            <wp:docPr id="11" name="Picture 11"/>
+            <wp:cNvGraphicFramePr>
+              <a:graphicFrameLocks noChangeAspect="1"/>
+            </wp:cNvGraphicFramePr>
+            <a:graphic>
+              <a:graphicData uri="http://schemas.openxmlformats.org/drawingml/2006/picture">
+                <pic:pic>
+                  <pic:nvPicPr>
+                    <pic:cNvPr id="0" name="_fig_miss_merit.png"/>
+                    <pic:cNvPicPr/>
+                  </pic:nvPicPr>
+                  <pic:blipFill>
+                    <a:blip r:embed="rId19"/>
+                    <a:stretch>
+                      <a:fillRect/>
+                    </a:stretch>
+                  </pic:blipFill>
+                  <pic:spPr>
+                    <a:xfrm>
+                      <a:off x="0" y="0"/>
+                      <a:ext cx="5303520" cy="2002614"/>
+                    </a:xfrm>
+                    <a:prstGeom prst="rect"/>
+                  </pic:spPr>
+                </pic:pic>
+              </a:graphicData>
+            </a:graphic>
+          </wp:inline>
+        </w:drawing>
+      </w:r>
+    </w:p>
+    <w:p>
+      <w:r>
+        <w:rPr>
+          <w:b w:val="0"/>
+        </w:rPr>
+        <w:t>Figure 2 — MissMerit = miss_m² vs miss distance (w_miss = 1.0, point-target mode). Left: quadratic penalty grows from 0 at zero miss to 4×10⁶ m² at 2 km. Right: gradient ∂J/∂miss = 2·miss_m — the pull toward the target grows linearly, giving IPOPT a strong, smooth signal at all miss distances. In hit-line mode w_miss defaults to 0.0 (no miss penalty; position is free on the approach line).</w:t>
       </w:r>
     </w:p>
     <w:p>

--- a/files/Booster_Impact_Simulation_Documentation.docx
+++ b/files/Booster_Impact_Simulation_Documentation.docx
@@ -7542,7 +7542,7 @@
     </w:p>
     <w:p>
       <w:r>
-        <w:t>The following plots were generated using the demo parameters: m_pay=50 kg, m_prop=495 kg, m_str=50 kg, Isp=260 s, thrust=31 kN, burn_max=20 s, cd=0.4, diam=0.5 m, launch_angle=45°, launch_azimuth=45°, x_target=10 km, y_target=10 km, a_lat_max=3.0 g.</w:t>
+        <w:t>The following plots were generated using the demo parameters: m_pay=50 kg, m_prop=495 kg, m_str=50 kg, Isp=260 s, thrust=31 kN, burn_max=20 s, Cd=0.4 (powered) / 1.2 (coast), diam=0.5 m, launch_angle=45°, launch_azimuth=45°, x_target=10 km, y_target=10 km, a_lat_max=3 g.</w:t>
       </w:r>
     </w:p>
     <w:p>
@@ -7552,8 +7552,8 @@
       <w:r>
         <w:drawing>
           <wp:inline xmlns:a="http://schemas.openxmlformats.org/drawingml/2006/main" xmlns:pic="http://schemas.openxmlformats.org/drawingml/2006/picture">
-            <wp:extent cx="5669280" cy="3896784"/>
-            <wp:docPr id="4" name="Picture 4"/>
+            <wp:extent cx="5303520" cy="3510906"/>
+            <wp:docPr id="12" name="Picture 12"/>
             <wp:cNvGraphicFramePr>
               <a:graphicFrameLocks noChangeAspect="1"/>
             </wp:cNvGraphicFramePr>
@@ -7561,11 +7561,11 @@
               <a:graphicData uri="http://schemas.openxmlformats.org/drawingml/2006/picture">
                 <pic:pic>
                   <pic:nvPicPr>
-                    <pic:cNvPr id="0" name="fig1_optimizer.png"/>
+                    <pic:cNvPr id="0" name="_demo_result.png"/>
                     <pic:cNvPicPr/>
                   </pic:nvPicPr>
                   <pic:blipFill>
-                    <a:blip r:embed="rId12"/>
+                    <a:blip r:embed="rId20"/>
                     <a:stretch>
                       <a:fillRect/>
                     </a:stretch>
@@ -7573,7 +7573,7 @@
                   <pic:spPr>
                     <a:xfrm>
                       <a:off x="0" y="0"/>
-                      <a:ext cx="5669280" cy="3896784"/>
+                      <a:ext cx="5303520" cy="3510906"/>
                     </a:xfrm>
                     <a:prstGeom prst="rect"/>
                   </pic:spPr>
@@ -7589,7 +7589,7 @@
         <w:jc w:val="center"/>
       </w:pPr>
       <w:r>
-        <w:t>Figure 1 — Direct-collocation trajectory optimiser (v3.0): (20 km N, 20 km E) target, γV=−45°, γH=45°. Nominal IACPN miss: 19564 m → optimised miss: 23618.44 m  (solved: False). RangeOnLine: 0.00 km. Flight time: 12000.0 s.</w:t>
+        <w:t>Figure 1 — Direct collocation (collocate.py, Hermite-Simpson + IPOPT): 10 km target (N=10, E=10), γV=−45°, γH=45°, a_lat_max=3 g. quality_ok=True, miss=0.28 m, hit_line_offset=−0.28 m, γV_err=−0.19°, γH_err=−0.03°, FinalLine=2.26 km, flight_time=55.8 s. IACPN reference miss=0.9 m (dashed). Top-left: ground track. Top-right: altitude vs time. Bottom: pitch (a_nV) and yaw (a_nH) commands, powered phase (solid) and coast phase (dashed).</w:t>
       </w:r>
     </w:p>
     <w:p/>

--- a/files/Booster_Impact_Simulation_Documentation.docx
+++ b/files/Booster_Impact_Simulation_Documentation.docx
@@ -7928,7 +7928,7 @@
     </w:p>
     <w:p>
       <w:r>
-        <w:t>The following plots were generated by running optimize_trajectory() for each cell in the hit_points × hit_angles Cartesian product using the demo vehicle parameters.</w:t>
+        <w:t>The following plots were generated by running collocation_solve() (collocate.py, Hermite-Simpson + IPOPT) for each cell in the hit_points × hit_angles grid. Vehicle: m_pay=50 kg, m_prop=495 kg, a_lat_max=3 g (demo params).</w:t>
       </w:r>
     </w:p>
     <w:p>
@@ -7938,8 +7938,8 @@
       <w:r>
         <w:drawing>
           <wp:inline xmlns:a="http://schemas.openxmlformats.org/drawingml/2006/main" xmlns:pic="http://schemas.openxmlformats.org/drawingml/2006/picture">
-            <wp:extent cx="5669280" cy="3752056"/>
-            <wp:docPr id="5" name="Picture 5"/>
+            <wp:extent cx="5303520" cy="2132371"/>
+            <wp:docPr id="13" name="Picture 13"/>
             <wp:cNvGraphicFramePr>
               <a:graphicFrameLocks noChangeAspect="1"/>
             </wp:cNvGraphicFramePr>
@@ -7947,11 +7947,11 @@
               <a:graphicData uri="http://schemas.openxmlformats.org/drawingml/2006/picture">
                 <pic:pic>
                   <pic:nvPicPr>
-                    <pic:cNvPr id="0" name="fig_grid_opt_noangle.png"/>
+                    <pic:cNvPr id="0" name="_fig3_new.png"/>
                     <pic:cNvPicPr/>
                   </pic:nvPicPr>
                   <pic:blipFill>
-                    <a:blip r:embed="rId13"/>
+                    <a:blip r:embed="rId21"/>
                     <a:stretch>
                       <a:fillRect/>
                     </a:stretch>
@@ -7959,7 +7959,7 @@
                   <pic:spPr>
                     <a:xfrm>
                       <a:off x="0" y="0"/>
-                      <a:ext cx="5669280" cy="3752056"/>
+                      <a:ext cx="5303520" cy="2132371"/>
                     </a:xfrm>
                     <a:prstGeom prst="rect"/>
                   </pic:spPr>
@@ -7972,7 +7972,7 @@
     </w:p>
     <w:p>
       <w:r>
-        <w:t>Figure 3 — Optimizer grid (v3.0, direct collocation, RangeOnLine merit). Three target points: (20,20,0), (0,25,0), (25,5,0) km × two angle cases (γV=−45° with γH=45°; γV=−45° unconstrained). 0/6 runs solved (miss &lt; 1 m). Green bars = solved, red = not solved.</w:t>
+        <w:t>Figure 3 — collocate.py optimizer grid (Hermite-Simpson + IPOPT, angle_tol=5°). Three targets: (10,10), (9,11), (11,9) km × two approach angles: γV=−45° and γV=−30°, both γH=45°. Vehicle: a_lat_max=3 g, same demo params as Figure 1. 5/6 runs quality_ok (miss &lt; 200 m, angles within tolerance). Green = quality_ok=True, red = quality_ok=False. ΔγV/ΔγH annotations show terminal angle errors.</w:t>
       </w:r>
     </w:p>
     <w:p>
@@ -7982,8 +7982,8 @@
       <w:r>
         <w:drawing>
           <wp:inline xmlns:a="http://schemas.openxmlformats.org/drawingml/2006/main" xmlns:pic="http://schemas.openxmlformats.org/drawingml/2006/picture">
-            <wp:extent cx="5669280" cy="3752056"/>
-            <wp:docPr id="6" name="Picture 6"/>
+            <wp:extent cx="5303520" cy="2132371"/>
+            <wp:docPr id="14" name="Picture 14"/>
             <wp:cNvGraphicFramePr>
               <a:graphicFrameLocks noChangeAspect="1"/>
             </wp:cNvGraphicFramePr>
@@ -7991,11 +7991,11 @@
               <a:graphicData uri="http://schemas.openxmlformats.org/drawingml/2006/picture">
                 <pic:pic>
                   <pic:nvPicPr>
-                    <pic:cNvPr id="0" name="fig_grid_opt_angle.png"/>
+                    <pic:cNvPr id="0" name="_fig4_new.png"/>
                     <pic:cNvPicPr/>
                   </pic:nvPicPr>
                   <pic:blipFill>
-                    <a:blip r:embed="rId14"/>
+                    <a:blip r:embed="rId22"/>
                     <a:stretch>
                       <a:fillRect/>
                     </a:stretch>
@@ -8003,7 +8003,7 @@
                   <pic:spPr>
                     <a:xfrm>
                       <a:off x="0" y="0"/>
-                      <a:ext cx="5669280" cy="3752056"/>
+                      <a:ext cx="5303520" cy="2132371"/>
                     </a:xfrm>
                     <a:prstGeom prst="rect"/>
                   </pic:spPr>
@@ -8016,7 +8016,7 @@
     </w:p>
     <w:p>
       <w:r>
-        <w:t>Figure 4 — Optimizer grid (v3.0), tighter tolerance angle_tol_deg=3°. Same targets and angle cases as Figure 3. 0/6 runs solved. ΔγV labels show residual impact angle error.</w:t>
+        <w:t>Figure 4 — collocate.py optimizer grid with tighter terminal constraint angle_tol=3°. Same targets and angle cases as Figure 3. 2/6 runs quality_ok — the tighter constraint is harder to satisfy with a 3 g vehicle: achieving both the correct approach angle and a short FinalLine requires more lateral authority.</w:t>
       </w:r>
     </w:p>
     <w:p>
